--- a/deliverables/Deliverable_1_Analysis.docx
+++ b/deliverables/Deliverable_1_Analysis.docx
@@ -344,6 +344,37 @@
           <w:sz w:val="18"/>
         </w:rPr>
         <w:t>This draft covers Deliverable 1 end-to-end: data analysis, storage-capacity feasibility, three design options, policy pre-selection, equipment, and a recommended concept with a decision matrix. All figures are measured from the provided Assa Abloy data or computed by the analysis scripts; nothing is fabricated, and open assumptions are listed in Section 13.</w:t>
+      </w:r>
+    </w:p>
+    <w:p>
+      <w:r>
+        <w:br w:type="page"/>
+      </w:r>
+    </w:p>
+    <w:p>
+      <w:pPr>
+        <w:pStyle w:val="Heading1"/>
+      </w:pPr>
+      <w:r>
+        <w:t>Contents</w:t>
+      </w:r>
+    </w:p>
+    <w:p>
+      <w:fldSimple w:instr="TOC \o &quot;1-2&quot; \h \z \u">
+        <w:t>(In Word: right-click → Update Field to build the table of contents.)</w:t>
+      </w:fldSimple>
+    </w:p>
+    <w:p>
+      <w:pPr>
+        <w:spacing w:after="40"/>
+      </w:pPr>
+      <w:r>
+        <w:rPr>
+          <w:b w:val="0"/>
+          <w:i w:val="0"/>
+          <w:color w:val="222222"/>
+          <w:sz w:val="21"/>
+        </w:rPr>
       </w:r>
     </w:p>
     <w:p>
@@ -802,7 +833,7 @@
       <w:r>
         <w:drawing>
           <wp:inline xmlns:a="http://schemas.openxmlformats.org/drawingml/2006/main" xmlns:pic="http://schemas.openxmlformats.org/drawingml/2006/picture">
-            <wp:extent cx="4320000" cy="2698435"/>
+            <wp:extent cx="4320000" cy="2715066"/>
             <wp:docPr id="1" name="Picture 1"/>
             <wp:cNvGraphicFramePr>
               <a:graphicFrameLocks noChangeAspect="1"/>
@@ -823,7 +854,7 @@
                   <pic:spPr>
                     <a:xfrm>
                       <a:off x="0" y="0"/>
-                      <a:ext cx="4320000" cy="2698435"/>
+                      <a:ext cx="4320000" cy="2715066"/>
                     </a:xfrm>
                     <a:prstGeom prst="rect"/>
                   </pic:spPr>
@@ -1368,7 +1399,7 @@
       <w:r>
         <w:drawing>
           <wp:inline xmlns:a="http://schemas.openxmlformats.org/drawingml/2006/main" xmlns:pic="http://schemas.openxmlformats.org/drawingml/2006/picture">
-            <wp:extent cx="4680000" cy="2665905"/>
+            <wp:extent cx="4680000" cy="2721086"/>
             <wp:docPr id="2" name="Picture 2"/>
             <wp:cNvGraphicFramePr>
               <a:graphicFrameLocks noChangeAspect="1"/>
@@ -1389,7 +1420,7 @@
                   <pic:spPr>
                     <a:xfrm>
                       <a:off x="0" y="0"/>
-                      <a:ext cx="4680000" cy="2665905"/>
+                      <a:ext cx="4680000" cy="2721086"/>
                     </a:xfrm>
                     <a:prstGeom prst="rect"/>
                   </pic:spPr>
@@ -1413,6 +1444,60 @@
           <w:sz w:val="17"/>
         </w:rPr>
         <w:t>Fig 2. Inventory footprint trend, Q2 2025 (loads and occupied locations).</w:t>
+      </w:r>
+    </w:p>
+    <w:p>
+      <w:pPr>
+        <w:jc w:val="center"/>
+      </w:pPr>
+      <w:r>
+        <w:drawing>
+          <wp:inline xmlns:a="http://schemas.openxmlformats.org/drawingml/2006/main" xmlns:pic="http://schemas.openxmlformats.org/drawingml/2006/picture">
+            <wp:extent cx="4680000" cy="2743650"/>
+            <wp:docPr id="3" name="Picture 3"/>
+            <wp:cNvGraphicFramePr>
+              <a:graphicFrameLocks noChangeAspect="1"/>
+            </wp:cNvGraphicFramePr>
+            <a:graphic>
+              <a:graphicData uri="http://schemas.openxmlformats.org/drawingml/2006/picture">
+                <pic:pic>
+                  <pic:nvPicPr>
+                    <pic:cNvPr id="0" name="report_stock_ageing.png"/>
+                    <pic:cNvPicPr/>
+                  </pic:nvPicPr>
+                  <pic:blipFill>
+                    <a:blip r:embed="rId11"/>
+                    <a:stretch>
+                      <a:fillRect/>
+                    </a:stretch>
+                  </pic:blipFill>
+                  <pic:spPr>
+                    <a:xfrm>
+                      <a:off x="0" y="0"/>
+                      <a:ext cx="4680000" cy="2743650"/>
+                    </a:xfrm>
+                    <a:prstGeom prst="rect"/>
+                  </pic:spPr>
+                </pic:pic>
+              </a:graphicData>
+            </a:graphic>
+          </wp:inline>
+        </w:drawing>
+      </w:r>
+    </w:p>
+    <w:p>
+      <w:pPr>
+        <w:spacing w:after="200"/>
+        <w:jc w:val="center"/>
+      </w:pPr>
+      <w:r>
+        <w:rPr>
+          <w:b w:val="0"/>
+          <w:i/>
+          <w:color w:val="666666"/>
+          <w:sz w:val="17"/>
+        </w:rPr>
+        <w:t>Fig 2b. Stock ageing — 21% of loads have been in stock &gt;1 year (dead-stock signal).</w:t>
       </w:r>
     </w:p>
     <w:p>
@@ -1973,8 +2058,8 @@
       <w:r>
         <w:drawing>
           <wp:inline xmlns:a="http://schemas.openxmlformats.org/drawingml/2006/main" xmlns:pic="http://schemas.openxmlformats.org/drawingml/2006/picture">
-            <wp:extent cx="3960000" cy="2640000"/>
-            <wp:docPr id="3" name="Picture 3"/>
+            <wp:extent cx="3960000" cy="2668411"/>
+            <wp:docPr id="4" name="Picture 4"/>
             <wp:cNvGraphicFramePr>
               <a:graphicFrameLocks noChangeAspect="1"/>
             </wp:cNvGraphicFramePr>
@@ -1986,7 +2071,7 @@
                     <pic:cNvPicPr/>
                   </pic:nvPicPr>
                   <pic:blipFill>
-                    <a:blip r:embed="rId11"/>
+                    <a:blip r:embed="rId12"/>
                     <a:stretch>
                       <a:fillRect/>
                     </a:stretch>
@@ -1994,7 +2079,7 @@
                   <pic:spPr>
                     <a:xfrm>
                       <a:off x="0" y="0"/>
-                      <a:ext cx="3960000" cy="2640000"/>
+                      <a:ext cx="3960000" cy="2668411"/>
                     </a:xfrm>
                     <a:prstGeom prst="rect"/>
                   </pic:spPr>
@@ -2687,8 +2772,8 @@
       <w:r>
         <w:drawing>
           <wp:inline xmlns:a="http://schemas.openxmlformats.org/drawingml/2006/main" xmlns:pic="http://schemas.openxmlformats.org/drawingml/2006/picture">
-            <wp:extent cx="4680000" cy="2966294"/>
-            <wp:docPr id="4" name="Picture 4"/>
+            <wp:extent cx="4680000" cy="2976285"/>
+            <wp:docPr id="5" name="Picture 5"/>
             <wp:cNvGraphicFramePr>
               <a:graphicFrameLocks noChangeAspect="1"/>
             </wp:cNvGraphicFramePr>
@@ -2700,7 +2785,7 @@
                     <pic:cNvPicPr/>
                   </pic:nvPicPr>
                   <pic:blipFill>
-                    <a:blip r:embed="rId12"/>
+                    <a:blip r:embed="rId13"/>
                     <a:stretch>
                       <a:fillRect/>
                     </a:stretch>
@@ -2708,7 +2793,7 @@
                   <pic:spPr>
                     <a:xfrm>
                       <a:off x="0" y="0"/>
-                      <a:ext cx="4680000" cy="2966294"/>
+                      <a:ext cx="4680000" cy="2976285"/>
                     </a:xfrm>
                     <a:prstGeom prst="rect"/>
                   </pic:spPr>
@@ -2732,6 +2817,60 @@
           <w:sz w:val="17"/>
         </w:rPr>
         <w:t>Fig 4. Demand Pareto — cumulative picked quantity vs ranked SKUs.</w:t>
+      </w:r>
+    </w:p>
+    <w:p>
+      <w:pPr>
+        <w:jc w:val="center"/>
+      </w:pPr>
+      <w:r>
+        <w:drawing>
+          <wp:inline xmlns:a="http://schemas.openxmlformats.org/drawingml/2006/main" xmlns:pic="http://schemas.openxmlformats.org/drawingml/2006/picture">
+            <wp:extent cx="5400000" cy="4149817"/>
+            <wp:docPr id="6" name="Picture 6"/>
+            <wp:cNvGraphicFramePr>
+              <a:graphicFrameLocks noChangeAspect="1"/>
+            </wp:cNvGraphicFramePr>
+            <a:graphic>
+              <a:graphicData uri="http://schemas.openxmlformats.org/drawingml/2006/picture">
+                <pic:pic>
+                  <pic:nvPicPr>
+                    <pic:cNvPr id="0" name="report_top20_products.png"/>
+                    <pic:cNvPicPr/>
+                  </pic:nvPicPr>
+                  <pic:blipFill>
+                    <a:blip r:embed="rId14"/>
+                    <a:stretch>
+                      <a:fillRect/>
+                    </a:stretch>
+                  </pic:blipFill>
+                  <pic:spPr>
+                    <a:xfrm>
+                      <a:off x="0" y="0"/>
+                      <a:ext cx="5400000" cy="4149817"/>
+                    </a:xfrm>
+                    <a:prstGeom prst="rect"/>
+                  </pic:spPr>
+                </pic:pic>
+              </a:graphicData>
+            </a:graphic>
+          </wp:inline>
+        </w:drawing>
+      </w:r>
+    </w:p>
+    <w:p>
+      <w:pPr>
+        <w:spacing w:after="200"/>
+        <w:jc w:val="center"/>
+      </w:pPr>
+      <w:r>
+        <w:rPr>
+          <w:b w:val="0"/>
+          <w:i/>
+          <w:color w:val="666666"/>
+          <w:sz w:val="17"/>
+        </w:rPr>
+        <w:t>Fig 4b. Top-20 SKUs by demand — note several high-demand items still WMS-classed C.</w:t>
       </w:r>
     </w:p>
     <w:p>
@@ -3244,8 +3383,8 @@
       <w:r>
         <w:drawing>
           <wp:inline xmlns:a="http://schemas.openxmlformats.org/drawingml/2006/main" xmlns:pic="http://schemas.openxmlformats.org/drawingml/2006/picture">
-            <wp:extent cx="5400000" cy="2512628"/>
-            <wp:docPr id="5" name="Picture 5"/>
+            <wp:extent cx="5400000" cy="2546698"/>
+            <wp:docPr id="7" name="Picture 7"/>
             <wp:cNvGraphicFramePr>
               <a:graphicFrameLocks noChangeAspect="1"/>
             </wp:cNvGraphicFramePr>
@@ -3257,7 +3396,7 @@
                     <pic:cNvPicPr/>
                   </pic:nvPicPr>
                   <pic:blipFill>
-                    <a:blip r:embed="rId13"/>
+                    <a:blip r:embed="rId15"/>
                     <a:stretch>
                       <a:fillRect/>
                     </a:stretch>
@@ -3265,7 +3404,7 @@
                   <pic:spPr>
                     <a:xfrm>
                       <a:off x="0" y="0"/>
-                      <a:ext cx="5400000" cy="2512628"/>
+                      <a:ext cx="5400000" cy="2546698"/>
                     </a:xfrm>
                     <a:prstGeom prst="rect"/>
                   </pic:spPr>
@@ -3298,8 +3437,8 @@
       <w:r>
         <w:drawing>
           <wp:inline xmlns:a="http://schemas.openxmlformats.org/drawingml/2006/main" xmlns:pic="http://schemas.openxmlformats.org/drawingml/2006/picture">
-            <wp:extent cx="4680000" cy="2668095"/>
-            <wp:docPr id="6" name="Picture 6"/>
+            <wp:extent cx="4680000" cy="2667164"/>
+            <wp:docPr id="8" name="Picture 8"/>
             <wp:cNvGraphicFramePr>
               <a:graphicFrameLocks noChangeAspect="1"/>
             </wp:cNvGraphicFramePr>
@@ -3311,7 +3450,7 @@
                     <pic:cNvPicPr/>
                   </pic:nvPicPr>
                   <pic:blipFill>
-                    <a:blip r:embed="rId14"/>
+                    <a:blip r:embed="rId16"/>
                     <a:stretch>
                       <a:fillRect/>
                     </a:stretch>
@@ -3319,7 +3458,7 @@
                   <pic:spPr>
                     <a:xfrm>
                       <a:off x="0" y="0"/>
-                      <a:ext cx="4680000" cy="2668095"/>
+                      <a:ext cx="4680000" cy="2667164"/>
                     </a:xfrm>
                     <a:prstGeom prst="rect"/>
                   </pic:spPr>
@@ -4336,8 +4475,8 @@
       <w:r>
         <w:drawing>
           <wp:inline xmlns:a="http://schemas.openxmlformats.org/drawingml/2006/main" xmlns:pic="http://schemas.openxmlformats.org/drawingml/2006/picture">
-            <wp:extent cx="5040000" cy="2705954"/>
-            <wp:docPr id="7" name="Picture 7"/>
+            <wp:extent cx="5040000" cy="2704865"/>
+            <wp:docPr id="9" name="Picture 9"/>
             <wp:cNvGraphicFramePr>
               <a:graphicFrameLocks noChangeAspect="1"/>
             </wp:cNvGraphicFramePr>
@@ -4349,7 +4488,7 @@
                     <pic:cNvPicPr/>
                   </pic:nvPicPr>
                   <pic:blipFill>
-                    <a:blip r:embed="rId15"/>
+                    <a:blip r:embed="rId17"/>
                     <a:stretch>
                       <a:fillRect/>
                     </a:stretch>
@@ -4357,7 +4496,7 @@
                   <pic:spPr>
                     <a:xfrm>
                       <a:off x="0" y="0"/>
-                      <a:ext cx="5040000" cy="2705954"/>
+                      <a:ext cx="5040000" cy="2704865"/>
                     </a:xfrm>
                     <a:prstGeom prst="rect"/>
                   </pic:spPr>
@@ -5280,8 +5419,8 @@
       <w:r>
         <w:drawing>
           <wp:inline xmlns:a="http://schemas.openxmlformats.org/drawingml/2006/main" xmlns:pic="http://schemas.openxmlformats.org/drawingml/2006/picture">
-            <wp:extent cx="4320000" cy="2371873"/>
-            <wp:docPr id="8" name="Picture 8"/>
+            <wp:extent cx="4320000" cy="2439261"/>
+            <wp:docPr id="10" name="Picture 10"/>
             <wp:cNvGraphicFramePr>
               <a:graphicFrameLocks noChangeAspect="1"/>
             </wp:cNvGraphicFramePr>
@@ -5293,7 +5432,7 @@
                     <pic:cNvPicPr/>
                   </pic:nvPicPr>
                   <pic:blipFill>
-                    <a:blip r:embed="rId16"/>
+                    <a:blip r:embed="rId18"/>
                     <a:stretch>
                       <a:fillRect/>
                     </a:stretch>
@@ -5301,7 +5440,7 @@
                   <pic:spPr>
                     <a:xfrm>
                       <a:off x="0" y="0"/>
-                      <a:ext cx="4320000" cy="2371873"/>
+                      <a:ext cx="4320000" cy="2439261"/>
                     </a:xfrm>
                     <a:prstGeom prst="rect"/>
                   </pic:spPr>
@@ -5400,6 +5539,74 @@
           <w:sz w:val="21"/>
         </w:rPr>
         <w:t xml:space="preserve"> confirm the 7,000 m² scope (A008); obtain labour/equipment costs (A006) to confirm B vs C in the financial model; validate double-deep against the EURO/K3/XLONG pallet mix.</w:t>
+      </w:r>
+    </w:p>
+    <w:p>
+      <w:pPr>
+        <w:spacing w:after="80"/>
+      </w:pPr>
+      <w:r>
+        <w:rPr>
+          <w:b w:val="0"/>
+          <w:i/>
+          <w:color w:val="666666"/>
+          <w:sz w:val="19"/>
+        </w:rPr>
+        <w:t>Recommended concept preview (detailed layout and 3D in Deliverable 2):</w:t>
+      </w:r>
+    </w:p>
+    <w:p>
+      <w:pPr>
+        <w:jc w:val="center"/>
+      </w:pPr>
+      <w:r>
+        <w:drawing>
+          <wp:inline xmlns:a="http://schemas.openxmlformats.org/drawingml/2006/main" xmlns:pic="http://schemas.openxmlformats.org/drawingml/2006/picture">
+            <wp:extent cx="5760000" cy="4949334"/>
+            <wp:docPr id="11" name="Picture 11"/>
+            <wp:cNvGraphicFramePr>
+              <a:graphicFrameLocks noChangeAspect="1"/>
+            </wp:cNvGraphicFramePr>
+            <a:graphic>
+              <a:graphicData uri="http://schemas.openxmlformats.org/drawingml/2006/picture">
+                <pic:pic>
+                  <pic:nvPicPr>
+                    <pic:cNvPr id="0" name="layout_floorplan.png"/>
+                    <pic:cNvPicPr/>
+                  </pic:nvPicPr>
+                  <pic:blipFill>
+                    <a:blip r:embed="rId19"/>
+                    <a:stretch>
+                      <a:fillRect/>
+                    </a:stretch>
+                  </pic:blipFill>
+                  <pic:spPr>
+                    <a:xfrm>
+                      <a:off x="0" y="0"/>
+                      <a:ext cx="5760000" cy="4949334"/>
+                    </a:xfrm>
+                    <a:prstGeom prst="rect"/>
+                  </pic:spPr>
+                </pic:pic>
+              </a:graphicData>
+            </a:graphic>
+          </wp:inline>
+        </w:drawing>
+      </w:r>
+    </w:p>
+    <w:p>
+      <w:pPr>
+        <w:spacing w:after="200"/>
+        <w:jc w:val="center"/>
+      </w:pPr>
+      <w:r>
+        <w:rPr>
+          <w:b w:val="0"/>
+          <w:i/>
+          <w:color w:val="666666"/>
+          <w:sz w:val="17"/>
+        </w:rPr>
+        <w:t>Fig 9. Recommended Option B — warehouse floor plan (rack-level, to scale).</w:t>
       </w:r>
     </w:p>
     <w:p>
@@ -5870,6 +6077,53 @@
               <w:rPr>
                 <w:sz w:val="19"/>
               </w:rPr>
+              <w:t>A013</w:t>
+            </w:r>
+          </w:p>
+        </w:tc>
+        <w:tc>
+          <w:tcPr>
+            <w:tcW w:type="dxa" w:w="6520"/>
+          </w:tcPr>
+          <w:p>
+            <w:r/>
+            <w:r>
+              <w:rPr>
+                <w:sz w:val="19"/>
+              </w:rPr>
+              <w:t>Functional (non-storage) areas sized from actual order volume</w:t>
+            </w:r>
+          </w:p>
+        </w:tc>
+        <w:tc>
+          <w:tcPr>
+            <w:tcW w:type="dxa" w:w="1134"/>
+          </w:tcPr>
+          <w:p>
+            <w:pPr>
+              <w:jc w:val="right"/>
+            </w:pPr>
+            <w:r/>
+            <w:r>
+              <w:rPr>
+                <w:sz w:val="19"/>
+              </w:rPr>
+              <w:t>HIGH</w:t>
+            </w:r>
+          </w:p>
+        </w:tc>
+      </w:tr>
+      <w:tr>
+        <w:tc>
+          <w:tcPr>
+            <w:tcW w:type="dxa" w:w="850"/>
+          </w:tcPr>
+          <w:p>
+            <w:r/>
+            <w:r>
+              <w:rPr>
+                <w:sz w:val="19"/>
+              </w:rPr>
               <w:t>A014</w:t>
             </w:r>
           </w:p>
@@ -5885,6 +6139,53 @@
                 <w:sz w:val="19"/>
               </w:rPr>
               <w:t>Labour productivity benchmarks (units/person-hour)</w:t>
+            </w:r>
+          </w:p>
+        </w:tc>
+        <w:tc>
+          <w:tcPr>
+            <w:tcW w:type="dxa" w:w="1134"/>
+          </w:tcPr>
+          <w:p>
+            <w:pPr>
+              <w:jc w:val="right"/>
+            </w:pPr>
+            <w:r/>
+            <w:r>
+              <w:rPr>
+                <w:sz w:val="19"/>
+              </w:rPr>
+              <w:t>HIGH</w:t>
+            </w:r>
+          </w:p>
+        </w:tc>
+      </w:tr>
+      <w:tr>
+        <w:tc>
+          <w:tcPr>
+            <w:tcW w:type="dxa" w:w="850"/>
+          </w:tcPr>
+          <w:p>
+            <w:r/>
+            <w:r>
+              <w:rPr>
+                <w:sz w:val="19"/>
+              </w:rPr>
+              <w:t>A017</w:t>
+            </w:r>
+          </w:p>
+        </w:tc>
+        <w:tc>
+          <w:tcPr>
+            <w:tcW w:type="dxa" w:w="6520"/>
+          </w:tcPr>
+          <w:p>
+            <w:r/>
+            <w:r>
+              <w:rPr>
+                <w:sz w:val="19"/>
+              </w:rPr>
+              <w:t>Peak-aware slotting: spread fast movers, duplicate extreme SKUs, balance picks/aisle on peak forecast</w:t>
             </w:r>
           </w:p>
         </w:tc>
@@ -5927,7 +6228,7 @@
       </w:r>
     </w:p>
     <w:sectPr>
-      <w:footerReference w:type="default" r:id="rId17"/>
+      <w:footerReference w:type="default" r:id="rId20"/>
       <w:pgSz w:w="12240" w:h="15840"/>
       <w:pgMar w:top="1440" w:right="1800" w:bottom="1440" w:left="1800" w:header="720" w:footer="720" w:gutter="0"/>
       <w:cols w:space="720"/>

--- a/deliverables/Deliverable_1_Analysis.docx
+++ b/deliverables/Deliverable_1_Analysis.docx
@@ -361,21 +361,10 @@
     </w:p>
     <w:p>
       <w:fldSimple w:instr="TOC \o &quot;1-2&quot; \h \z \u">
-        <w:t>(In Word: right-click → Update Field to build the table of contents.)</w:t>
+        <w:r>
+          <w:t>(In Word: right-click → Update Field to build the table of contents.)</w:t>
+        </w:r>
       </w:fldSimple>
-    </w:p>
-    <w:p>
-      <w:pPr>
-        <w:spacing w:after="40"/>
-      </w:pPr>
-      <w:r>
-        <w:rPr>
-          <w:b w:val="0"/>
-          <w:i w:val="0"/>
-          <w:color w:val="222222"/>
-          <w:sz w:val="21"/>
-        </w:rPr>
-      </w:r>
     </w:p>
     <w:p>
       <w:r>

--- a/deliverables/Deliverable_1_Analysis.docx
+++ b/deliverables/Deliverable_1_Analysis.docx
@@ -321,7 +321,7 @@
               <w:rPr>
                 <w:sz w:val="19"/>
               </w:rPr>
-              <w:t>DRAFT — analysis, design options, policies &amp; recommendation</w:t>
+              <w:t>v2 — analysis, design options, policies &amp; recommendation (updated with teacher feedback)</w:t>
             </w:r>
           </w:p>
         </w:tc>
@@ -1302,21 +1302,21 @@
           <w:b w:val="0"/>
           <w:sz w:val="21"/>
         </w:rPr>
-        <w:t xml:space="preserve">Loads (≈ pallet positions) grew </w:t>
+        <w:t xml:space="preserve">Occupied locations (pallet positions) grew </w:t>
       </w:r>
       <w:r>
         <w:rPr>
           <w:b/>
           <w:sz w:val="21"/>
         </w:rPr>
-        <w:t>+8.2% in one quarter</w:t>
+        <w:t>7,715 → 8,512</w:t>
       </w:r>
       <w:r>
         <w:rPr>
           <w:b w:val="0"/>
           <w:sz w:val="21"/>
         </w:rPr>
-        <w:t xml:space="preserve"> (10,176 → 11,015); cube +15%.</w:t>
+        <w:t xml:space="preserve"> over the quarter; loads grew +8.2% (10,176 → 11,015); cube +15%.</w:t>
       </w:r>
     </w:p>
     <w:p>
@@ -1334,14 +1334,14 @@
           <w:b/>
           <w:sz w:val="21"/>
         </w:rPr>
-        <w:t>Peak concurrent loads = 11,015</w:t>
+        <w:t>Peak pallet positions ≈ 8,512 occupied locations</w:t>
       </w:r>
       <w:r>
         <w:rPr>
           <w:b w:val="0"/>
           <w:sz w:val="21"/>
         </w:rPr>
-        <w:t xml:space="preserve"> → baseline storage-position requirement (before growth buffer and honeycombing losses).</w:t>
+        <w:t xml:space="preserve"> → the storage baseline. The 11,015 loads sit in those locations (some locations hold more than one load), so loads overstate the positions needed (A004).</w:t>
       </w:r>
     </w:p>
     <w:p>
@@ -1908,49 +1908,34 @@
           <w:b w:val="0"/>
           <w:sz w:val="21"/>
         </w:rPr>
-        <w:t xml:space="preserve">Pick-type split by lines: case/list </w:t>
       </w:r>
       <w:r>
         <w:rPr>
           <w:b/>
           <w:sz w:val="21"/>
         </w:rPr>
-        <w:t>60.8%</w:t>
+        <w:t>Pick type is derived from what the client ordered</w:t>
       </w:r>
       <w:r>
         <w:rPr>
           <w:b w:val="0"/>
           <w:sz w:val="21"/>
         </w:rPr>
-        <w:t xml:space="preserve">, each </w:t>
+        <w:t xml:space="preserve"> (A022) — each line's quantity is compared with the SKU's case and pallet quantity: </w:t>
       </w:r>
       <w:r>
         <w:rPr>
           <w:b/>
           <w:sz w:val="21"/>
         </w:rPr>
-        <w:t>16.0%</w:t>
+        <w:t>75% each-pick lines, 24% case lines, 1% full-pallet lines</w:t>
       </w:r>
       <w:r>
         <w:rPr>
           <w:b w:val="0"/>
           <w:sz w:val="21"/>
         </w:rPr>
-        <w:t xml:space="preserve">, full-pallet </w:t>
-      </w:r>
-      <w:r>
-        <w:rPr>
-          <w:b/>
-          <w:sz w:val="21"/>
-        </w:rPr>
-        <w:t>2.6%</w:t>
-      </w:r>
-      <w:r>
-        <w:rPr>
-          <w:b w:val="0"/>
-          <w:sz w:val="21"/>
-        </w:rPr>
-        <w:t>, unflagged/other 20.6% (see DQ flag).</w:t>
+        <w:t xml:space="preserve"> (by units: 61% case, 26% each, 13% pallet).</w:t>
       </w:r>
     </w:p>
     <w:p>
@@ -1962,34 +1947,20 @@
           <w:b w:val="0"/>
           <w:sz w:val="21"/>
         </w:rPr>
-        <w:t xml:space="preserve">Pick effort (lifts): case/list </w:t>
       </w:r>
       <w:r>
         <w:rPr>
           <w:b/>
           <w:sz w:val="21"/>
         </w:rPr>
-        <w:t>279,669</w:t>
+        <w:t>Picking is each-dominant by line count</w:t>
       </w:r>
       <w:r>
         <w:rPr>
           <w:b w:val="0"/>
           <w:sz w:val="21"/>
         </w:rPr>
-        <w:t xml:space="preserve"> vs each 30,165 vs pallet 27,801 → </w:t>
-      </w:r>
-      <w:r>
-        <w:rPr>
-          <w:b/>
-          <w:sz w:val="21"/>
-        </w:rPr>
-        <w:t>case picking is the dominant labour driver (~83% of lifts).</w:t>
-      </w:r>
-      <w:r>
-        <w:rPr>
-          <w:b w:val="0"/>
-          <w:sz w:val="21"/>
-        </w:rPr>
+        <w:t xml:space="preserve"> (the labour driver) and case-dominant by volume. DHL's historical pick flags (case/list 60.8%, each 16.0%, 20.6% unflagged) reflect past practice and are not used for design.</w:t>
       </w:r>
     </w:p>
     <w:p>
@@ -2047,7 +2018,7 @@
       <w:r>
         <w:drawing>
           <wp:inline xmlns:a="http://schemas.openxmlformats.org/drawingml/2006/main" xmlns:pic="http://schemas.openxmlformats.org/drawingml/2006/picture">
-            <wp:extent cx="3960000" cy="2668411"/>
+            <wp:extent cx="4680000" cy="2067160"/>
             <wp:docPr id="4" name="Picture 4"/>
             <wp:cNvGraphicFramePr>
               <a:graphicFrameLocks noChangeAspect="1"/>
@@ -2056,7 +2027,7 @@
               <a:graphicData uri="http://schemas.openxmlformats.org/drawingml/2006/picture">
                 <pic:pic>
                   <pic:nvPicPr>
-                    <pic:cNvPr id="0" name="order_pick_class.png"/>
+                    <pic:cNvPr id="0" name="order_pick_type_derived.png"/>
                     <pic:cNvPicPr/>
                   </pic:nvPicPr>
                   <pic:blipFill>
@@ -2068,7 +2039,7 @@
                   <pic:spPr>
                     <a:xfrm>
                       <a:off x="0" y="0"/>
-                      <a:ext cx="3960000" cy="2668411"/>
+                      <a:ext cx="4680000" cy="2067160"/>
                     </a:xfrm>
                     <a:prstGeom prst="rect"/>
                   </pic:spPr>
@@ -2091,7 +2062,7 @@
           <w:color w:val="666666"/>
           <w:sz w:val="17"/>
         </w:rPr>
-        <w:t>Fig 3. Order lines by pick type.</w:t>
+        <w:t>Fig 3. Pick type derived from the orders (line quantity vs case / pallet quantity).</w:t>
       </w:r>
     </w:p>
     <w:p>
@@ -3348,21 +3319,20 @@
           <w:b w:val="0"/>
           <w:sz w:val="21"/>
         </w:rPr>
-        <w:t xml:space="preserve">Intraday peak around </w:t>
       </w:r>
       <w:r>
         <w:rPr>
           <w:b/>
           <w:sz w:val="21"/>
         </w:rPr>
-        <w:t>08:00</w:t>
+        <w:t>The 08:00 intraday peak is caused by the order-release routine, not by customers</w:t>
       </w:r>
       <w:r>
         <w:rPr>
           <w:b w:val="0"/>
           <w:sz w:val="21"/>
         </w:rPr>
-        <w:t>; Monday–Friday only (no weekend operations), weekdays fairly even.</w:t>
+        <w:t xml:space="preserve"> (A023): 55% of orders arrive 15:00–17:00, are released 16:00–18:00 and are picked the next morning, so the backlog hits the floor at shift start (1.31× the average hour). Monday–Friday only, weekdays fairly even.</w:t>
       </w:r>
     </w:p>
     <w:p>
@@ -3426,7 +3396,7 @@
       <w:r>
         <w:drawing>
           <wp:inline xmlns:a="http://schemas.openxmlformats.org/drawingml/2006/main" xmlns:pic="http://schemas.openxmlformats.org/drawingml/2006/picture">
-            <wp:extent cx="4680000" cy="2667164"/>
+            <wp:extent cx="5400000" cy="2598791"/>
             <wp:docPr id="8" name="Picture 8"/>
             <wp:cNvGraphicFramePr>
               <a:graphicFrameLocks noChangeAspect="1"/>
@@ -3435,7 +3405,7 @@
               <a:graphicData uri="http://schemas.openxmlformats.org/drawingml/2006/picture">
                 <pic:pic>
                   <pic:nvPicPr>
-                    <pic:cNvPr id="0" name="pick_hourly_profile.png"/>
+                    <pic:cNvPr id="0" name="order_release_profile.png"/>
                     <pic:cNvPicPr/>
                   </pic:nvPicPr>
                   <pic:blipFill>
@@ -3447,7 +3417,7 @@
                   <pic:spPr>
                     <a:xfrm>
                       <a:off x="0" y="0"/>
-                      <a:ext cx="4680000" cy="2667164"/>
+                      <a:ext cx="5400000" cy="2598791"/>
                     </a:xfrm>
                     <a:prstGeom prst="rect"/>
                   </pic:spPr>
@@ -3470,7 +3440,7 @@
           <w:color w:val="666666"/>
           <w:sz w:val="17"/>
         </w:rPr>
-        <w:t>Fig 6. Average picks per hour of day.</w:t>
+        <w:t>Fig 6. Order arrival vs release vs picking by hour — the 08:00 peak is the release backlog.</w:t>
       </w:r>
     </w:p>
     <w:p>
@@ -3567,7 +3537,7 @@
           <w:b w:val="0"/>
           <w:sz w:val="21"/>
         </w:rPr>
-        <w:t xml:space="preserve"> — no PALL/LIST/TROLLEY flag set; method needs a definition from DHL/WMS.</w:t>
+        <w:t xml:space="preserve"> — no PALL/LIST/TROLLEY flag set. Resolved for the design: the pick type is derived from order quantities instead of these flags (A022).</w:t>
       </w:r>
     </w:p>
     <w:p>
@@ -3625,7 +3595,7 @@
           <w:b w:val="0"/>
           <w:sz w:val="21"/>
         </w:rPr>
-        <w:t xml:space="preserve"> ~11,015 pallet positions today, growing ~+8.2%/quarter → target ≈ 12,000–13,000 positions incl. buffer, within the 12.2 m / 7,000 m² envelope (A008).</w:t>
+        <w:t xml:space="preserve"> ~8,512 pallet positions at peak → target ~9,500 (÷ 0.90 working utilisation); growth (+8%/quarter in loads) is absorbed by extra rack levels, not by an inflated count. Must fit the 12.2 m / 7,000 m² envelope (A008).</w:t>
       </w:r>
     </w:p>
     <w:p>
@@ -3668,14 +3638,14 @@
           <w:b/>
           <w:sz w:val="21"/>
         </w:rPr>
-        <w:t>Picking is case-dominant</w:t>
+        <w:t>Picking is each-dominant by lines</w:t>
       </w:r>
       <w:r>
         <w:rPr>
           <w:b w:val="0"/>
           <w:sz w:val="21"/>
         </w:rPr>
-        <w:t xml:space="preserve"> (~83% of lifts) with meaningful each (16% of lines) and minor full-pallet (2.6%) → mixed pick methods; case-pick productivity is the key labour lever.</w:t>
+        <w:t xml:space="preserve"> (75% each, 24% case, 1% full pallet — derived from the orders) and half of all orders are single-line → batch picking from an easy-reach fast-pick area is the key labour lever.</w:t>
       </w:r>
     </w:p>
     <w:p>
@@ -3725,7 +3695,7 @@
           <w:b w:val="0"/>
           <w:sz w:val="21"/>
         </w:rPr>
-        <w:t xml:space="preserve"> — 1171 lines / 63469 units on the peak day; ~08:00 intraday peak.</w:t>
+        <w:t xml:space="preserve"> — 1171 lines / 63469 units on the peak day; the 08:00 peak is a release effect that waves can level.</w:t>
       </w:r>
     </w:p>
     <w:p>
@@ -3747,7 +3717,25 @@
           <w:color w:val="222222"/>
           <w:sz w:val="21"/>
         </w:rPr>
-        <w:t>Design target: peak 11,015 concurrent loads × 1.15 growth/safety buffer ÷ 0.90 target utilisation = **~14,074 pallet positions**. Measured pallet+load height is low (p90 116 cm), giving a 1.41 m level pitch and up to 8 levels under 12.2 m.</w:t>
+        <w:t xml:space="preserve">Design target: peak </w:t>
+      </w:r>
+      <w:r>
+        <w:rPr>
+          <w:b/>
+          <w:i w:val="0"/>
+          <w:color w:val="222222"/>
+          <w:sz w:val="21"/>
+        </w:rPr>
+        <w:t>8,512 occupied locations ÷ 0.90 working utilisation ≈ 9,500 pallet positions</w:t>
+      </w:r>
+      <w:r>
+        <w:rPr>
+          <w:b w:val="0"/>
+          <w:i w:val="0"/>
+          <w:color w:val="222222"/>
+          <w:sz w:val="21"/>
+        </w:rPr>
+        <w:t xml:space="preserve"> (A010). This replaces the earlier 14,074 (loads × 1.15 buffer), which overstated the need by counting loads instead of positions. Measured pallet+load height is low (p90 116 cm), giving a 1.41 m level pitch and up to 8 levels under 12.2 m.</w:t>
       </w:r>
     </w:p>
     <w:p>
@@ -3933,7 +3921,7 @@
               <w:rPr>
                 <w:sz w:val="19"/>
               </w:rPr>
-              <w:t>10,085</w:t>
+              <w:t>6,810</w:t>
             </w:r>
           </w:p>
         </w:tc>
@@ -3950,7 +3938,7 @@
               <w:rPr>
                 <w:sz w:val="19"/>
               </w:rPr>
-              <w:t>144%</w:t>
+              <w:t>97%</w:t>
             </w:r>
           </w:p>
         </w:tc>
@@ -3967,7 +3955,7 @@
               <w:rPr>
                 <w:sz w:val="19"/>
               </w:rPr>
-              <w:t>TIGHT/NO</w:t>
+              <w:t>TIGHT</w:t>
             </w:r>
           </w:p>
         </w:tc>
@@ -4034,7 +4022,7 @@
               <w:rPr>
                 <w:sz w:val="19"/>
               </w:rPr>
-              <w:t>7,472</w:t>
+              <w:t>5,040</w:t>
             </w:r>
           </w:p>
         </w:tc>
@@ -4051,7 +4039,7 @@
               <w:rPr>
                 <w:sz w:val="19"/>
               </w:rPr>
-              <w:t>107%</w:t>
+              <w:t>72%</w:t>
             </w:r>
           </w:p>
         </w:tc>
@@ -4068,7 +4056,7 @@
               <w:rPr>
                 <w:sz w:val="19"/>
               </w:rPr>
-              <w:t>TIGHT/NO</w:t>
+              <w:t>YES</w:t>
             </w:r>
           </w:p>
         </w:tc>
@@ -4135,7 +4123,7 @@
               <w:rPr>
                 <w:sz w:val="19"/>
               </w:rPr>
-              <w:t>6,351</w:t>
+              <w:t>4,280</w:t>
             </w:r>
           </w:p>
         </w:tc>
@@ -4152,7 +4140,7 @@
               <w:rPr>
                 <w:sz w:val="19"/>
               </w:rPr>
-              <w:t>91%</w:t>
+              <w:t>61%</w:t>
             </w:r>
           </w:p>
         </w:tc>
@@ -4236,7 +4224,7 @@
               <w:rPr>
                 <w:sz w:val="19"/>
               </w:rPr>
-              <w:t>5,022</w:t>
+              <w:t>3,390</w:t>
             </w:r>
           </w:p>
         </w:tc>
@@ -4253,7 +4241,7 @@
               <w:rPr>
                 <w:sz w:val="19"/>
               </w:rPr>
-              <w:t>72%</w:t>
+              <w:t>48%</w:t>
             </w:r>
           </w:p>
         </w:tc>
@@ -4337,7 +4325,7 @@
               <w:rPr>
                 <w:sz w:val="19"/>
               </w:rPr>
-              <w:t>9,369</w:t>
+              <w:t>6,330</w:t>
             </w:r>
           </w:p>
         </w:tc>
@@ -4354,7 +4342,7 @@
               <w:rPr>
                 <w:sz w:val="19"/>
               </w:rPr>
-              <w:t>134%</w:t>
+              <w:t>90%</w:t>
             </w:r>
           </w:p>
         </w:tc>
@@ -4371,7 +4359,7 @@
               <w:rPr>
                 <w:sz w:val="19"/>
               </w:rPr>
-              <w:t>TIGHT/NO</w:t>
+              <w:t>TIGHT</w:t>
             </w:r>
           </w:p>
         </w:tc>
@@ -4411,39 +4399,14 @@
           <w:b/>
           <w:sz w:val="21"/>
         </w:rPr>
-        <w:t>Conventional wide-aisle racking does not fit</w:t>
+        <w:t>At the corrected target several concepts fit:</w:t>
       </w:r>
       <w:r>
         <w:rPr>
           <w:b w:val="0"/>
           <w:sz w:val="21"/>
         </w:rPr>
-        <w:t xml:space="preserve"> (144% of the envelope); drive-in is also too space-hungry given the many single-load SKUs.</w:t>
-      </w:r>
-    </w:p>
-    <w:p>
-      <w:pPr>
-        <w:pStyle w:val="ListBullet"/>
-      </w:pPr>
-      <w:r>
-        <w:rPr>
-          <w:b w:val="0"/>
-          <w:sz w:val="21"/>
-        </w:rPr>
-      </w:r>
-      <w:r>
-        <w:rPr>
-          <w:b/>
-          <w:sz w:val="21"/>
-        </w:rPr>
-        <w:t>Double-deep (91%) and VNA (72%) fit comfortably</w:t>
-      </w:r>
-      <w:r>
-        <w:rPr>
-          <w:b w:val="0"/>
-          <w:sz w:val="21"/>
-        </w:rPr>
-        <w:t>; narrow-aisle single-deep is borderline (107%).</w:t>
+        <w:t xml:space="preserve"> double-deep 61%, narrow-aisle selective 72%, VNA 48%. Wide-aisle (97%) and drive-in (90%) are tight.</w:t>
       </w:r>
     </w:p>
     <w:p>
@@ -4454,7 +4417,7 @@
         <w:rPr>
           <w:sz w:val="21"/>
         </w:rPr>
-        <w:t>→ Higher-density storage is required, not optional — this shapes the options below.</w:t>
+        <w:t>→ Space alone no longer decides the concept. The choice is driven by travel and labour, slotting flexibility, growth headroom and cost — compared in the options and decision matrix below.</w:t>
       </w:r>
     </w:p>
     <w:p>
@@ -4464,7 +4427,7 @@
       <w:r>
         <w:drawing>
           <wp:inline xmlns:a="http://schemas.openxmlformats.org/drawingml/2006/main" xmlns:pic="http://schemas.openxmlformats.org/drawingml/2006/picture">
-            <wp:extent cx="5040000" cy="2704865"/>
+            <wp:extent cx="5040000" cy="2339789"/>
             <wp:docPr id="9" name="Picture 9"/>
             <wp:cNvGraphicFramePr>
               <a:graphicFrameLocks noChangeAspect="1"/>
@@ -4473,7 +4436,7 @@
               <a:graphicData uri="http://schemas.openxmlformats.org/drawingml/2006/picture">
                 <pic:pic>
                   <pic:nvPicPr>
-                    <pic:cNvPr id="0" name="capacity_concepts.png"/>
+                    <pic:cNvPr id="0" name="capacity_feasibility_corrected.png"/>
                     <pic:cNvPicPr/>
                   </pic:nvPicPr>
                   <pic:blipFill>
@@ -4485,7 +4448,7 @@
                   <pic:spPr>
                     <a:xfrm>
                       <a:off x="0" y="0"/>
-                      <a:ext cx="5040000" cy="2704865"/>
+                      <a:ext cx="5040000" cy="2339789"/>
                     </a:xfrm>
                     <a:prstGeom prst="rect"/>
                   </pic:spPr>
@@ -4508,7 +4471,7 @@
           <w:color w:val="666666"/>
           <w:sz w:val="17"/>
         </w:rPr>
-        <w:t>Fig 7. Floor area to hold the position target, by concept, vs the 7,000 m² envelope.</w:t>
+        <w:t>Fig 7. Floor area to hold the corrected position target, by concept, vs the 7,000 m² envelope.</w:t>
       </w:r>
     </w:p>
     <w:p>
@@ -4563,7 +4526,7 @@
           <w:b w:val="0"/>
           <w:sz w:val="21"/>
         </w:rPr>
-        <w:t xml:space="preserve"> selective single-deep, narrow-aisle (reach), 7 levels; two-zone ABC. ~7,500 m² (borderline).</w:t>
+        <w:t xml:space="preserve"> selective single-deep, narrow-aisle (reach), 7 levels; two-zone ABC. ≈72% of the envelope.</w:t>
       </w:r>
     </w:p>
     <w:p>
@@ -4638,7 +4601,7 @@
           <w:b w:val="0"/>
           <w:sz w:val="21"/>
         </w:rPr>
-        <w:t xml:space="preserve"> cheapest and simplest, but only just fits, with the highest travel and labour.</w:t>
+        <w:t xml:space="preserve"> cheapest and simplest, but the most aisles, travel and labour.</w:t>
       </w:r>
     </w:p>
     <w:p>
@@ -4671,7 +4634,7 @@
           <w:b w:val="0"/>
           <w:sz w:val="21"/>
         </w:rPr>
-        <w:t xml:space="preserve"> double-deep reach racking for A/B reserve + selective single-deep for irregular SKUs + a forward-pick module (carton-flow / shelving) for fast case/each; cantilever for XLONG goods. ~6,000–6,400 m².</w:t>
+        <w:t xml:space="preserve"> double-deep reach racking for A/B reserve + selective single-deep for irregular SKUs + a forward-pick module (carton-flow / shelving) for fast case/each; cantilever for XLONG goods. ≈61% of the envelope for storage + working areas — room to grow.</w:t>
       </w:r>
     </w:p>
     <w:p>
@@ -4721,7 +4684,7 @@
           <w:b w:val="0"/>
           <w:sz w:val="21"/>
         </w:rPr>
-        <w:t xml:space="preserve"> deep-reach trucks, order pickers, pallet trucks, voice/RF, print-and-apply.</w:t>
+        <w:t xml:space="preserve"> reach trucks with telescopic forks (Jungheinrich ETV 216i), horizontal order pickers (ECE 225), rider pallet trucks (ERE 225), voice/RF, print-and-apply — sized in Deliverable 2.</w:t>
       </w:r>
     </w:p>
     <w:p>
@@ -4804,7 +4767,7 @@
           <w:b w:val="0"/>
           <w:sz w:val="21"/>
         </w:rPr>
-        <w:t xml:space="preserve"> VNA (man-up turret) for reserve + automated small-parts store (shuttle/AutoStore-style) for the large C each-pick tail. ~5,000 m².</w:t>
+        <w:t xml:space="preserve"> VNA (man-up turret) for reserve + automated small-parts store (shuttle/AutoStore-style) for the large C each-pick tail. ≈48% of the envelope (densest).</w:t>
       </w:r>
     </w:p>
     <w:p>
@@ -5502,7 +5465,7 @@
           <w:b w:val="0"/>
           <w:sz w:val="21"/>
         </w:rPr>
-        <w:t xml:space="preserve"> double-deep fits at 91% where wide-aisle (144%) does not; 83% of lifts are case picking and 50% of orders single-line → batch/zone picking is the biggest labour lever; 48.6% ABC mismatch → velocity slotting is a cheap, high-value win; 73% single-load tail → dense reserve + fast forward pick.</w:t>
+        <w:t xml:space="preserve"> double-deep holds the corrected target in ≈61% of the envelope, leaving growth room with fewer aisles than selective racking; 75% of order lines are each-picks and 50% of orders single-line → batch/zone picking from a fast-pick area is the biggest labour lever; 48.6% ABC mismatch → velocity slotting is a cheap, high-value win; 73% single-load tail → dense reserve.</w:t>
       </w:r>
     </w:p>
     <w:p>
@@ -5845,7 +5808,7 @@
               <w:rPr>
                 <w:sz w:val="19"/>
               </w:rPr>
-              <w:t>One LODNUM (load) occupies one pallet position</w:t>
+              <w:t>Storage requirement is based on OCCUPIED LOCATIONS (pallet positions), not loads</w:t>
             </w:r>
           </w:p>
         </w:tc>
@@ -6196,6 +6159,194 @@
           </w:p>
         </w:tc>
       </w:tr>
+      <w:tr>
+        <w:tc>
+          <w:tcPr>
+            <w:tcW w:type="dxa" w:w="850"/>
+          </w:tcPr>
+          <w:p>
+            <w:r/>
+            <w:r>
+              <w:rPr>
+                <w:sz w:val="19"/>
+              </w:rPr>
+              <w:t>A018</w:t>
+            </w:r>
+          </w:p>
+        </w:tc>
+        <w:tc>
+          <w:tcPr>
+            <w:tcW w:type="dxa" w:w="6520"/>
+          </w:tcPr>
+          <w:p>
+            <w:r/>
+            <w:r>
+              <w:rPr>
+                <w:sz w:val="19"/>
+              </w:rPr>
+              <w:t>Inbound arrives as 2 shipments per day, direct from Assa Abloy factories</w:t>
+            </w:r>
+          </w:p>
+        </w:tc>
+        <w:tc>
+          <w:tcPr>
+            <w:tcW w:type="dxa" w:w="1134"/>
+          </w:tcPr>
+          <w:p>
+            <w:pPr>
+              <w:jc w:val="right"/>
+            </w:pPr>
+            <w:r/>
+            <w:r>
+              <w:rPr>
+                <w:sz w:val="19"/>
+              </w:rPr>
+              <w:t>HIGH</w:t>
+            </w:r>
+          </w:p>
+        </w:tc>
+      </w:tr>
+      <w:tr>
+        <w:tc>
+          <w:tcPr>
+            <w:tcW w:type="dxa" w:w="850"/>
+          </w:tcPr>
+          <w:p>
+            <w:r/>
+            <w:r>
+              <w:rPr>
+                <w:sz w:val="19"/>
+              </w:rPr>
+              <w:t>A019</w:t>
+            </w:r>
+          </w:p>
+        </w:tc>
+        <w:tc>
+          <w:tcPr>
+            <w:tcW w:type="dxa" w:w="6520"/>
+          </w:tcPr>
+          <w:p>
+            <w:r/>
+            <w:r>
+              <w:rPr>
+                <w:sz w:val="19"/>
+              </w:rPr>
+              <w:t>Part of inbound arrives LOOSE (floor-loaded sea containers) and is de-stuffed and palletised by hand</w:t>
+            </w:r>
+          </w:p>
+        </w:tc>
+        <w:tc>
+          <w:tcPr>
+            <w:tcW w:type="dxa" w:w="1134"/>
+          </w:tcPr>
+          <w:p>
+            <w:pPr>
+              <w:jc w:val="right"/>
+            </w:pPr>
+            <w:r/>
+            <w:r>
+              <w:rPr>
+                <w:sz w:val="19"/>
+              </w:rPr>
+              <w:t>HIGH</w:t>
+            </w:r>
+          </w:p>
+        </w:tc>
+      </w:tr>
+      <w:tr>
+        <w:tc>
+          <w:tcPr>
+            <w:tcW w:type="dxa" w:w="850"/>
+          </w:tcPr>
+          <w:p>
+            <w:r/>
+            <w:r>
+              <w:rPr>
+                <w:sz w:val="19"/>
+              </w:rPr>
+              <w:t>A020</w:t>
+            </w:r>
+          </w:p>
+        </w:tc>
+        <w:tc>
+          <w:tcPr>
+            <w:tcW w:type="dxa" w:w="6520"/>
+          </w:tcPr>
+          <w:p>
+            <w:r/>
+            <w:r>
+              <w:rPr>
+                <w:sz w:val="19"/>
+              </w:rPr>
+              <w:t>Dock-door planning parameters</w:t>
+            </w:r>
+          </w:p>
+        </w:tc>
+        <w:tc>
+          <w:tcPr>
+            <w:tcW w:type="dxa" w:w="1134"/>
+          </w:tcPr>
+          <w:p>
+            <w:pPr>
+              <w:jc w:val="right"/>
+            </w:pPr>
+            <w:r/>
+            <w:r>
+              <w:rPr>
+                <w:sz w:val="19"/>
+              </w:rPr>
+              <w:t>HIGH</w:t>
+            </w:r>
+          </w:p>
+        </w:tc>
+      </w:tr>
+      <w:tr>
+        <w:tc>
+          <w:tcPr>
+            <w:tcW w:type="dxa" w:w="850"/>
+          </w:tcPr>
+          <w:p>
+            <w:r/>
+            <w:r>
+              <w:rPr>
+                <w:sz w:val="19"/>
+              </w:rPr>
+              <w:t>A022</w:t>
+            </w:r>
+          </w:p>
+        </w:tc>
+        <w:tc>
+          <w:tcPr>
+            <w:tcW w:type="dxa" w:w="6520"/>
+          </w:tcPr>
+          <w:p>
+            <w:r/>
+            <w:r>
+              <w:rPr>
+                <w:sz w:val="19"/>
+              </w:rPr>
+              <w:t>Pick type is derived from what the client ordered, not from DHL's historical pick flags</w:t>
+            </w:r>
+          </w:p>
+        </w:tc>
+        <w:tc>
+          <w:tcPr>
+            <w:tcW w:type="dxa" w:w="1134"/>
+          </w:tcPr>
+          <w:p>
+            <w:pPr>
+              <w:jc w:val="right"/>
+            </w:pPr>
+            <w:r/>
+            <w:r>
+              <w:rPr>
+                <w:sz w:val="19"/>
+              </w:rPr>
+              <w:t>HIGH</w:t>
+            </w:r>
+          </w:p>
+        </w:tc>
+      </w:tr>
     </w:tbl>
     <w:p>
       <w:pPr>
@@ -6213,7 +6364,7 @@
           <w:color w:val="666666"/>
           <w:sz w:val="18"/>
         </w:rPr>
-        <w:t>Sources: project brief (client/university) and the Assa Abloy data files. External benchmarks (productivity, equipment specs, costs, safety codes) will be added with citations as later phases use them.</w:t>
+        <w:t>Sources: project brief, the Assa Abloy data files, teacher/DHL feedback and external references (Gadeyne on peak slotting; Jungheinrich equipment data) — full list in documentation/sources.md.</w:t>
       </w:r>
     </w:p>
     <w:sectPr>
@@ -6239,7 +6390,7 @@
         <w:color w:val="666666"/>
         <w:sz w:val="16"/>
       </w:rPr>
-      <w:t xml:space="preserve">Project OTM — Assa Abloy @ DHL Bemmel  ·  Deliverable 1 (Analysis) DRAFT  ·  Page </w:t>
+      <w:t xml:space="preserve">Project OTM — Assa Abloy @ DHL Bemmel  ·  Deliverable 1 (Analysis)  ·  Page </w:t>
     </w:r>
     <w:fldSimple w:instr="PAGE"/>
   </w:p>

--- a/deliverables/Deliverable_1_Analysis.docx
+++ b/deliverables/Deliverable_1_Analysis.docx
@@ -4684,7 +4684,7 @@
           <w:b w:val="0"/>
           <w:sz w:val="21"/>
         </w:rPr>
-        <w:t xml:space="preserve"> reach trucks with telescopic forks (Jungheinrich ETV 216i), horizontal order pickers (ECE 225), rider pallet trucks (ERE 225), voice/RF, print-and-apply — sized in Deliverable 2.</w:t>
+        <w:t xml:space="preserve"> reach trucks with telescopic forks (Jungheinrich ETV 216i), pick trolleys for small orders and walkie pallet trucks (EJE 120i) for large orders, rider pallet trucks (ERE 225) at the docks, voice/RF, print-and-apply — sized in Deliverable 2.</w:t>
       </w:r>
     </w:p>
     <w:p>
@@ -6347,6 +6347,100 @@
           </w:p>
         </w:tc>
       </w:tr>
+      <w:tr>
+        <w:tc>
+          <w:tcPr>
+            <w:tcW w:type="dxa" w:w="850"/>
+          </w:tcPr>
+          <w:p>
+            <w:r/>
+            <w:r>
+              <w:rPr>
+                <w:sz w:val="19"/>
+              </w:rPr>
+              <w:t>A024</w:t>
+            </w:r>
+          </w:p>
+        </w:tc>
+        <w:tc>
+          <w:tcPr>
+            <w:tcW w:type="dxa" w:w="6520"/>
+          </w:tcPr>
+          <w:p>
+            <w:r/>
+            <w:r>
+              <w:rPr>
+                <w:sz w:val="19"/>
+              </w:rPr>
+              <w:t>Picking is split by ORDER SIZE computed from SKU each-dimensions and weights</w:t>
+            </w:r>
+          </w:p>
+        </w:tc>
+        <w:tc>
+          <w:tcPr>
+            <w:tcW w:type="dxa" w:w="1134"/>
+          </w:tcPr>
+          <w:p>
+            <w:pPr>
+              <w:jc w:val="right"/>
+            </w:pPr>
+            <w:r/>
+            <w:r>
+              <w:rPr>
+                <w:sz w:val="19"/>
+              </w:rPr>
+              <w:t>HIGH</w:t>
+            </w:r>
+          </w:p>
+        </w:tc>
+      </w:tr>
+      <w:tr>
+        <w:tc>
+          <w:tcPr>
+            <w:tcW w:type="dxa" w:w="850"/>
+          </w:tcPr>
+          <w:p>
+            <w:r/>
+            <w:r>
+              <w:rPr>
+                <w:sz w:val="19"/>
+              </w:rPr>
+              <w:t>A025</w:t>
+            </w:r>
+          </w:p>
+        </w:tc>
+        <w:tc>
+          <w:tcPr>
+            <w:tcW w:type="dxa" w:w="6520"/>
+          </w:tcPr>
+          <w:p>
+            <w:r/>
+            <w:r>
+              <w:rPr>
+                <w:sz w:val="19"/>
+              </w:rPr>
+              <w:t>Pick-time model parameters</w:t>
+            </w:r>
+          </w:p>
+        </w:tc>
+        <w:tc>
+          <w:tcPr>
+            <w:tcW w:type="dxa" w:w="1134"/>
+          </w:tcPr>
+          <w:p>
+            <w:pPr>
+              <w:jc w:val="right"/>
+            </w:pPr>
+            <w:r/>
+            <w:r>
+              <w:rPr>
+                <w:sz w:val="19"/>
+              </w:rPr>
+              <w:t>HIGH</w:t>
+            </w:r>
+          </w:p>
+        </w:tc>
+      </w:tr>
     </w:tbl>
     <w:p>
       <w:pPr>

--- a/deliverables/Deliverable_1_Analysis.docx
+++ b/deliverables/Deliverable_1_Analysis.docx
@@ -2063,6 +2063,1990 @@
           <w:sz w:val="17"/>
         </w:rPr>
         <w:t>Fig 3. Pick type derived from the orders (line quantity vs case / pallet quantity).</w:t>
+      </w:r>
+    </w:p>
+    <w:p>
+      <w:pPr>
+        <w:spacing w:after="80"/>
+      </w:pPr>
+      <w:r>
+        <w:rPr>
+          <w:b w:val="0"/>
+          <w:i w:val="0"/>
+          <w:color w:val="222222"/>
+          <w:sz w:val="21"/>
+        </w:rPr>
+        <w:t>Delivery lead time per region (order received → trailer dispatched), countries with ≥ 20 orders:</w:t>
+      </w:r>
+    </w:p>
+    <w:tbl>
+      <w:tblPr>
+        <w:tblStyle w:val="LightGrid-Accent1"/>
+        <w:tblW w:type="auto" w:w="0"/>
+        <w:jc w:val="center"/>
+        <w:tblLook w:firstColumn="1" w:firstRow="1" w:lastColumn="0" w:lastRow="0" w:noHBand="0" w:noVBand="1" w:val="04A0"/>
+      </w:tblPr>
+      <w:tblGrid>
+        <w:gridCol w:w="1440"/>
+        <w:gridCol w:w="1440"/>
+        <w:gridCol w:w="1440"/>
+        <w:gridCol w:w="1440"/>
+        <w:gridCol w:w="1440"/>
+        <w:gridCol w:w="1440"/>
+      </w:tblGrid>
+      <w:tr>
+        <w:tc>
+          <w:tcPr>
+            <w:tcW w:type="dxa" w:w="1474"/>
+          </w:tcPr>
+          <w:p>
+            <w:r/>
+            <w:r>
+              <w:rPr>
+                <w:b/>
+                <w:sz w:val="19"/>
+              </w:rPr>
+              <w:t>Country</w:t>
+            </w:r>
+          </w:p>
+        </w:tc>
+        <w:tc>
+          <w:tcPr>
+            <w:tcW w:type="dxa" w:w="1361"/>
+          </w:tcPr>
+          <w:p>
+            <w:r/>
+            <w:r>
+              <w:rPr>
+                <w:b/>
+                <w:sz w:val="19"/>
+              </w:rPr>
+              <w:t>Orders</w:t>
+            </w:r>
+          </w:p>
+        </w:tc>
+        <w:tc>
+          <w:tcPr>
+            <w:tcW w:type="dxa" w:w="1361"/>
+          </w:tcPr>
+          <w:p>
+            <w:r/>
+            <w:r>
+              <w:rPr>
+                <w:b/>
+                <w:sz w:val="19"/>
+              </w:rPr>
+              <w:t>Median h</w:t>
+            </w:r>
+          </w:p>
+        </w:tc>
+        <w:tc>
+          <w:tcPr>
+            <w:tcW w:type="dxa" w:w="1361"/>
+          </w:tcPr>
+          <w:p>
+            <w:r/>
+            <w:r>
+              <w:rPr>
+                <w:b/>
+                <w:sz w:val="19"/>
+              </w:rPr>
+              <w:t>Mean h</w:t>
+            </w:r>
+          </w:p>
+        </w:tc>
+        <w:tc>
+          <w:tcPr>
+            <w:tcW w:type="dxa" w:w="1361"/>
+          </w:tcPr>
+          <w:p>
+            <w:r/>
+            <w:r>
+              <w:rPr>
+                <w:b/>
+                <w:sz w:val="19"/>
+              </w:rPr>
+              <w:t>p90 h</w:t>
+            </w:r>
+          </w:p>
+        </w:tc>
+        <w:tc>
+          <w:tcPr>
+            <w:tcW w:type="dxa" w:w="1361"/>
+          </w:tcPr>
+          <w:p>
+            <w:r/>
+            <w:r>
+              <w:rPr>
+                <w:b/>
+                <w:sz w:val="19"/>
+              </w:rPr>
+              <w:t>≤ 48 h</w:t>
+            </w:r>
+          </w:p>
+        </w:tc>
+      </w:tr>
+      <w:tr>
+        <w:tc>
+          <w:tcPr>
+            <w:tcW w:type="dxa" w:w="1474"/>
+          </w:tcPr>
+          <w:p>
+            <w:r/>
+            <w:r>
+              <w:rPr>
+                <w:sz w:val="19"/>
+              </w:rPr>
+              <w:t>NLD</w:t>
+            </w:r>
+          </w:p>
+        </w:tc>
+        <w:tc>
+          <w:tcPr>
+            <w:tcW w:type="dxa" w:w="1361"/>
+          </w:tcPr>
+          <w:p>
+            <w:pPr>
+              <w:jc w:val="right"/>
+            </w:pPr>
+            <w:r/>
+            <w:r>
+              <w:rPr>
+                <w:sz w:val="19"/>
+              </w:rPr>
+              <w:t>5,115</w:t>
+            </w:r>
+          </w:p>
+        </w:tc>
+        <w:tc>
+          <w:tcPr>
+            <w:tcW w:type="dxa" w:w="1361"/>
+          </w:tcPr>
+          <w:p>
+            <w:pPr>
+              <w:jc w:val="right"/>
+            </w:pPr>
+            <w:r/>
+            <w:r>
+              <w:rPr>
+                <w:sz w:val="19"/>
+              </w:rPr>
+              <w:t>25</w:t>
+            </w:r>
+          </w:p>
+        </w:tc>
+        <w:tc>
+          <w:tcPr>
+            <w:tcW w:type="dxa" w:w="1361"/>
+          </w:tcPr>
+          <w:p>
+            <w:pPr>
+              <w:jc w:val="right"/>
+            </w:pPr>
+            <w:r/>
+            <w:r>
+              <w:rPr>
+                <w:sz w:val="19"/>
+              </w:rPr>
+              <w:t>39</w:t>
+            </w:r>
+          </w:p>
+        </w:tc>
+        <w:tc>
+          <w:tcPr>
+            <w:tcW w:type="dxa" w:w="1361"/>
+          </w:tcPr>
+          <w:p>
+            <w:pPr>
+              <w:jc w:val="right"/>
+            </w:pPr>
+            <w:r/>
+            <w:r>
+              <w:rPr>
+                <w:sz w:val="19"/>
+              </w:rPr>
+              <w:t>98</w:t>
+            </w:r>
+          </w:p>
+        </w:tc>
+        <w:tc>
+          <w:tcPr>
+            <w:tcW w:type="dxa" w:w="1361"/>
+          </w:tcPr>
+          <w:p>
+            <w:pPr>
+              <w:jc w:val="right"/>
+            </w:pPr>
+            <w:r/>
+            <w:r>
+              <w:rPr>
+                <w:sz w:val="19"/>
+              </w:rPr>
+              <w:t>71%</w:t>
+            </w:r>
+          </w:p>
+        </w:tc>
+      </w:tr>
+      <w:tr>
+        <w:tc>
+          <w:tcPr>
+            <w:tcW w:type="dxa" w:w="1474"/>
+          </w:tcPr>
+          <w:p>
+            <w:r/>
+            <w:r>
+              <w:rPr>
+                <w:sz w:val="19"/>
+              </w:rPr>
+              <w:t>BEL</w:t>
+            </w:r>
+          </w:p>
+        </w:tc>
+        <w:tc>
+          <w:tcPr>
+            <w:tcW w:type="dxa" w:w="1361"/>
+          </w:tcPr>
+          <w:p>
+            <w:pPr>
+              <w:jc w:val="right"/>
+            </w:pPr>
+            <w:r/>
+            <w:r>
+              <w:rPr>
+                <w:sz w:val="19"/>
+              </w:rPr>
+              <w:t>1,707</w:t>
+            </w:r>
+          </w:p>
+        </w:tc>
+        <w:tc>
+          <w:tcPr>
+            <w:tcW w:type="dxa" w:w="1361"/>
+          </w:tcPr>
+          <w:p>
+            <w:pPr>
+              <w:jc w:val="right"/>
+            </w:pPr>
+            <w:r/>
+            <w:r>
+              <w:rPr>
+                <w:sz w:val="19"/>
+              </w:rPr>
+              <w:t>25</w:t>
+            </w:r>
+          </w:p>
+        </w:tc>
+        <w:tc>
+          <w:tcPr>
+            <w:tcW w:type="dxa" w:w="1361"/>
+          </w:tcPr>
+          <w:p>
+            <w:pPr>
+              <w:jc w:val="right"/>
+            </w:pPr>
+            <w:r/>
+            <w:r>
+              <w:rPr>
+                <w:sz w:val="19"/>
+              </w:rPr>
+              <w:t>38</w:t>
+            </w:r>
+          </w:p>
+        </w:tc>
+        <w:tc>
+          <w:tcPr>
+            <w:tcW w:type="dxa" w:w="1361"/>
+          </w:tcPr>
+          <w:p>
+            <w:pPr>
+              <w:jc w:val="right"/>
+            </w:pPr>
+            <w:r/>
+            <w:r>
+              <w:rPr>
+                <w:sz w:val="19"/>
+              </w:rPr>
+              <w:t>84</w:t>
+            </w:r>
+          </w:p>
+        </w:tc>
+        <w:tc>
+          <w:tcPr>
+            <w:tcW w:type="dxa" w:w="1361"/>
+          </w:tcPr>
+          <w:p>
+            <w:pPr>
+              <w:jc w:val="right"/>
+            </w:pPr>
+            <w:r/>
+            <w:r>
+              <w:rPr>
+                <w:sz w:val="19"/>
+              </w:rPr>
+              <w:t>74%</w:t>
+            </w:r>
+          </w:p>
+        </w:tc>
+      </w:tr>
+      <w:tr>
+        <w:tc>
+          <w:tcPr>
+            <w:tcW w:type="dxa" w:w="1474"/>
+          </w:tcPr>
+          <w:p>
+            <w:r/>
+            <w:r>
+              <w:rPr>
+                <w:sz w:val="19"/>
+              </w:rPr>
+              <w:t>DEU</w:t>
+            </w:r>
+          </w:p>
+        </w:tc>
+        <w:tc>
+          <w:tcPr>
+            <w:tcW w:type="dxa" w:w="1361"/>
+          </w:tcPr>
+          <w:p>
+            <w:pPr>
+              <w:jc w:val="right"/>
+            </w:pPr>
+            <w:r/>
+            <w:r>
+              <w:rPr>
+                <w:sz w:val="19"/>
+              </w:rPr>
+              <w:t>793</w:t>
+            </w:r>
+          </w:p>
+        </w:tc>
+        <w:tc>
+          <w:tcPr>
+            <w:tcW w:type="dxa" w:w="1361"/>
+          </w:tcPr>
+          <w:p>
+            <w:pPr>
+              <w:jc w:val="right"/>
+            </w:pPr>
+            <w:r/>
+            <w:r>
+              <w:rPr>
+                <w:sz w:val="19"/>
+              </w:rPr>
+              <w:t>23</w:t>
+            </w:r>
+          </w:p>
+        </w:tc>
+        <w:tc>
+          <w:tcPr>
+            <w:tcW w:type="dxa" w:w="1361"/>
+          </w:tcPr>
+          <w:p>
+            <w:pPr>
+              <w:jc w:val="right"/>
+            </w:pPr>
+            <w:r/>
+            <w:r>
+              <w:rPr>
+                <w:sz w:val="19"/>
+              </w:rPr>
+              <w:t>56</w:t>
+            </w:r>
+          </w:p>
+        </w:tc>
+        <w:tc>
+          <w:tcPr>
+            <w:tcW w:type="dxa" w:w="1361"/>
+          </w:tcPr>
+          <w:p>
+            <w:pPr>
+              <w:jc w:val="right"/>
+            </w:pPr>
+            <w:r/>
+            <w:r>
+              <w:rPr>
+                <w:sz w:val="19"/>
+              </w:rPr>
+              <w:t>171</w:t>
+            </w:r>
+          </w:p>
+        </w:tc>
+        <w:tc>
+          <w:tcPr>
+            <w:tcW w:type="dxa" w:w="1361"/>
+          </w:tcPr>
+          <w:p>
+            <w:pPr>
+              <w:jc w:val="right"/>
+            </w:pPr>
+            <w:r/>
+            <w:r>
+              <w:rPr>
+                <w:sz w:val="19"/>
+              </w:rPr>
+              <w:t>70%</w:t>
+            </w:r>
+          </w:p>
+        </w:tc>
+      </w:tr>
+      <w:tr>
+        <w:tc>
+          <w:tcPr>
+            <w:tcW w:type="dxa" w:w="1474"/>
+          </w:tcPr>
+          <w:p>
+            <w:r/>
+            <w:r>
+              <w:rPr>
+                <w:sz w:val="19"/>
+              </w:rPr>
+              <w:t>FRA</w:t>
+            </w:r>
+          </w:p>
+        </w:tc>
+        <w:tc>
+          <w:tcPr>
+            <w:tcW w:type="dxa" w:w="1361"/>
+          </w:tcPr>
+          <w:p>
+            <w:pPr>
+              <w:jc w:val="right"/>
+            </w:pPr>
+            <w:r/>
+            <w:r>
+              <w:rPr>
+                <w:sz w:val="19"/>
+              </w:rPr>
+              <w:t>381</w:t>
+            </w:r>
+          </w:p>
+        </w:tc>
+        <w:tc>
+          <w:tcPr>
+            <w:tcW w:type="dxa" w:w="1361"/>
+          </w:tcPr>
+          <w:p>
+            <w:pPr>
+              <w:jc w:val="right"/>
+            </w:pPr>
+            <w:r/>
+            <w:r>
+              <w:rPr>
+                <w:sz w:val="19"/>
+              </w:rPr>
+              <w:t>8</w:t>
+            </w:r>
+          </w:p>
+        </w:tc>
+        <w:tc>
+          <w:tcPr>
+            <w:tcW w:type="dxa" w:w="1361"/>
+          </w:tcPr>
+          <w:p>
+            <w:pPr>
+              <w:jc w:val="right"/>
+            </w:pPr>
+            <w:r/>
+            <w:r>
+              <w:rPr>
+                <w:sz w:val="19"/>
+              </w:rPr>
+              <w:t>32</w:t>
+            </w:r>
+          </w:p>
+        </w:tc>
+        <w:tc>
+          <w:tcPr>
+            <w:tcW w:type="dxa" w:w="1361"/>
+          </w:tcPr>
+          <w:p>
+            <w:pPr>
+              <w:jc w:val="right"/>
+            </w:pPr>
+            <w:r/>
+            <w:r>
+              <w:rPr>
+                <w:sz w:val="19"/>
+              </w:rPr>
+              <w:t>117</w:t>
+            </w:r>
+          </w:p>
+        </w:tc>
+        <w:tc>
+          <w:tcPr>
+            <w:tcW w:type="dxa" w:w="1361"/>
+          </w:tcPr>
+          <w:p>
+            <w:pPr>
+              <w:jc w:val="right"/>
+            </w:pPr>
+            <w:r/>
+            <w:r>
+              <w:rPr>
+                <w:sz w:val="19"/>
+              </w:rPr>
+              <w:t>81%</w:t>
+            </w:r>
+          </w:p>
+        </w:tc>
+      </w:tr>
+      <w:tr>
+        <w:tc>
+          <w:tcPr>
+            <w:tcW w:type="dxa" w:w="1474"/>
+          </w:tcPr>
+          <w:p>
+            <w:r/>
+            <w:r>
+              <w:rPr>
+                <w:sz w:val="19"/>
+              </w:rPr>
+              <w:t>CHE</w:t>
+            </w:r>
+          </w:p>
+        </w:tc>
+        <w:tc>
+          <w:tcPr>
+            <w:tcW w:type="dxa" w:w="1361"/>
+          </w:tcPr>
+          <w:p>
+            <w:pPr>
+              <w:jc w:val="right"/>
+            </w:pPr>
+            <w:r/>
+            <w:r>
+              <w:rPr>
+                <w:sz w:val="19"/>
+              </w:rPr>
+              <w:t>172</w:t>
+            </w:r>
+          </w:p>
+        </w:tc>
+        <w:tc>
+          <w:tcPr>
+            <w:tcW w:type="dxa" w:w="1361"/>
+          </w:tcPr>
+          <w:p>
+            <w:pPr>
+              <w:jc w:val="right"/>
+            </w:pPr>
+            <w:r/>
+            <w:r>
+              <w:rPr>
+                <w:sz w:val="19"/>
+              </w:rPr>
+              <w:t>140</w:t>
+            </w:r>
+          </w:p>
+        </w:tc>
+        <w:tc>
+          <w:tcPr>
+            <w:tcW w:type="dxa" w:w="1361"/>
+          </w:tcPr>
+          <w:p>
+            <w:pPr>
+              <w:jc w:val="right"/>
+            </w:pPr>
+            <w:r/>
+            <w:r>
+              <w:rPr>
+                <w:sz w:val="19"/>
+              </w:rPr>
+              <w:t>104</w:t>
+            </w:r>
+          </w:p>
+        </w:tc>
+        <w:tc>
+          <w:tcPr>
+            <w:tcW w:type="dxa" w:w="1361"/>
+          </w:tcPr>
+          <w:p>
+            <w:pPr>
+              <w:jc w:val="right"/>
+            </w:pPr>
+            <w:r/>
+            <w:r>
+              <w:rPr>
+                <w:sz w:val="19"/>
+              </w:rPr>
+              <w:t>166</w:t>
+            </w:r>
+          </w:p>
+        </w:tc>
+        <w:tc>
+          <w:tcPr>
+            <w:tcW w:type="dxa" w:w="1361"/>
+          </w:tcPr>
+          <w:p>
+            <w:pPr>
+              <w:jc w:val="right"/>
+            </w:pPr>
+            <w:r/>
+            <w:r>
+              <w:rPr>
+                <w:sz w:val="19"/>
+              </w:rPr>
+              <w:t>24%</w:t>
+            </w:r>
+          </w:p>
+        </w:tc>
+      </w:tr>
+      <w:tr>
+        <w:tc>
+          <w:tcPr>
+            <w:tcW w:type="dxa" w:w="1474"/>
+          </w:tcPr>
+          <w:p>
+            <w:r/>
+            <w:r>
+              <w:rPr>
+                <w:sz w:val="19"/>
+              </w:rPr>
+              <w:t>LUX</w:t>
+            </w:r>
+          </w:p>
+        </w:tc>
+        <w:tc>
+          <w:tcPr>
+            <w:tcW w:type="dxa" w:w="1361"/>
+          </w:tcPr>
+          <w:p>
+            <w:pPr>
+              <w:jc w:val="right"/>
+            </w:pPr>
+            <w:r/>
+            <w:r>
+              <w:rPr>
+                <w:sz w:val="19"/>
+              </w:rPr>
+              <w:t>112</w:t>
+            </w:r>
+          </w:p>
+        </w:tc>
+        <w:tc>
+          <w:tcPr>
+            <w:tcW w:type="dxa" w:w="1361"/>
+          </w:tcPr>
+          <w:p>
+            <w:pPr>
+              <w:jc w:val="right"/>
+            </w:pPr>
+            <w:r/>
+            <w:r>
+              <w:rPr>
+                <w:sz w:val="19"/>
+              </w:rPr>
+              <w:t>24</w:t>
+            </w:r>
+          </w:p>
+        </w:tc>
+        <w:tc>
+          <w:tcPr>
+            <w:tcW w:type="dxa" w:w="1361"/>
+          </w:tcPr>
+          <w:p>
+            <w:pPr>
+              <w:jc w:val="right"/>
+            </w:pPr>
+            <w:r/>
+            <w:r>
+              <w:rPr>
+                <w:sz w:val="19"/>
+              </w:rPr>
+              <w:t>31</w:t>
+            </w:r>
+          </w:p>
+        </w:tc>
+        <w:tc>
+          <w:tcPr>
+            <w:tcW w:type="dxa" w:w="1361"/>
+          </w:tcPr>
+          <w:p>
+            <w:pPr>
+              <w:jc w:val="right"/>
+            </w:pPr>
+            <w:r/>
+            <w:r>
+              <w:rPr>
+                <w:sz w:val="19"/>
+              </w:rPr>
+              <w:t>74</w:t>
+            </w:r>
+          </w:p>
+        </w:tc>
+        <w:tc>
+          <w:tcPr>
+            <w:tcW w:type="dxa" w:w="1361"/>
+          </w:tcPr>
+          <w:p>
+            <w:pPr>
+              <w:jc w:val="right"/>
+            </w:pPr>
+            <w:r/>
+            <w:r>
+              <w:rPr>
+                <w:sz w:val="19"/>
+              </w:rPr>
+              <w:t>81%</w:t>
+            </w:r>
+          </w:p>
+        </w:tc>
+      </w:tr>
+      <w:tr>
+        <w:tc>
+          <w:tcPr>
+            <w:tcW w:type="dxa" w:w="1474"/>
+          </w:tcPr>
+          <w:p>
+            <w:r/>
+            <w:r>
+              <w:rPr>
+                <w:sz w:val="19"/>
+              </w:rPr>
+              <w:t>POL</w:t>
+            </w:r>
+          </w:p>
+        </w:tc>
+        <w:tc>
+          <w:tcPr>
+            <w:tcW w:type="dxa" w:w="1361"/>
+          </w:tcPr>
+          <w:p>
+            <w:pPr>
+              <w:jc w:val="right"/>
+            </w:pPr>
+            <w:r/>
+            <w:r>
+              <w:rPr>
+                <w:sz w:val="19"/>
+              </w:rPr>
+              <w:t>57</w:t>
+            </w:r>
+          </w:p>
+        </w:tc>
+        <w:tc>
+          <w:tcPr>
+            <w:tcW w:type="dxa" w:w="1361"/>
+          </w:tcPr>
+          <w:p>
+            <w:pPr>
+              <w:jc w:val="right"/>
+            </w:pPr>
+            <w:r/>
+            <w:r>
+              <w:rPr>
+                <w:sz w:val="19"/>
+              </w:rPr>
+              <w:t>120</w:t>
+            </w:r>
+          </w:p>
+        </w:tc>
+        <w:tc>
+          <w:tcPr>
+            <w:tcW w:type="dxa" w:w="1361"/>
+          </w:tcPr>
+          <w:p>
+            <w:pPr>
+              <w:jc w:val="right"/>
+            </w:pPr>
+            <w:r/>
+            <w:r>
+              <w:rPr>
+                <w:sz w:val="19"/>
+              </w:rPr>
+              <w:t>129</w:t>
+            </w:r>
+          </w:p>
+        </w:tc>
+        <w:tc>
+          <w:tcPr>
+            <w:tcW w:type="dxa" w:w="1361"/>
+          </w:tcPr>
+          <w:p>
+            <w:pPr>
+              <w:jc w:val="right"/>
+            </w:pPr>
+            <w:r/>
+            <w:r>
+              <w:rPr>
+                <w:sz w:val="19"/>
+              </w:rPr>
+              <w:t>204</w:t>
+            </w:r>
+          </w:p>
+        </w:tc>
+        <w:tc>
+          <w:tcPr>
+            <w:tcW w:type="dxa" w:w="1361"/>
+          </w:tcPr>
+          <w:p>
+            <w:pPr>
+              <w:jc w:val="right"/>
+            </w:pPr>
+            <w:r/>
+            <w:r>
+              <w:rPr>
+                <w:sz w:val="19"/>
+              </w:rPr>
+              <w:t>19%</w:t>
+            </w:r>
+          </w:p>
+        </w:tc>
+      </w:tr>
+      <w:tr>
+        <w:tc>
+          <w:tcPr>
+            <w:tcW w:type="dxa" w:w="1474"/>
+          </w:tcPr>
+          <w:p>
+            <w:r/>
+            <w:r>
+              <w:rPr>
+                <w:sz w:val="19"/>
+              </w:rPr>
+              <w:t>AUT</w:t>
+            </w:r>
+          </w:p>
+        </w:tc>
+        <w:tc>
+          <w:tcPr>
+            <w:tcW w:type="dxa" w:w="1361"/>
+          </w:tcPr>
+          <w:p>
+            <w:pPr>
+              <w:jc w:val="right"/>
+            </w:pPr>
+            <w:r/>
+            <w:r>
+              <w:rPr>
+                <w:sz w:val="19"/>
+              </w:rPr>
+              <w:t>46</w:t>
+            </w:r>
+          </w:p>
+        </w:tc>
+        <w:tc>
+          <w:tcPr>
+            <w:tcW w:type="dxa" w:w="1361"/>
+          </w:tcPr>
+          <w:p>
+            <w:pPr>
+              <w:jc w:val="right"/>
+            </w:pPr>
+            <w:r/>
+            <w:r>
+              <w:rPr>
+                <w:sz w:val="19"/>
+              </w:rPr>
+              <w:t>26</w:t>
+            </w:r>
+          </w:p>
+        </w:tc>
+        <w:tc>
+          <w:tcPr>
+            <w:tcW w:type="dxa" w:w="1361"/>
+          </w:tcPr>
+          <w:p>
+            <w:pPr>
+              <w:jc w:val="right"/>
+            </w:pPr>
+            <w:r/>
+            <w:r>
+              <w:rPr>
+                <w:sz w:val="19"/>
+              </w:rPr>
+              <w:t>56</w:t>
+            </w:r>
+          </w:p>
+        </w:tc>
+        <w:tc>
+          <w:tcPr>
+            <w:tcW w:type="dxa" w:w="1361"/>
+          </w:tcPr>
+          <w:p>
+            <w:pPr>
+              <w:jc w:val="right"/>
+            </w:pPr>
+            <w:r/>
+            <w:r>
+              <w:rPr>
+                <w:sz w:val="19"/>
+              </w:rPr>
+              <w:t>122</w:t>
+            </w:r>
+          </w:p>
+        </w:tc>
+        <w:tc>
+          <w:tcPr>
+            <w:tcW w:type="dxa" w:w="1361"/>
+          </w:tcPr>
+          <w:p>
+            <w:pPr>
+              <w:jc w:val="right"/>
+            </w:pPr>
+            <w:r/>
+            <w:r>
+              <w:rPr>
+                <w:sz w:val="19"/>
+              </w:rPr>
+              <w:t>59%</w:t>
+            </w:r>
+          </w:p>
+        </w:tc>
+      </w:tr>
+      <w:tr>
+        <w:tc>
+          <w:tcPr>
+            <w:tcW w:type="dxa" w:w="1474"/>
+          </w:tcPr>
+          <w:p>
+            <w:r/>
+            <w:r>
+              <w:rPr>
+                <w:sz w:val="19"/>
+              </w:rPr>
+              <w:t>GBR</w:t>
+            </w:r>
+          </w:p>
+        </w:tc>
+        <w:tc>
+          <w:tcPr>
+            <w:tcW w:type="dxa" w:w="1361"/>
+          </w:tcPr>
+          <w:p>
+            <w:pPr>
+              <w:jc w:val="right"/>
+            </w:pPr>
+            <w:r/>
+            <w:r>
+              <w:rPr>
+                <w:sz w:val="19"/>
+              </w:rPr>
+              <w:t>37</w:t>
+            </w:r>
+          </w:p>
+        </w:tc>
+        <w:tc>
+          <w:tcPr>
+            <w:tcW w:type="dxa" w:w="1361"/>
+          </w:tcPr>
+          <w:p>
+            <w:pPr>
+              <w:jc w:val="right"/>
+            </w:pPr>
+            <w:r/>
+            <w:r>
+              <w:rPr>
+                <w:sz w:val="19"/>
+              </w:rPr>
+              <w:t>120</w:t>
+            </w:r>
+          </w:p>
+        </w:tc>
+        <w:tc>
+          <w:tcPr>
+            <w:tcW w:type="dxa" w:w="1361"/>
+          </w:tcPr>
+          <w:p>
+            <w:pPr>
+              <w:jc w:val="right"/>
+            </w:pPr>
+            <w:r/>
+            <w:r>
+              <w:rPr>
+                <w:sz w:val="19"/>
+              </w:rPr>
+              <w:t>99</w:t>
+            </w:r>
+          </w:p>
+        </w:tc>
+        <w:tc>
+          <w:tcPr>
+            <w:tcW w:type="dxa" w:w="1361"/>
+          </w:tcPr>
+          <w:p>
+            <w:pPr>
+              <w:jc w:val="right"/>
+            </w:pPr>
+            <w:r/>
+            <w:r>
+              <w:rPr>
+                <w:sz w:val="19"/>
+              </w:rPr>
+              <w:t>154</w:t>
+            </w:r>
+          </w:p>
+        </w:tc>
+        <w:tc>
+          <w:tcPr>
+            <w:tcW w:type="dxa" w:w="1361"/>
+          </w:tcPr>
+          <w:p>
+            <w:pPr>
+              <w:jc w:val="right"/>
+            </w:pPr>
+            <w:r/>
+            <w:r>
+              <w:rPr>
+                <w:sz w:val="19"/>
+              </w:rPr>
+              <w:t>27%</w:t>
+            </w:r>
+          </w:p>
+        </w:tc>
+      </w:tr>
+      <w:tr>
+        <w:tc>
+          <w:tcPr>
+            <w:tcW w:type="dxa" w:w="1474"/>
+          </w:tcPr>
+          <w:p>
+            <w:r/>
+            <w:r>
+              <w:rPr>
+                <w:sz w:val="19"/>
+              </w:rPr>
+              <w:t>CZE</w:t>
+            </w:r>
+          </w:p>
+        </w:tc>
+        <w:tc>
+          <w:tcPr>
+            <w:tcW w:type="dxa" w:w="1361"/>
+          </w:tcPr>
+          <w:p>
+            <w:pPr>
+              <w:jc w:val="right"/>
+            </w:pPr>
+            <w:r/>
+            <w:r>
+              <w:rPr>
+                <w:sz w:val="19"/>
+              </w:rPr>
+              <w:t>36</w:t>
+            </w:r>
+          </w:p>
+        </w:tc>
+        <w:tc>
+          <w:tcPr>
+            <w:tcW w:type="dxa" w:w="1361"/>
+          </w:tcPr>
+          <w:p>
+            <w:pPr>
+              <w:jc w:val="right"/>
+            </w:pPr>
+            <w:r/>
+            <w:r>
+              <w:rPr>
+                <w:sz w:val="19"/>
+              </w:rPr>
+              <w:t>108</w:t>
+            </w:r>
+          </w:p>
+        </w:tc>
+        <w:tc>
+          <w:tcPr>
+            <w:tcW w:type="dxa" w:w="1361"/>
+          </w:tcPr>
+          <w:p>
+            <w:pPr>
+              <w:jc w:val="right"/>
+            </w:pPr>
+            <w:r/>
+            <w:r>
+              <w:rPr>
+                <w:sz w:val="19"/>
+              </w:rPr>
+              <w:t>108</w:t>
+            </w:r>
+          </w:p>
+        </w:tc>
+        <w:tc>
+          <w:tcPr>
+            <w:tcW w:type="dxa" w:w="1361"/>
+          </w:tcPr>
+          <w:p>
+            <w:pPr>
+              <w:jc w:val="right"/>
+            </w:pPr>
+            <w:r/>
+            <w:r>
+              <w:rPr>
+                <w:sz w:val="19"/>
+              </w:rPr>
+              <w:t>168</w:t>
+            </w:r>
+          </w:p>
+        </w:tc>
+        <w:tc>
+          <w:tcPr>
+            <w:tcW w:type="dxa" w:w="1361"/>
+          </w:tcPr>
+          <w:p>
+            <w:pPr>
+              <w:jc w:val="right"/>
+            </w:pPr>
+            <w:r/>
+            <w:r>
+              <w:rPr>
+                <w:sz w:val="19"/>
+              </w:rPr>
+              <w:t>6%</w:t>
+            </w:r>
+          </w:p>
+        </w:tc>
+      </w:tr>
+      <w:tr>
+        <w:tc>
+          <w:tcPr>
+            <w:tcW w:type="dxa" w:w="1474"/>
+          </w:tcPr>
+          <w:p>
+            <w:r/>
+            <w:r>
+              <w:rPr>
+                <w:sz w:val="19"/>
+              </w:rPr>
+              <w:t>ITA</w:t>
+            </w:r>
+          </w:p>
+        </w:tc>
+        <w:tc>
+          <w:tcPr>
+            <w:tcW w:type="dxa" w:w="1361"/>
+          </w:tcPr>
+          <w:p>
+            <w:pPr>
+              <w:jc w:val="right"/>
+            </w:pPr>
+            <w:r/>
+            <w:r>
+              <w:rPr>
+                <w:sz w:val="19"/>
+              </w:rPr>
+              <w:t>34</w:t>
+            </w:r>
+          </w:p>
+        </w:tc>
+        <w:tc>
+          <w:tcPr>
+            <w:tcW w:type="dxa" w:w="1361"/>
+          </w:tcPr>
+          <w:p>
+            <w:pPr>
+              <w:jc w:val="right"/>
+            </w:pPr>
+            <w:r/>
+            <w:r>
+              <w:rPr>
+                <w:sz w:val="19"/>
+              </w:rPr>
+              <w:t>108</w:t>
+            </w:r>
+          </w:p>
+        </w:tc>
+        <w:tc>
+          <w:tcPr>
+            <w:tcW w:type="dxa" w:w="1361"/>
+          </w:tcPr>
+          <w:p>
+            <w:pPr>
+              <w:jc w:val="right"/>
+            </w:pPr>
+            <w:r/>
+            <w:r>
+              <w:rPr>
+                <w:sz w:val="19"/>
+              </w:rPr>
+              <w:t>96</w:t>
+            </w:r>
+          </w:p>
+        </w:tc>
+        <w:tc>
+          <w:tcPr>
+            <w:tcW w:type="dxa" w:w="1361"/>
+          </w:tcPr>
+          <w:p>
+            <w:pPr>
+              <w:jc w:val="right"/>
+            </w:pPr>
+            <w:r/>
+            <w:r>
+              <w:rPr>
+                <w:sz w:val="19"/>
+              </w:rPr>
+              <w:t>144</w:t>
+            </w:r>
+          </w:p>
+        </w:tc>
+        <w:tc>
+          <w:tcPr>
+            <w:tcW w:type="dxa" w:w="1361"/>
+          </w:tcPr>
+          <w:p>
+            <w:pPr>
+              <w:jc w:val="right"/>
+            </w:pPr>
+            <w:r/>
+            <w:r>
+              <w:rPr>
+                <w:sz w:val="19"/>
+              </w:rPr>
+              <w:t>18%</w:t>
+            </w:r>
+          </w:p>
+        </w:tc>
+      </w:tr>
+      <w:tr>
+        <w:tc>
+          <w:tcPr>
+            <w:tcW w:type="dxa" w:w="1474"/>
+          </w:tcPr>
+          <w:p>
+            <w:r/>
+            <w:r>
+              <w:rPr>
+                <w:sz w:val="19"/>
+              </w:rPr>
+              <w:t>EST</w:t>
+            </w:r>
+          </w:p>
+        </w:tc>
+        <w:tc>
+          <w:tcPr>
+            <w:tcW w:type="dxa" w:w="1361"/>
+          </w:tcPr>
+          <w:p>
+            <w:pPr>
+              <w:jc w:val="right"/>
+            </w:pPr>
+            <w:r/>
+            <w:r>
+              <w:rPr>
+                <w:sz w:val="19"/>
+              </w:rPr>
+              <w:t>33</w:t>
+            </w:r>
+          </w:p>
+        </w:tc>
+        <w:tc>
+          <w:tcPr>
+            <w:tcW w:type="dxa" w:w="1361"/>
+          </w:tcPr>
+          <w:p>
+            <w:pPr>
+              <w:jc w:val="right"/>
+            </w:pPr>
+            <w:r/>
+            <w:r>
+              <w:rPr>
+                <w:sz w:val="19"/>
+              </w:rPr>
+              <w:t>74</w:t>
+            </w:r>
+          </w:p>
+        </w:tc>
+        <w:tc>
+          <w:tcPr>
+            <w:tcW w:type="dxa" w:w="1361"/>
+          </w:tcPr>
+          <w:p>
+            <w:pPr>
+              <w:jc w:val="right"/>
+            </w:pPr>
+            <w:r/>
+            <w:r>
+              <w:rPr>
+                <w:sz w:val="19"/>
+              </w:rPr>
+              <w:t>113</w:t>
+            </w:r>
+          </w:p>
+        </w:tc>
+        <w:tc>
+          <w:tcPr>
+            <w:tcW w:type="dxa" w:w="1361"/>
+          </w:tcPr>
+          <w:p>
+            <w:pPr>
+              <w:jc w:val="right"/>
+            </w:pPr>
+            <w:r/>
+            <w:r>
+              <w:rPr>
+                <w:sz w:val="19"/>
+              </w:rPr>
+              <w:t>230</w:t>
+            </w:r>
+          </w:p>
+        </w:tc>
+        <w:tc>
+          <w:tcPr>
+            <w:tcW w:type="dxa" w:w="1361"/>
+          </w:tcPr>
+          <w:p>
+            <w:pPr>
+              <w:jc w:val="right"/>
+            </w:pPr>
+            <w:r/>
+            <w:r>
+              <w:rPr>
+                <w:sz w:val="19"/>
+              </w:rPr>
+              <w:t>18%</w:t>
+            </w:r>
+          </w:p>
+        </w:tc>
+      </w:tr>
+      <w:tr>
+        <w:tc>
+          <w:tcPr>
+            <w:tcW w:type="dxa" w:w="1474"/>
+          </w:tcPr>
+          <w:p>
+            <w:r/>
+            <w:r>
+              <w:rPr>
+                <w:sz w:val="19"/>
+              </w:rPr>
+              <w:t>SWE</w:t>
+            </w:r>
+          </w:p>
+        </w:tc>
+        <w:tc>
+          <w:tcPr>
+            <w:tcW w:type="dxa" w:w="1361"/>
+          </w:tcPr>
+          <w:p>
+            <w:pPr>
+              <w:jc w:val="right"/>
+            </w:pPr>
+            <w:r/>
+            <w:r>
+              <w:rPr>
+                <w:sz w:val="19"/>
+              </w:rPr>
+              <w:t>31</w:t>
+            </w:r>
+          </w:p>
+        </w:tc>
+        <w:tc>
+          <w:tcPr>
+            <w:tcW w:type="dxa" w:w="1361"/>
+          </w:tcPr>
+          <w:p>
+            <w:pPr>
+              <w:jc w:val="right"/>
+            </w:pPr>
+            <w:r/>
+            <w:r>
+              <w:rPr>
+                <w:sz w:val="19"/>
+              </w:rPr>
+              <w:t>71</w:t>
+            </w:r>
+          </w:p>
+        </w:tc>
+        <w:tc>
+          <w:tcPr>
+            <w:tcW w:type="dxa" w:w="1361"/>
+          </w:tcPr>
+          <w:p>
+            <w:pPr>
+              <w:jc w:val="right"/>
+            </w:pPr>
+            <w:r/>
+            <w:r>
+              <w:rPr>
+                <w:sz w:val="19"/>
+              </w:rPr>
+              <w:t>86</w:t>
+            </w:r>
+          </w:p>
+        </w:tc>
+        <w:tc>
+          <w:tcPr>
+            <w:tcW w:type="dxa" w:w="1361"/>
+          </w:tcPr>
+          <w:p>
+            <w:pPr>
+              <w:jc w:val="right"/>
+            </w:pPr>
+            <w:r/>
+            <w:r>
+              <w:rPr>
+                <w:sz w:val="19"/>
+              </w:rPr>
+              <w:t>146</w:t>
+            </w:r>
+          </w:p>
+        </w:tc>
+        <w:tc>
+          <w:tcPr>
+            <w:tcW w:type="dxa" w:w="1361"/>
+          </w:tcPr>
+          <w:p>
+            <w:pPr>
+              <w:jc w:val="right"/>
+            </w:pPr>
+            <w:r/>
+            <w:r>
+              <w:rPr>
+                <w:sz w:val="19"/>
+              </w:rPr>
+              <w:t>23%</w:t>
+            </w:r>
+          </w:p>
+        </w:tc>
+      </w:tr>
+      <w:tr>
+        <w:tc>
+          <w:tcPr>
+            <w:tcW w:type="dxa" w:w="1474"/>
+          </w:tcPr>
+          <w:p>
+            <w:r/>
+            <w:r>
+              <w:rPr>
+                <w:sz w:val="19"/>
+              </w:rPr>
+              <w:t>HRV</w:t>
+            </w:r>
+          </w:p>
+        </w:tc>
+        <w:tc>
+          <w:tcPr>
+            <w:tcW w:type="dxa" w:w="1361"/>
+          </w:tcPr>
+          <w:p>
+            <w:pPr>
+              <w:jc w:val="right"/>
+            </w:pPr>
+            <w:r/>
+            <w:r>
+              <w:rPr>
+                <w:sz w:val="19"/>
+              </w:rPr>
+              <w:t>31</w:t>
+            </w:r>
+          </w:p>
+        </w:tc>
+        <w:tc>
+          <w:tcPr>
+            <w:tcW w:type="dxa" w:w="1361"/>
+          </w:tcPr>
+          <w:p>
+            <w:pPr>
+              <w:jc w:val="right"/>
+            </w:pPr>
+            <w:r/>
+            <w:r>
+              <w:rPr>
+                <w:sz w:val="19"/>
+              </w:rPr>
+              <w:t>144</w:t>
+            </w:r>
+          </w:p>
+        </w:tc>
+        <w:tc>
+          <w:tcPr>
+            <w:tcW w:type="dxa" w:w="1361"/>
+          </w:tcPr>
+          <w:p>
+            <w:pPr>
+              <w:jc w:val="right"/>
+            </w:pPr>
+            <w:r/>
+            <w:r>
+              <w:rPr>
+                <w:sz w:val="19"/>
+              </w:rPr>
+              <w:t>128</w:t>
+            </w:r>
+          </w:p>
+        </w:tc>
+        <w:tc>
+          <w:tcPr>
+            <w:tcW w:type="dxa" w:w="1361"/>
+          </w:tcPr>
+          <w:p>
+            <w:pPr>
+              <w:jc w:val="right"/>
+            </w:pPr>
+            <w:r/>
+            <w:r>
+              <w:rPr>
+                <w:sz w:val="19"/>
+              </w:rPr>
+              <w:t>149</w:t>
+            </w:r>
+          </w:p>
+        </w:tc>
+        <w:tc>
+          <w:tcPr>
+            <w:tcW w:type="dxa" w:w="1361"/>
+          </w:tcPr>
+          <w:p>
+            <w:pPr>
+              <w:jc w:val="right"/>
+            </w:pPr>
+            <w:r/>
+            <w:r>
+              <w:rPr>
+                <w:sz w:val="19"/>
+              </w:rPr>
+              <w:t>13%</w:t>
+            </w:r>
+          </w:p>
+        </w:tc>
+      </w:tr>
+      <w:tr>
+        <w:tc>
+          <w:tcPr>
+            <w:tcW w:type="dxa" w:w="1474"/>
+          </w:tcPr>
+          <w:p>
+            <w:r/>
+            <w:r>
+              <w:rPr>
+                <w:sz w:val="19"/>
+              </w:rPr>
+              <w:t>ISR</w:t>
+            </w:r>
+          </w:p>
+        </w:tc>
+        <w:tc>
+          <w:tcPr>
+            <w:tcW w:type="dxa" w:w="1361"/>
+          </w:tcPr>
+          <w:p>
+            <w:pPr>
+              <w:jc w:val="right"/>
+            </w:pPr>
+            <w:r/>
+            <w:r>
+              <w:rPr>
+                <w:sz w:val="19"/>
+              </w:rPr>
+              <w:t>25</w:t>
+            </w:r>
+          </w:p>
+        </w:tc>
+        <w:tc>
+          <w:tcPr>
+            <w:tcW w:type="dxa" w:w="1361"/>
+          </w:tcPr>
+          <w:p>
+            <w:pPr>
+              <w:jc w:val="right"/>
+            </w:pPr>
+            <w:r/>
+            <w:r>
+              <w:rPr>
+                <w:sz w:val="19"/>
+              </w:rPr>
+              <w:t>148</w:t>
+            </w:r>
+          </w:p>
+        </w:tc>
+        <w:tc>
+          <w:tcPr>
+            <w:tcW w:type="dxa" w:w="1361"/>
+          </w:tcPr>
+          <w:p>
+            <w:pPr>
+              <w:jc w:val="right"/>
+            </w:pPr>
+            <w:r/>
+            <w:r>
+              <w:rPr>
+                <w:sz w:val="19"/>
+              </w:rPr>
+              <w:t>124</w:t>
+            </w:r>
+          </w:p>
+        </w:tc>
+        <w:tc>
+          <w:tcPr>
+            <w:tcW w:type="dxa" w:w="1361"/>
+          </w:tcPr>
+          <w:p>
+            <w:pPr>
+              <w:jc w:val="right"/>
+            </w:pPr>
+            <w:r/>
+            <w:r>
+              <w:rPr>
+                <w:sz w:val="19"/>
+              </w:rPr>
+              <w:t>184</w:t>
+            </w:r>
+          </w:p>
+        </w:tc>
+        <w:tc>
+          <w:tcPr>
+            <w:tcW w:type="dxa" w:w="1361"/>
+          </w:tcPr>
+          <w:p>
+            <w:pPr>
+              <w:jc w:val="right"/>
+            </w:pPr>
+            <w:r/>
+            <w:r>
+              <w:rPr>
+                <w:sz w:val="19"/>
+              </w:rPr>
+              <w:t>4%</w:t>
+            </w:r>
+          </w:p>
+        </w:tc>
+      </w:tr>
+      <w:tr>
+        <w:tc>
+          <w:tcPr>
+            <w:tcW w:type="dxa" w:w="1474"/>
+          </w:tcPr>
+          <w:p>
+            <w:r/>
+            <w:r>
+              <w:rPr>
+                <w:sz w:val="19"/>
+              </w:rPr>
+              <w:t>FIN</w:t>
+            </w:r>
+          </w:p>
+        </w:tc>
+        <w:tc>
+          <w:tcPr>
+            <w:tcW w:type="dxa" w:w="1361"/>
+          </w:tcPr>
+          <w:p>
+            <w:pPr>
+              <w:jc w:val="right"/>
+            </w:pPr>
+            <w:r/>
+            <w:r>
+              <w:rPr>
+                <w:sz w:val="19"/>
+              </w:rPr>
+              <w:t>24</w:t>
+            </w:r>
+          </w:p>
+        </w:tc>
+        <w:tc>
+          <w:tcPr>
+            <w:tcW w:type="dxa" w:w="1361"/>
+          </w:tcPr>
+          <w:p>
+            <w:pPr>
+              <w:jc w:val="right"/>
+            </w:pPr>
+            <w:r/>
+            <w:r>
+              <w:rPr>
+                <w:sz w:val="19"/>
+              </w:rPr>
+              <w:t>71</w:t>
+            </w:r>
+          </w:p>
+        </w:tc>
+        <w:tc>
+          <w:tcPr>
+            <w:tcW w:type="dxa" w:w="1361"/>
+          </w:tcPr>
+          <w:p>
+            <w:pPr>
+              <w:jc w:val="right"/>
+            </w:pPr>
+            <w:r/>
+            <w:r>
+              <w:rPr>
+                <w:sz w:val="19"/>
+              </w:rPr>
+              <w:t>119</w:t>
+            </w:r>
+          </w:p>
+        </w:tc>
+        <w:tc>
+          <w:tcPr>
+            <w:tcW w:type="dxa" w:w="1361"/>
+          </w:tcPr>
+          <w:p>
+            <w:pPr>
+              <w:jc w:val="right"/>
+            </w:pPr>
+            <w:r/>
+            <w:r>
+              <w:rPr>
+                <w:sz w:val="19"/>
+              </w:rPr>
+              <w:t>264</w:t>
+            </w:r>
+          </w:p>
+        </w:tc>
+        <w:tc>
+          <w:tcPr>
+            <w:tcW w:type="dxa" w:w="1361"/>
+          </w:tcPr>
+          <w:p>
+            <w:pPr>
+              <w:jc w:val="right"/>
+            </w:pPr>
+            <w:r/>
+            <w:r>
+              <w:rPr>
+                <w:sz w:val="19"/>
+              </w:rPr>
+              <w:t>0%</w:t>
+            </w:r>
+          </w:p>
+        </w:tc>
+      </w:tr>
+      <w:tr>
+        <w:tc>
+          <w:tcPr>
+            <w:tcW w:type="dxa" w:w="1474"/>
+          </w:tcPr>
+          <w:p>
+            <w:r/>
+            <w:r>
+              <w:rPr>
+                <w:sz w:val="19"/>
+              </w:rPr>
+              <w:t>ESP</w:t>
+            </w:r>
+          </w:p>
+        </w:tc>
+        <w:tc>
+          <w:tcPr>
+            <w:tcW w:type="dxa" w:w="1361"/>
+          </w:tcPr>
+          <w:p>
+            <w:pPr>
+              <w:jc w:val="right"/>
+            </w:pPr>
+            <w:r/>
+            <w:r>
+              <w:rPr>
+                <w:sz w:val="19"/>
+              </w:rPr>
+              <w:t>22</w:t>
+            </w:r>
+          </w:p>
+        </w:tc>
+        <w:tc>
+          <w:tcPr>
+            <w:tcW w:type="dxa" w:w="1361"/>
+          </w:tcPr>
+          <w:p>
+            <w:pPr>
+              <w:jc w:val="right"/>
+            </w:pPr>
+            <w:r/>
+            <w:r>
+              <w:rPr>
+                <w:sz w:val="19"/>
+              </w:rPr>
+              <w:t>75</w:t>
+            </w:r>
+          </w:p>
+        </w:tc>
+        <w:tc>
+          <w:tcPr>
+            <w:tcW w:type="dxa" w:w="1361"/>
+          </w:tcPr>
+          <w:p>
+            <w:pPr>
+              <w:jc w:val="right"/>
+            </w:pPr>
+            <w:r/>
+            <w:r>
+              <w:rPr>
+                <w:sz w:val="19"/>
+              </w:rPr>
+              <w:t>78</w:t>
+            </w:r>
+          </w:p>
+        </w:tc>
+        <w:tc>
+          <w:tcPr>
+            <w:tcW w:type="dxa" w:w="1361"/>
+          </w:tcPr>
+          <w:p>
+            <w:pPr>
+              <w:jc w:val="right"/>
+            </w:pPr>
+            <w:r/>
+            <w:r>
+              <w:rPr>
+                <w:sz w:val="19"/>
+              </w:rPr>
+              <w:t>140</w:t>
+            </w:r>
+          </w:p>
+        </w:tc>
+        <w:tc>
+          <w:tcPr>
+            <w:tcW w:type="dxa" w:w="1361"/>
+          </w:tcPr>
+          <w:p>
+            <w:pPr>
+              <w:jc w:val="right"/>
+            </w:pPr>
+            <w:r/>
+            <w:r>
+              <w:rPr>
+                <w:sz w:val="19"/>
+              </w:rPr>
+              <w:t>27%</w:t>
+            </w:r>
+          </w:p>
+        </w:tc>
+      </w:tr>
+      <w:tr>
+        <w:tc>
+          <w:tcPr>
+            <w:tcW w:type="dxa" w:w="1474"/>
+          </w:tcPr>
+          <w:p>
+            <w:r/>
+            <w:r>
+              <w:rPr>
+                <w:sz w:val="19"/>
+              </w:rPr>
+              <w:t>SVN</w:t>
+            </w:r>
+          </w:p>
+        </w:tc>
+        <w:tc>
+          <w:tcPr>
+            <w:tcW w:type="dxa" w:w="1361"/>
+          </w:tcPr>
+          <w:p>
+            <w:pPr>
+              <w:jc w:val="right"/>
+            </w:pPr>
+            <w:r/>
+            <w:r>
+              <w:rPr>
+                <w:sz w:val="19"/>
+              </w:rPr>
+              <w:t>20</w:t>
+            </w:r>
+          </w:p>
+        </w:tc>
+        <w:tc>
+          <w:tcPr>
+            <w:tcW w:type="dxa" w:w="1361"/>
+          </w:tcPr>
+          <w:p>
+            <w:pPr>
+              <w:jc w:val="right"/>
+            </w:pPr>
+            <w:r/>
+            <w:r>
+              <w:rPr>
+                <w:sz w:val="19"/>
+              </w:rPr>
+              <w:t>142</w:t>
+            </w:r>
+          </w:p>
+        </w:tc>
+        <w:tc>
+          <w:tcPr>
+            <w:tcW w:type="dxa" w:w="1361"/>
+          </w:tcPr>
+          <w:p>
+            <w:pPr>
+              <w:jc w:val="right"/>
+            </w:pPr>
+            <w:r/>
+            <w:r>
+              <w:rPr>
+                <w:sz w:val="19"/>
+              </w:rPr>
+              <w:t>131</w:t>
+            </w:r>
+          </w:p>
+        </w:tc>
+        <w:tc>
+          <w:tcPr>
+            <w:tcW w:type="dxa" w:w="1361"/>
+          </w:tcPr>
+          <w:p>
+            <w:pPr>
+              <w:jc w:val="right"/>
+            </w:pPr>
+            <w:r/>
+            <w:r>
+              <w:rPr>
+                <w:sz w:val="19"/>
+              </w:rPr>
+              <w:t>170</w:t>
+            </w:r>
+          </w:p>
+        </w:tc>
+        <w:tc>
+          <w:tcPr>
+            <w:tcW w:type="dxa" w:w="1361"/>
+          </w:tcPr>
+          <w:p>
+            <w:pPr>
+              <w:jc w:val="right"/>
+            </w:pPr>
+            <w:r/>
+            <w:r>
+              <w:rPr>
+                <w:sz w:val="19"/>
+              </w:rPr>
+              <w:t>15%</w:t>
+            </w:r>
+          </w:p>
+        </w:tc>
+      </w:tr>
+    </w:tbl>
+    <w:p>
+      <w:pPr>
+        <w:spacing w:after="40"/>
+      </w:pPr>
+    </w:p>
+    <w:p>
+      <w:pPr>
+        <w:pStyle w:val="ListBullet"/>
+      </w:pPr>
+      <w:r>
+        <w:rPr>
+          <w:b w:val="0"/>
+          <w:sz w:val="21"/>
+        </w:rPr>
+      </w:r>
+      <w:r>
+        <w:rPr>
+          <w:b/>
+          <w:sz w:val="21"/>
+        </w:rPr>
+        <w:t>NL, BE, DE, LU and FR ship in about a day</w:t>
+      </w:r>
+      <w:r>
+        <w:rPr>
+          <w:b w:val="0"/>
+          <w:sz w:val="21"/>
+        </w:rPr>
+        <w:t xml:space="preserve"> (median 8–25 h); </w:t>
+      </w:r>
+      <w:r>
+        <w:rPr>
+          <w:b/>
+          <w:sz w:val="21"/>
+        </w:rPr>
+        <w:t>Switzerland (~140 h) and Poland (~120 h) take 5–6 days</w:t>
+      </w:r>
+      <w:r>
+        <w:rPr>
+          <w:b w:val="0"/>
+          <w:sz w:val="21"/>
+        </w:rPr>
+        <w:t>, pointing at customs or weekly consolidation for export — a service question to raise with DHL.</w:t>
       </w:r>
     </w:p>
     <w:p>
@@ -3564,6 +5548,305 @@
         </w:rPr>
         <w:t xml:space="preserve"> — 855 shipped-not-stocked; a further set of stocked-not-shipped SKUs are dead-stock candidates. To confirm handling (cross-dock vs obsolete).</w:t>
       </w:r>
+    </w:p>
+    <w:p>
+      <w:pPr>
+        <w:spacing w:after="80"/>
+      </w:pPr>
+      <w:r>
+        <w:rPr>
+          <w:b w:val="0"/>
+          <w:i w:val="0"/>
+          <w:color w:val="222222"/>
+          <w:sz w:val="21"/>
+        </w:rPr>
+        <w:t>Data checks requested in class (Week 3):</w:t>
+      </w:r>
+    </w:p>
+    <w:tbl>
+      <w:tblPr>
+        <w:tblStyle w:val="LightGrid-Accent1"/>
+        <w:tblW w:type="auto" w:w="0"/>
+        <w:jc w:val="center"/>
+        <w:tblLook w:firstColumn="1" w:firstRow="1" w:lastColumn="0" w:lastRow="0" w:noHBand="0" w:noVBand="1" w:val="04A0"/>
+      </w:tblPr>
+      <w:tblGrid>
+        <w:gridCol w:w="2880"/>
+        <w:gridCol w:w="2880"/>
+        <w:gridCol w:w="2880"/>
+      </w:tblGrid>
+      <w:tr>
+        <w:tc>
+          <w:tcPr>
+            <w:tcW w:type="dxa" w:w="2381"/>
+          </w:tcPr>
+          <w:p>
+            <w:r/>
+            <w:r>
+              <w:rPr>
+                <w:b/>
+                <w:sz w:val="19"/>
+              </w:rPr>
+              <w:t>Question</w:t>
+            </w:r>
+          </w:p>
+        </w:tc>
+        <w:tc>
+          <w:tcPr>
+            <w:tcW w:type="dxa" w:w="3061"/>
+          </w:tcPr>
+          <w:p>
+            <w:r/>
+            <w:r>
+              <w:rPr>
+                <w:b/>
+                <w:sz w:val="19"/>
+              </w:rPr>
+              <w:t>Answer</w:t>
+            </w:r>
+          </w:p>
+        </w:tc>
+        <w:tc>
+          <w:tcPr>
+            <w:tcW w:type="dxa" w:w="3628"/>
+          </w:tcPr>
+          <w:p>
+            <w:r/>
+            <w:r>
+              <w:rPr>
+                <w:b/>
+                <w:sz w:val="19"/>
+              </w:rPr>
+              <w:t>Note</w:t>
+            </w:r>
+          </w:p>
+        </w:tc>
+      </w:tr>
+      <w:tr>
+        <w:tc>
+          <w:tcPr>
+            <w:tcW w:type="dxa" w:w="2381"/>
+          </w:tcPr>
+          <w:p>
+            <w:r/>
+            <w:r>
+              <w:rPr>
+                <w:sz w:val="19"/>
+              </w:rPr>
+              <w:t>Most ordered product</w:t>
+            </w:r>
+          </w:p>
+        </w:tc>
+        <w:tc>
+          <w:tcPr>
+            <w:tcW w:type="dxa" w:w="3061"/>
+          </w:tcPr>
+          <w:p>
+            <w:r/>
+            <w:r>
+              <w:rPr>
+                <w:sz w:val="19"/>
+              </w:rPr>
+              <w:t>A000493031 — in 268 orders</w:t>
+            </w:r>
+          </w:p>
+        </w:tc>
+        <w:tc>
+          <w:tcPr>
+            <w:tcW w:type="dxa" w:w="3628"/>
+          </w:tcPr>
+          <w:p>
+            <w:r/>
+            <w:r>
+              <w:rPr>
+                <w:sz w:val="19"/>
+              </w:rPr>
+              <w:t>1,947 units picked in Q2</w:t>
+            </w:r>
+          </w:p>
+        </w:tc>
+      </w:tr>
+      <w:tr>
+        <w:tc>
+          <w:tcPr>
+            <w:tcW w:type="dxa" w:w="2381"/>
+          </w:tcPr>
+          <w:p>
+            <w:r/>
+            <w:r>
+              <w:rPr>
+                <w:sz w:val="19"/>
+              </w:rPr>
+              <w:t>Heaviest SKU (single item)</w:t>
+            </w:r>
+          </w:p>
+        </w:tc>
+        <w:tc>
+          <w:tcPr>
+            <w:tcW w:type="dxa" w:w="3061"/>
+          </w:tcPr>
+          <w:p>
+            <w:r/>
+            <w:r>
+              <w:rPr>
+                <w:sz w:val="19"/>
+              </w:rPr>
+              <w:t>A000316052 — 90.0 kg per piece</w:t>
+            </w:r>
+          </w:p>
+        </w:tc>
+        <w:tc>
+          <w:tcPr>
+            <w:tcW w:type="dxa" w:w="3628"/>
+          </w:tcPr>
+          <w:p>
+            <w:r/>
+            <w:r>
+              <w:rPr>
+                <w:sz w:val="19"/>
+              </w:rPr>
+              <w:t>heaviest pallet (cleaned) 5,039 kg; p99 pallet 1,344 kg</w:t>
+            </w:r>
+          </w:p>
+        </w:tc>
+      </w:tr>
+      <w:tr>
+        <w:tc>
+          <w:tcPr>
+            <w:tcW w:type="dxa" w:w="2381"/>
+          </w:tcPr>
+          <w:p>
+            <w:r/>
+            <w:r>
+              <w:rPr>
+                <w:sz w:val="19"/>
+              </w:rPr>
+              <w:t>Longest SKU</w:t>
+            </w:r>
+          </w:p>
+        </w:tc>
+        <w:tc>
+          <w:tcPr>
+            <w:tcW w:type="dxa" w:w="3061"/>
+          </w:tcPr>
+          <w:p>
+            <w:r/>
+            <w:r>
+              <w:rPr>
+                <w:sz w:val="19"/>
+              </w:rPr>
+              <w:t>A000432677 — 1095 cm</w:t>
+            </w:r>
+          </w:p>
+        </w:tc>
+        <w:tc>
+          <w:tcPr>
+            <w:tcW w:type="dxa" w:w="3628"/>
+          </w:tcPr>
+          <w:p>
+            <w:r/>
+            <w:r>
+              <w:rPr>
+                <w:sz w:val="19"/>
+              </w:rPr>
+              <w:t>26 SKUs longer than 2.4 m -&gt; cantilever racking</w:t>
+            </w:r>
+          </w:p>
+        </w:tc>
+      </w:tr>
+      <w:tr>
+        <w:tc>
+          <w:tcPr>
+            <w:tcW w:type="dxa" w:w="2381"/>
+          </w:tcPr>
+          <w:p>
+            <w:r/>
+            <w:r>
+              <w:rPr>
+                <w:sz w:val="19"/>
+              </w:rPr>
+              <w:t>Most lines in one order</w:t>
+            </w:r>
+          </w:p>
+        </w:tc>
+        <w:tc>
+          <w:tcPr>
+            <w:tcW w:type="dxa" w:w="3061"/>
+          </w:tcPr>
+          <w:p>
+            <w:r/>
+            <w:r>
+              <w:rPr>
+                <w:sz w:val="19"/>
+              </w:rPr>
+              <w:t>191 lines</w:t>
+            </w:r>
+          </w:p>
+        </w:tc>
+        <w:tc>
+          <w:tcPr>
+            <w:tcW w:type="dxa" w:w="3628"/>
+          </w:tcPr>
+          <w:p>
+            <w:r/>
+            <w:r>
+              <w:rPr>
+                <w:sz w:val="19"/>
+              </w:rPr>
+              <w:t>median order = 1 line</w:t>
+            </w:r>
+          </w:p>
+        </w:tc>
+      </w:tr>
+      <w:tr>
+        <w:tc>
+          <w:tcPr>
+            <w:tcW w:type="dxa" w:w="2381"/>
+          </w:tcPr>
+          <w:p>
+            <w:r/>
+            <w:r>
+              <w:rPr>
+                <w:sz w:val="19"/>
+              </w:rPr>
+              <w:t>Max pallets in stock</w:t>
+            </w:r>
+          </w:p>
+        </w:tc>
+        <w:tc>
+          <w:tcPr>
+            <w:tcW w:type="dxa" w:w="3061"/>
+          </w:tcPr>
+          <w:p>
+            <w:r/>
+            <w:r>
+              <w:rPr>
+                <w:sz w:val="19"/>
+              </w:rPr>
+              <w:t>11,015 loads in 8,512 locations</w:t>
+            </w:r>
+          </w:p>
+        </w:tc>
+        <w:tc>
+          <w:tcPr>
+            <w:tcW w:type="dxa" w:w="3628"/>
+          </w:tcPr>
+          <w:p>
+            <w:r/>
+            <w:r>
+              <w:rPr>
+                <w:sz w:val="19"/>
+              </w:rPr>
+              <w:t>June 2025 snapshot (peak of the quarter)</w:t>
+            </w:r>
+          </w:p>
+        </w:tc>
+      </w:tr>
+    </w:tbl>
+    <w:p>
+      <w:pPr>
+        <w:spacing w:after="40"/>
+      </w:pPr>
     </w:p>
     <w:p>
       <w:pPr>
@@ -6420,6 +8703,53 @@
                 <w:sz w:val="19"/>
               </w:rPr>
               <w:t>Pick-time model parameters</w:t>
+            </w:r>
+          </w:p>
+        </w:tc>
+        <w:tc>
+          <w:tcPr>
+            <w:tcW w:type="dxa" w:w="1134"/>
+          </w:tcPr>
+          <w:p>
+            <w:pPr>
+              <w:jc w:val="right"/>
+            </w:pPr>
+            <w:r/>
+            <w:r>
+              <w:rPr>
+                <w:sz w:val="19"/>
+              </w:rPr>
+              <w:t>HIGH</w:t>
+            </w:r>
+          </w:p>
+        </w:tc>
+      </w:tr>
+      <w:tr>
+        <w:tc>
+          <w:tcPr>
+            <w:tcW w:type="dxa" w:w="850"/>
+          </w:tcPr>
+          <w:p>
+            <w:r/>
+            <w:r>
+              <w:rPr>
+                <w:sz w:val="19"/>
+              </w:rPr>
+              <w:t>A028</w:t>
+            </w:r>
+          </w:p>
+        </w:tc>
+        <w:tc>
+          <w:tcPr>
+            <w:tcW w:type="dxa" w:w="6520"/>
+          </w:tcPr>
+          <w:p>
+            <w:r/>
+            <w:r>
+              <w:rPr>
+                <w:sz w:val="19"/>
+              </w:rPr>
+              <w:t>Hazardous SKUs: hazard class unknown - PGS 15 (packaged hazardous substances) or PGS 37 (lithium batteries) to be confirmed</w:t>
             </w:r>
           </w:p>
         </w:tc>

--- a/deliverables/Deliverable_1_Analysis.docx
+++ b/deliverables/Deliverable_1_Analysis.docx
@@ -822,7 +822,7 @@
       <w:r>
         <w:drawing>
           <wp:inline xmlns:a="http://schemas.openxmlformats.org/drawingml/2006/main" xmlns:pic="http://schemas.openxmlformats.org/drawingml/2006/picture">
-            <wp:extent cx="4320000" cy="2715066"/>
+            <wp:extent cx="4320000" cy="2711824"/>
             <wp:docPr id="1" name="Picture 1"/>
             <wp:cNvGraphicFramePr>
               <a:graphicFrameLocks noChangeAspect="1"/>
@@ -843,7 +843,7 @@
                   <pic:spPr>
                     <a:xfrm>
                       <a:off x="0" y="0"/>
-                      <a:ext cx="4320000" cy="2715066"/>
+                      <a:ext cx="4320000" cy="2711824"/>
                     </a:xfrm>
                     <a:prstGeom prst="rect"/>
                   </pic:spPr>
@@ -934,7 +934,7 @@
                 <w:b/>
                 <w:sz w:val="19"/>
               </w:rPr>
-              <w:t>Loads (positions)</w:t>
+              <w:t>Loads</w:t>
             </w:r>
           </w:p>
         </w:tc>
@@ -1388,7 +1388,7 @@
       <w:r>
         <w:drawing>
           <wp:inline xmlns:a="http://schemas.openxmlformats.org/drawingml/2006/main" xmlns:pic="http://schemas.openxmlformats.org/drawingml/2006/picture">
-            <wp:extent cx="4680000" cy="2721086"/>
+            <wp:extent cx="4680000" cy="2700763"/>
             <wp:docPr id="2" name="Picture 2"/>
             <wp:cNvGraphicFramePr>
               <a:graphicFrameLocks noChangeAspect="1"/>
@@ -1409,7 +1409,7 @@
                   <pic:spPr>
                     <a:xfrm>
                       <a:off x="0" y="0"/>
-                      <a:ext cx="4680000" cy="2721086"/>
+                      <a:ext cx="4680000" cy="2700763"/>
                     </a:xfrm>
                     <a:prstGeom prst="rect"/>
                   </pic:spPr>
@@ -1442,7 +1442,7 @@
       <w:r>
         <w:drawing>
           <wp:inline xmlns:a="http://schemas.openxmlformats.org/drawingml/2006/main" xmlns:pic="http://schemas.openxmlformats.org/drawingml/2006/picture">
-            <wp:extent cx="4680000" cy="2743650"/>
+            <wp:extent cx="4680000" cy="2723225"/>
             <wp:docPr id="3" name="Picture 3"/>
             <wp:cNvGraphicFramePr>
               <a:graphicFrameLocks noChangeAspect="1"/>
@@ -1463,7 +1463,7 @@
                   <pic:spPr>
                     <a:xfrm>
                       <a:off x="0" y="0"/>
-                      <a:ext cx="4680000" cy="2743650"/>
+                      <a:ext cx="4680000" cy="2723225"/>
                     </a:xfrm>
                     <a:prstGeom prst="rect"/>
                   </pic:spPr>
@@ -1972,21 +1972,21 @@
           <w:b w:val="0"/>
           <w:sz w:val="21"/>
         </w:rPr>
-        <w:t xml:space="preserve">Delivery lead time (order received → dispatched): </w:t>
+        <w:t xml:space="preserve">Delivery lead time (order received → trailer leaves), </w:t>
       </w:r>
       <w:r>
         <w:rPr>
           <w:b/>
           <w:sz w:val="21"/>
         </w:rPr>
-        <w:t>average 78.3 h (~3.3 days)</w:t>
+        <w:t>per order: median 25 h, average 45 h, p90 102 h</w:t>
       </w:r>
       <w:r>
         <w:rPr>
           <w:b w:val="0"/>
           <w:sz w:val="21"/>
         </w:rPr>
-        <w:t>, median 52.4 h (~2.2 days), p90 166.9 h. Right-skewed (mean &gt; median), so the typical order is nearer the median; measured as TRAILER DISPATCED DATE − ORDER ARRIVE DATE.</w:t>
+        <w:t>; 26% of orders leave the same day. Counted per order line instead the median is 52 h, because big multi-line orders wait longest. Measured as last TRAILER DISPATCED DATE − ORDER ARRIVE DATE of each order.</w:t>
       </w:r>
     </w:p>
     <w:p>
@@ -2018,7 +2018,7 @@
       <w:r>
         <w:drawing>
           <wp:inline xmlns:a="http://schemas.openxmlformats.org/drawingml/2006/main" xmlns:pic="http://schemas.openxmlformats.org/drawingml/2006/picture">
-            <wp:extent cx="4680000" cy="2067160"/>
+            <wp:extent cx="4680000" cy="1779718"/>
             <wp:docPr id="4" name="Picture 4"/>
             <wp:cNvGraphicFramePr>
               <a:graphicFrameLocks noChangeAspect="1"/>
@@ -2039,7 +2039,7 @@
                   <pic:spPr>
                     <a:xfrm>
                       <a:off x="0" y="0"/>
-                      <a:ext cx="4680000" cy="2067160"/>
+                      <a:ext cx="4680000" cy="1779718"/>
                     </a:xfrm>
                     <a:prstGeom prst="rect"/>
                   </pic:spPr>
@@ -4553,7 +4553,7 @@
               <w:rPr>
                 <w:sz w:val="19"/>
               </w:rPr>
-              <w:t>30.0%</w:t>
+              <w:t>29.9%</w:t>
             </w:r>
           </w:p>
         </w:tc>
@@ -4716,7 +4716,7 @@
       <w:r>
         <w:drawing>
           <wp:inline xmlns:a="http://schemas.openxmlformats.org/drawingml/2006/main" xmlns:pic="http://schemas.openxmlformats.org/drawingml/2006/picture">
-            <wp:extent cx="4680000" cy="2976285"/>
+            <wp:extent cx="4680000" cy="2972525"/>
             <wp:docPr id="5" name="Picture 5"/>
             <wp:cNvGraphicFramePr>
               <a:graphicFrameLocks noChangeAspect="1"/>
@@ -4737,7 +4737,7 @@
                   <pic:spPr>
                     <a:xfrm>
                       <a:off x="0" y="0"/>
-                      <a:ext cx="4680000" cy="2976285"/>
+                      <a:ext cx="4680000" cy="2972525"/>
                     </a:xfrm>
                     <a:prstGeom prst="rect"/>
                   </pic:spPr>
@@ -4770,7 +4770,7 @@
       <w:r>
         <w:drawing>
           <wp:inline xmlns:a="http://schemas.openxmlformats.org/drawingml/2006/main" xmlns:pic="http://schemas.openxmlformats.org/drawingml/2006/picture">
-            <wp:extent cx="5400000" cy="4149817"/>
+            <wp:extent cx="5400000" cy="4156363"/>
             <wp:docPr id="6" name="Picture 6"/>
             <wp:cNvGraphicFramePr>
               <a:graphicFrameLocks noChangeAspect="1"/>
@@ -4791,7 +4791,7 @@
                   <pic:spPr>
                     <a:xfrm>
                       <a:off x="0" y="0"/>
-                      <a:ext cx="5400000" cy="4149817"/>
+                      <a:ext cx="5400000" cy="4156363"/>
                     </a:xfrm>
                     <a:prstGeom prst="rect"/>
                   </pic:spPr>
@@ -5326,7 +5326,7 @@
       <w:r>
         <w:drawing>
           <wp:inline xmlns:a="http://schemas.openxmlformats.org/drawingml/2006/main" xmlns:pic="http://schemas.openxmlformats.org/drawingml/2006/picture">
-            <wp:extent cx="5400000" cy="2546698"/>
+            <wp:extent cx="5400000" cy="2535327"/>
             <wp:docPr id="7" name="Picture 7"/>
             <wp:cNvGraphicFramePr>
               <a:graphicFrameLocks noChangeAspect="1"/>
@@ -5347,7 +5347,7 @@
                   <pic:spPr>
                     <a:xfrm>
                       <a:off x="0" y="0"/>
-                      <a:ext cx="5400000" cy="2546698"/>
+                      <a:ext cx="5400000" cy="2535327"/>
                     </a:xfrm>
                     <a:prstGeom prst="rect"/>
                   </pic:spPr>
@@ -5380,7 +5380,7 @@
       <w:r>
         <w:drawing>
           <wp:inline xmlns:a="http://schemas.openxmlformats.org/drawingml/2006/main" xmlns:pic="http://schemas.openxmlformats.org/drawingml/2006/picture">
-            <wp:extent cx="5400000" cy="2598791"/>
+            <wp:extent cx="5400000" cy="2189634"/>
             <wp:docPr id="8" name="Picture 8"/>
             <wp:cNvGraphicFramePr>
               <a:graphicFrameLocks noChangeAspect="1"/>
@@ -5401,7 +5401,7 @@
                   <pic:spPr>
                     <a:xfrm>
                       <a:off x="0" y="0"/>
-                      <a:ext cx="5400000" cy="2598791"/>
+                      <a:ext cx="5400000" cy="2189634"/>
                     </a:xfrm>
                     <a:prstGeom prst="rect"/>
                   </pic:spPr>
@@ -6710,7 +6710,7 @@
       <w:r>
         <w:drawing>
           <wp:inline xmlns:a="http://schemas.openxmlformats.org/drawingml/2006/main" xmlns:pic="http://schemas.openxmlformats.org/drawingml/2006/picture">
-            <wp:extent cx="5040000" cy="2339789"/>
+            <wp:extent cx="5040000" cy="2283570"/>
             <wp:docPr id="9" name="Picture 9"/>
             <wp:cNvGraphicFramePr>
               <a:graphicFrameLocks noChangeAspect="1"/>
@@ -6731,7 +6731,7 @@
                   <pic:spPr>
                     <a:xfrm>
                       <a:off x="0" y="0"/>
-                      <a:ext cx="5040000" cy="2339789"/>
+                      <a:ext cx="5040000" cy="2283570"/>
                     </a:xfrm>
                     <a:prstGeom prst="rect"/>
                   </pic:spPr>
@@ -6917,7 +6917,32 @@
           <w:b w:val="0"/>
           <w:sz w:val="21"/>
         </w:rPr>
-        <w:t xml:space="preserve"> double-deep reach racking for A/B reserve + selective single-deep for irregular SKUs + a forward-pick module (carton-flow / shelving) for fast case/each; cantilever for XLONG goods. ≈61% of the envelope for storage + working areas — room to grow.</w:t>
+        <w:t xml:space="preserve"> single-deep pallet racking placed back-to-back (one pallet each side of the rack, every pallet directly reachable from an aisle), 3.0 m reach-truck aisles, 8 levels; selective racks for irregular SKUs + a forward-pick module (carton-flow / shelving) for fast case/each; cantilever for XLONG goods. ≈72% of the envelope for storage + working areas.</w:t>
+      </w:r>
+    </w:p>
+    <w:p>
+      <w:pPr>
+        <w:pStyle w:val="ListBullet"/>
+      </w:pPr>
+      <w:r>
+        <w:rPr>
+          <w:b w:val="0"/>
+          <w:sz w:val="21"/>
+        </w:rPr>
+      </w:r>
+      <w:r>
+        <w:rPr>
+          <w:b/>
+          <w:sz w:val="21"/>
+        </w:rPr>
+        <w:t>Update (Deliverable 3):</w:t>
+      </w:r>
+      <w:r>
+        <w:rPr>
+          <w:b w:val="0"/>
+          <w:sz w:val="21"/>
+        </w:rPr>
+        <w:t xml:space="preserve"> first drafted as double-deep; changed to single-deep back-to-back (team decision: no two-deep racks). The drawn layout already holds 9,504 positions (target ~9,500), and no telescopic forks are needed.</w:t>
       </w:r>
     </w:p>
     <w:p>
@@ -6967,7 +6992,7 @@
           <w:b w:val="0"/>
           <w:sz w:val="21"/>
         </w:rPr>
-        <w:t xml:space="preserve"> reach trucks with telescopic forks (Jungheinrich ETV 216i), pick trolleys for small orders and walkie pallet trucks (EJE 120i) for large orders, rider pallet trucks (ERE 225) at the docks, voice/RF, print-and-apply — sized in Deliverable 2.</w:t>
+        <w:t xml:space="preserve"> reach trucks with standard forks (Jungheinrich ETV 216i), pick trolleys for small orders and walkie pallet trucks (EJE 120i) for large orders, rider pallet trucks (ERE 225) at the docks, voice/RF, print-and-apply — sized in Deliverable 2.</w:t>
       </w:r>
     </w:p>
     <w:p>
@@ -7017,7 +7042,7 @@
           <w:b w:val="0"/>
           <w:sz w:val="21"/>
         </w:rPr>
-        <w:t xml:space="preserve"> fits with buffer, materially lower travel/labour than A, moderate CAPEX — strongest business case.</w:t>
+        <w:t xml:space="preserve"> fits the envelope, materially lower travel/labour than A thanks to slotting and batching, moderate CAPEX — strongest business case.</w:t>
       </w:r>
     </w:p>
     <w:p>
@@ -7654,7 +7679,7 @@
       <w:r>
         <w:drawing>
           <wp:inline xmlns:a="http://schemas.openxmlformats.org/drawingml/2006/main" xmlns:pic="http://schemas.openxmlformats.org/drawingml/2006/picture">
-            <wp:extent cx="4320000" cy="2439261"/>
+            <wp:extent cx="4320000" cy="2409338"/>
             <wp:docPr id="10" name="Picture 10"/>
             <wp:cNvGraphicFramePr>
               <a:graphicFrameLocks noChangeAspect="1"/>
@@ -7675,7 +7700,7 @@
                   <pic:spPr>
                     <a:xfrm>
                       <a:off x="0" y="0"/>
-                      <a:ext cx="4320000" cy="2439261"/>
+                      <a:ext cx="4320000" cy="2409338"/>
                     </a:xfrm>
                     <a:prstGeom prst="rect"/>
                   </pic:spPr>
@@ -7748,7 +7773,7 @@
           <w:b w:val="0"/>
           <w:sz w:val="21"/>
         </w:rPr>
-        <w:t xml:space="preserve"> double-deep holds the corrected target in ≈61% of the envelope, leaving growth room with fewer aisles than selective racking; 75% of order lines are each-picks and 50% of orders single-line → batch/zone picking from a fast-pick area is the biggest labour lever; 48.6% ABC mismatch → velocity slotting is a cheap, high-value win; 73% single-load tail → dense reserve.</w:t>
+        <w:t xml:space="preserve"> single-deep reach racking holds the corrected target in ≈72% of the envelope with every pallet directly accessible (no honeycombing); 75% of order lines are each-picks and 50% of orders single-line → batch/zone picking from a fast-pick area is the biggest labour lever; 48.6% ABC mismatch → velocity slotting is a cheap, high-value win; 73% single-load tail → dense reserve.</w:t>
       </w:r>
     </w:p>
     <w:p>
@@ -7773,7 +7798,7 @@
           <w:b w:val="0"/>
           <w:sz w:val="21"/>
         </w:rPr>
-        <w:t xml:space="preserve"> confirm the 7,000 m² scope (A008); obtain labour/equipment costs (A006) to confirm B vs C in the financial model; validate double-deep against the EURO/K3/XLONG pallet mix.</w:t>
+        <w:t xml:space="preserve"> confirm the 7,000 m² scope (A008); obtain labour/equipment costs (A006) to confirm B vs C in the financial model (done in Deliverable 3); the EURO/K3/XLONG pallet mix was checked against the single-deep racks in Deliverable 3 (long pallets crosswise, &gt; 2.4 m on cantilever).</w:t>
       </w:r>
     </w:p>
     <w:p>
@@ -7797,7 +7822,7 @@
       <w:r>
         <w:drawing>
           <wp:inline xmlns:a="http://schemas.openxmlformats.org/drawingml/2006/main" xmlns:pic="http://schemas.openxmlformats.org/drawingml/2006/picture">
-            <wp:extent cx="5760000" cy="4949334"/>
+            <wp:extent cx="5760000" cy="4832984"/>
             <wp:docPr id="11" name="Picture 11"/>
             <wp:cNvGraphicFramePr>
               <a:graphicFrameLocks noChangeAspect="1"/>
@@ -7818,7 +7843,7 @@
                   <pic:spPr>
                     <a:xfrm>
                       <a:off x="0" y="0"/>
-                      <a:ext cx="5760000" cy="4949334"/>
+                      <a:ext cx="5760000" cy="4832984"/>
                     </a:xfrm>
                     <a:prstGeom prst="rect"/>
                   </pic:spPr>
@@ -8750,6 +8775,100 @@
                 <w:sz w:val="19"/>
               </w:rPr>
               <w:t>Hazardous SKUs: hazard class unknown - PGS 15 (packaged hazardous substances) or PGS 37 (lithium batteries) to be confirmed</w:t>
+            </w:r>
+          </w:p>
+        </w:tc>
+        <w:tc>
+          <w:tcPr>
+            <w:tcW w:type="dxa" w:w="1134"/>
+          </w:tcPr>
+          <w:p>
+            <w:pPr>
+              <w:jc w:val="right"/>
+            </w:pPr>
+            <w:r/>
+            <w:r>
+              <w:rPr>
+                <w:sz w:val="19"/>
+              </w:rPr>
+              <w:t>HIGH</w:t>
+            </w:r>
+          </w:p>
+        </w:tc>
+      </w:tr>
+      <w:tr>
+        <w:tc>
+          <w:tcPr>
+            <w:tcW w:type="dxa" w:w="850"/>
+          </w:tcPr>
+          <w:p>
+            <w:r/>
+            <w:r>
+              <w:rPr>
+                <w:sz w:val="19"/>
+              </w:rPr>
+              <w:t>A030</w:t>
+            </w:r>
+          </w:p>
+        </w:tc>
+        <w:tc>
+          <w:tcPr>
+            <w:tcW w:type="dxa" w:w="6520"/>
+          </w:tcPr>
+          <w:p>
+            <w:r/>
+            <w:r>
+              <w:rPr>
+                <w:sz w:val="19"/>
+              </w:rPr>
+              <w:t>Labour cost per paid hour</w:t>
+            </w:r>
+          </w:p>
+        </w:tc>
+        <w:tc>
+          <w:tcPr>
+            <w:tcW w:type="dxa" w:w="1134"/>
+          </w:tcPr>
+          <w:p>
+            <w:pPr>
+              <w:jc w:val="right"/>
+            </w:pPr>
+            <w:r/>
+            <w:r>
+              <w:rPr>
+                <w:sz w:val="19"/>
+              </w:rPr>
+              <w:t>HIGH</w:t>
+            </w:r>
+          </w:p>
+        </w:tc>
+      </w:tr>
+      <w:tr>
+        <w:tc>
+          <w:tcPr>
+            <w:tcW w:type="dxa" w:w="850"/>
+          </w:tcPr>
+          <w:p>
+            <w:r/>
+            <w:r>
+              <w:rPr>
+                <w:sz w:val="19"/>
+              </w:rPr>
+              <w:t>A033</w:t>
+            </w:r>
+          </w:p>
+        </w:tc>
+        <w:tc>
+          <w:tcPr>
+            <w:tcW w:type="dxa" w:w="6520"/>
+          </w:tcPr>
+          <w:p>
+            <w:r/>
+            <w:r>
+              <w:rPr>
+                <w:sz w:val="19"/>
+              </w:rPr>
+              <w:t>Racking prices</w:t>
             </w:r>
           </w:p>
         </w:tc>

--- a/deliverables/Deliverable_1_Analysis.docx
+++ b/deliverables/Deliverable_1_Analysis.docx
@@ -5735,7 +5735,7 @@
               <w:rPr>
                 <w:sz w:val="19"/>
               </w:rPr>
-              <w:t>A000432677 — 1095 cm</w:t>
+              <w:t>A000132438 — 205 cm (realistic maximum ~2 m, door size)</w:t>
             </w:r>
           </w:p>
         </w:tc>
@@ -5749,7 +5749,7 @@
               <w:rPr>
                 <w:sz w:val="19"/>
               </w:rPr>
-              <w:t>26 SKUs longer than 2.4 m -&gt; cantilever racking</w:t>
+              <w:t>76 SKUs recorded longer than 2.05 m (up to 1095 cm for a 0.5 kg item) are data errors (A043)</w:t>
             </w:r>
           </w:p>
         </w:tc>
@@ -6917,7 +6917,7 @@
           <w:b w:val="0"/>
           <w:sz w:val="21"/>
         </w:rPr>
-        <w:t xml:space="preserve"> single-deep pallet racking placed back-to-back (one pallet each side of the rack, every pallet directly reachable from an aisle), 3.0 m reach-truck aisles, 8 levels; selective racks for irregular SKUs + a forward-pick module (carton-flow / shelving) for fast case/each; cantilever for XLONG goods. ≈72% of the envelope for storage + working areas.</w:t>
+        <w:t xml:space="preserve"> single-deep pallet racking placed back-to-back (one pallet each side of the rack, every pallet directly reachable from an aisle), 3.0 m reach-truck aisles, 8 levels; selective racks for irregular SKUs + a forward-pick module (carton-flow / shelving) for fast case/each; a long-goods module for XLONG pallets; bin shelving for small slow parts. ≈72% of the envelope for storage + working areas.</w:t>
       </w:r>
     </w:p>
     <w:p>
@@ -7798,7 +7798,7 @@
           <w:b w:val="0"/>
           <w:sz w:val="21"/>
         </w:rPr>
-        <w:t xml:space="preserve"> confirm the 7,000 m² scope (A008); obtain labour/equipment costs (A006) to confirm B vs C in the financial model (done in Deliverable 3); the EURO/K3/XLONG pallet mix was checked against the single-deep racks in Deliverable 3 (long pallets crosswise, &gt; 2.4 m on cantilever).</w:t>
+        <w:t xml:space="preserve"> confirm the 7,000 m² scope (A008); obtain labour/equipment costs (A006) to confirm B vs C in the financial model (done in Deliverable 3); the EURO/K3/XLONG pallet mix was checked against the single-deep racks in Deliverable 3 (long pallets up to 2.05 m in 4.5 m bays behind a 3.2 m aisle).</w:t>
       </w:r>
     </w:p>
     <w:p>
@@ -8869,6 +8869,53 @@
                 <w:sz w:val="19"/>
               </w:rPr>
               <w:t>Racking prices</w:t>
+            </w:r>
+          </w:p>
+        </w:tc>
+        <w:tc>
+          <w:tcPr>
+            <w:tcW w:type="dxa" w:w="1134"/>
+          </w:tcPr>
+          <w:p>
+            <w:pPr>
+              <w:jc w:val="right"/>
+            </w:pPr>
+            <w:r/>
+            <w:r>
+              <w:rPr>
+                <w:sz w:val="19"/>
+              </w:rPr>
+              <w:t>HIGH</w:t>
+            </w:r>
+          </w:p>
+        </w:tc>
+      </w:tr>
+      <w:tr>
+        <w:tc>
+          <w:tcPr>
+            <w:tcW w:type="dxa" w:w="850"/>
+          </w:tcPr>
+          <w:p>
+            <w:r/>
+            <w:r>
+              <w:rPr>
+                <w:sz w:val="19"/>
+              </w:rPr>
+              <w:t>A042</w:t>
+            </w:r>
+          </w:p>
+        </w:tc>
+        <w:tc>
+          <w:tcPr>
+            <w:tcW w:type="dxa" w:w="6520"/>
+          </w:tcPr>
+          <w:p>
+            <w:r/>
+            <w:r>
+              <w:rPr>
+                <w:sz w:val="19"/>
+              </w:rPr>
+              <w:t>Small parts move from pallet racks to bin shelving</w:t>
             </w:r>
           </w:p>
         </w:tc>

--- a/deliverables/Deliverable_1_Analysis.docx
+++ b/deliverables/Deliverable_1_Analysis.docx
@@ -57,18 +57,25 @@
         <w:tblStyle w:val="LightGrid-Accent1"/>
         <w:tblW w:type="auto" w:w="0"/>
         <w:jc w:val="center"/>
+        <w:tblLayout w:type="fixed"/>
         <w:tblLook w:firstColumn="1" w:firstRow="1" w:lastColumn="0" w:lastRow="0" w:noHBand="0" w:noVBand="1" w:val="04A0"/>
       </w:tblPr>
       <w:tblGrid>
-        <w:gridCol w:w="4320"/>
-        <w:gridCol w:w="4320"/>
+        <w:gridCol w:w="2551"/>
+        <w:gridCol w:w="6236"/>
       </w:tblGrid>
       <w:tr>
+        <w:trPr>
+          <w:cantSplit/>
+        </w:trPr>
         <w:tc>
           <w:tcPr>
             <w:tcW w:type="dxa" w:w="2551"/>
           </w:tcPr>
           <w:p>
+            <w:pPr>
+              <w:keepNext/>
+            </w:pPr>
             <w:r/>
             <w:r>
               <w:rPr>
@@ -84,6 +91,9 @@
             <w:tcW w:type="dxa" w:w="6236"/>
           </w:tcPr>
           <w:p>
+            <w:pPr>
+              <w:keepNext/>
+            </w:pPr>
             <w:r/>
             <w:r>
               <w:rPr>
@@ -96,11 +106,17 @@
         </w:tc>
       </w:tr>
       <w:tr>
+        <w:trPr>
+          <w:cantSplit/>
+        </w:trPr>
         <w:tc>
           <w:tcPr>
             <w:tcW w:type="dxa" w:w="2551"/>
           </w:tcPr>
           <w:p>
+            <w:pPr>
+              <w:keepNext/>
+            </w:pPr>
             <w:r/>
             <w:r>
               <w:rPr>
@@ -116,6 +132,7 @@
           </w:tcPr>
           <w:p>
             <w:pPr>
+              <w:keepNext/>
               <w:jc w:val="right"/>
             </w:pPr>
             <w:r/>
@@ -129,11 +146,17 @@
         </w:tc>
       </w:tr>
       <w:tr>
+        <w:trPr>
+          <w:cantSplit/>
+        </w:trPr>
         <w:tc>
           <w:tcPr>
             <w:tcW w:type="dxa" w:w="2551"/>
           </w:tcPr>
           <w:p>
+            <w:pPr>
+              <w:keepNext/>
+            </w:pPr>
             <w:r/>
             <w:r>
               <w:rPr>
@@ -149,6 +172,7 @@
           </w:tcPr>
           <w:p>
             <w:pPr>
+              <w:keepNext/>
               <w:jc w:val="right"/>
             </w:pPr>
             <w:r/>
@@ -162,11 +186,17 @@
         </w:tc>
       </w:tr>
       <w:tr>
+        <w:trPr>
+          <w:cantSplit/>
+        </w:trPr>
         <w:tc>
           <w:tcPr>
             <w:tcW w:type="dxa" w:w="2551"/>
           </w:tcPr>
           <w:p>
+            <w:pPr>
+              <w:keepNext/>
+            </w:pPr>
             <w:r/>
             <w:r>
               <w:rPr>
@@ -182,6 +212,7 @@
           </w:tcPr>
           <w:p>
             <w:pPr>
+              <w:keepNext/>
               <w:jc w:val="right"/>
             </w:pPr>
             <w:r/>
@@ -195,11 +226,17 @@
         </w:tc>
       </w:tr>
       <w:tr>
+        <w:trPr>
+          <w:cantSplit/>
+        </w:trPr>
         <w:tc>
           <w:tcPr>
             <w:tcW w:type="dxa" w:w="2551"/>
           </w:tcPr>
           <w:p>
+            <w:pPr>
+              <w:keepNext/>
+            </w:pPr>
             <w:r/>
             <w:r>
               <w:rPr>
@@ -215,6 +252,7 @@
           </w:tcPr>
           <w:p>
             <w:pPr>
+              <w:keepNext/>
               <w:jc w:val="right"/>
             </w:pPr>
             <w:r/>
@@ -228,11 +266,17 @@
         </w:tc>
       </w:tr>
       <w:tr>
+        <w:trPr>
+          <w:cantSplit/>
+        </w:trPr>
         <w:tc>
           <w:tcPr>
             <w:tcW w:type="dxa" w:w="2551"/>
           </w:tcPr>
           <w:p>
+            <w:pPr>
+              <w:keepNext/>
+            </w:pPr>
             <w:r/>
             <w:r>
               <w:rPr>
@@ -248,6 +292,7 @@
           </w:tcPr>
           <w:p>
             <w:pPr>
+              <w:keepNext/>
               <w:jc w:val="right"/>
             </w:pPr>
             <w:r/>
@@ -261,17 +306,23 @@
         </w:tc>
       </w:tr>
       <w:tr>
+        <w:trPr>
+          <w:cantSplit/>
+        </w:trPr>
         <w:tc>
           <w:tcPr>
             <w:tcW w:type="dxa" w:w="2551"/>
           </w:tcPr>
           <w:p>
-            <w:r/>
-            <w:r>
-              <w:rPr>
-                <w:sz w:val="19"/>
-              </w:rPr>
-              <w:t>Author</w:t>
+            <w:pPr>
+              <w:keepNext/>
+            </w:pPr>
+            <w:r/>
+            <w:r>
+              <w:rPr>
+                <w:sz w:val="19"/>
+              </w:rPr>
+              <w:t>Team</w:t>
             </w:r>
           </w:p>
         </w:tc>
@@ -281,6 +332,7 @@
           </w:tcPr>
           <w:p>
             <w:pPr>
+              <w:keepNext/>
               <w:jc w:val="right"/>
             </w:pPr>
             <w:r/>
@@ -288,12 +340,15 @@
               <w:rPr>
                 <w:sz w:val="19"/>
               </w:rPr>
-              <w:t>________________________</w:t>
+              <w:t>Group 3 — Vidhi (Receiving), Gleb (Storage), Arnau (Picking), Rachel Selvarathnam (Shipping)</w:t>
             </w:r>
           </w:p>
         </w:tc>
       </w:tr>
       <w:tr>
+        <w:trPr>
+          <w:cantSplit/>
+        </w:trPr>
         <w:tc>
           <w:tcPr>
             <w:tcW w:type="dxa" w:w="2551"/>
@@ -321,7 +376,7 @@
               <w:rPr>
                 <w:sz w:val="19"/>
               </w:rPr>
-              <w:t>v2 — analysis, design options, policies &amp; recommendation (updated with teacher feedback)</w:t>
+              <w:t>Final portfolio version — analysis, operations strategy, design options, policies &amp; recommendation</w:t>
             </w:r>
           </w:p>
         </w:tc>
@@ -343,9 +398,372 @@
           <w:color w:val="666666"/>
           <w:sz w:val="18"/>
         </w:rPr>
-        <w:t>This draft covers Deliverable 1 end-to-end: data analysis, storage-capacity feasibility, three design options, policy pre-selection, equipment, and a recommended concept with a decision matrix. All figures are measured from the provided Assa Abloy data or computed by the analysis scripts; nothing is fabricated, and open assumptions are listed in Section 13.</w:t>
+        <w:t>This draft covers Deliverable 1 end-to-end: data analysis, storage-capacity feasibility, three design options, policy pre-selection, equipment, and a recommended concept with a decision matrix. All figures are measured from the provided Assa Abloy data or computed by the analysis scripts; nothing is fabricated, and open assumptions are listed in Section 16. Sources are cited in APA 7 (reference list at the end).</w:t>
       </w:r>
     </w:p>
+    <w:p>
+      <w:pPr>
+        <w:keepNext/>
+        <w:spacing w:before="200"/>
+      </w:pPr>
+      <w:r>
+        <w:rPr>
+          <w:b/>
+          <w:sz w:val="22"/>
+        </w:rPr>
+        <w:t>Who is responsible for what</w:t>
+      </w:r>
+    </w:p>
+    <w:p>
+      <w:pPr>
+        <w:keepNext/>
+      </w:pPr>
+      <w:r>
+        <w:rPr>
+          <w:i/>
+          <w:sz w:val="18"/>
+        </w:rPr>
+        <w:t>Every team member hands in this whole document (the complete warehouse design). Each process has one owner; the sections of a process carry the owner's name in their heading. Sections without a name were made by the whole group.</w:t>
+      </w:r>
+    </w:p>
+    <w:tbl>
+      <w:tblPr>
+        <w:tblStyle w:val="LightGrid-Accent1"/>
+        <w:tblW w:type="auto" w:w="0"/>
+        <w:tblLook w:firstColumn="1" w:firstRow="1" w:lastColumn="0" w:lastRow="0" w:noHBand="0" w:noVBand="1" w:val="04A0"/>
+      </w:tblPr>
+      <w:tblGrid>
+        <w:gridCol w:w="1361"/>
+        <w:gridCol w:w="1020"/>
+        <w:gridCol w:w="4422"/>
+        <w:gridCol w:w="2268"/>
+      </w:tblGrid>
+      <w:tr>
+        <w:trPr>
+          <w:cantSplit/>
+        </w:trPr>
+        <w:tc>
+          <w:tcPr>
+            <w:tcW w:type="dxa" w:w="1361"/>
+          </w:tcPr>
+          <w:p>
+            <w:r/>
+            <w:r>
+              <w:rPr>
+                <w:b/>
+                <w:sz w:val="18"/>
+              </w:rPr>
+              <w:t>Process</w:t>
+            </w:r>
+          </w:p>
+        </w:tc>
+        <w:tc>
+          <w:tcPr>
+            <w:tcW w:type="dxa" w:w="1020"/>
+          </w:tcPr>
+          <w:p>
+            <w:r/>
+            <w:r>
+              <w:rPr>
+                <w:b/>
+                <w:sz w:val="18"/>
+              </w:rPr>
+              <w:t>Owner</w:t>
+            </w:r>
+          </w:p>
+        </w:tc>
+        <w:tc>
+          <w:tcPr>
+            <w:tcW w:type="dxa" w:w="4422"/>
+          </w:tcPr>
+          <w:p>
+            <w:r/>
+            <w:r>
+              <w:rPr>
+                <w:b/>
+                <w:sz w:val="18"/>
+              </w:rPr>
+              <w:t>Scope</w:t>
+            </w:r>
+          </w:p>
+        </w:tc>
+        <w:tc>
+          <w:tcPr>
+            <w:tcW w:type="dxa" w:w="2268"/>
+          </w:tcPr>
+          <w:p>
+            <w:r/>
+            <w:r>
+              <w:rPr>
+                <w:b/>
+                <w:sz w:val="18"/>
+              </w:rPr>
+              <w:t>Sections in this document</w:t>
+            </w:r>
+          </w:p>
+        </w:tc>
+      </w:tr>
+      <w:tr>
+        <w:trPr>
+          <w:cantSplit/>
+        </w:trPr>
+        <w:tc>
+          <w:tcPr>
+            <w:tcW w:type="dxa" w:w="1361"/>
+          </w:tcPr>
+          <w:p>
+            <w:r/>
+            <w:r>
+              <w:rPr>
+                <w:b/>
+                <w:color w:val="C2410C"/>
+                <w:sz w:val="18"/>
+              </w:rPr>
+              <w:t>Receiving</w:t>
+            </w:r>
+          </w:p>
+        </w:tc>
+        <w:tc>
+          <w:tcPr>
+            <w:tcW w:type="dxa" w:w="1020"/>
+          </w:tcPr>
+          <w:p>
+            <w:r/>
+            <w:r>
+              <w:rPr>
+                <w:b/>
+                <w:color w:val="C2410C"/>
+                <w:sz w:val="18"/>
+              </w:rPr>
+              <w:t>Vidhi</w:t>
+            </w:r>
+          </w:p>
+        </w:tc>
+        <w:tc>
+          <w:tcPr>
+            <w:tcW w:type="dxa" w:w="4422"/>
+          </w:tcPr>
+          <w:p>
+            <w:r/>
+            <w:r>
+              <w:rPr>
+                <w:sz w:val="18"/>
+              </w:rPr>
+              <w:t>unloading trailers and containers, checking, container unpacking, returns intake — up to the pick-up point</w:t>
+            </w:r>
+          </w:p>
+        </w:tc>
+        <w:tc>
+          <w:tcPr>
+            <w:tcW w:type="dxa" w:w="2268"/>
+          </w:tcPr>
+          <w:p>
+            <w:r/>
+            <w:r>
+              <w:rPr>
+                <w:sz w:val="18"/>
+              </w:rPr>
+              <w:t>§5</w:t>
+            </w:r>
+          </w:p>
+        </w:tc>
+      </w:tr>
+      <w:tr>
+        <w:trPr>
+          <w:cantSplit/>
+        </w:trPr>
+        <w:tc>
+          <w:tcPr>
+            <w:tcW w:type="dxa" w:w="1361"/>
+          </w:tcPr>
+          <w:p>
+            <w:r/>
+            <w:r>
+              <w:rPr>
+                <w:b/>
+                <w:color w:val="1D4ED8"/>
+                <w:sz w:val="18"/>
+              </w:rPr>
+              <w:t>Storage</w:t>
+            </w:r>
+          </w:p>
+        </w:tc>
+        <w:tc>
+          <w:tcPr>
+            <w:tcW w:type="dxa" w:w="1020"/>
+          </w:tcPr>
+          <w:p>
+            <w:r/>
+            <w:r>
+              <w:rPr>
+                <w:b/>
+                <w:color w:val="1D4ED8"/>
+                <w:sz w:val="18"/>
+              </w:rPr>
+              <w:t>Gleb</w:t>
+            </w:r>
+          </w:p>
+        </w:tc>
+        <w:tc>
+          <w:tcPr>
+            <w:tcW w:type="dxa" w:w="4422"/>
+          </w:tcPr>
+          <w:p>
+            <w:r/>
+            <w:r>
+              <w:rPr>
+                <w:sz w:val="18"/>
+              </w:rPr>
+              <w:t>putaway, racks and storage places, slotting, replenishment of the fast-pick area, inventory control</w:t>
+            </w:r>
+          </w:p>
+        </w:tc>
+        <w:tc>
+          <w:tcPr>
+            <w:tcW w:type="dxa" w:w="2268"/>
+          </w:tcPr>
+          <w:p>
+            <w:r/>
+            <w:r>
+              <w:rPr>
+                <w:sz w:val="18"/>
+              </w:rPr>
+              <w:t>§3, §4, §8, §13</w:t>
+            </w:r>
+          </w:p>
+        </w:tc>
+      </w:tr>
+      <w:tr>
+        <w:trPr>
+          <w:cantSplit/>
+        </w:trPr>
+        <w:tc>
+          <w:tcPr>
+            <w:tcW w:type="dxa" w:w="1361"/>
+          </w:tcPr>
+          <w:p>
+            <w:r/>
+            <w:r>
+              <w:rPr>
+                <w:b/>
+                <w:color w:val="15803D"/>
+                <w:sz w:val="18"/>
+              </w:rPr>
+              <w:t>Picking</w:t>
+            </w:r>
+          </w:p>
+        </w:tc>
+        <w:tc>
+          <w:tcPr>
+            <w:tcW w:type="dxa" w:w="1020"/>
+          </w:tcPr>
+          <w:p>
+            <w:r/>
+            <w:r>
+              <w:rPr>
+                <w:b/>
+                <w:color w:val="15803D"/>
+                <w:sz w:val="18"/>
+              </w:rPr>
+              <w:t>Arnau</w:t>
+            </w:r>
+          </w:p>
+        </w:tc>
+        <w:tc>
+          <w:tcPr>
+            <w:tcW w:type="dxa" w:w="4422"/>
+          </w:tcPr>
+          <w:p>
+            <w:r/>
+            <w:r>
+              <w:rPr>
+                <w:sz w:val="18"/>
+              </w:rPr>
+              <w:t>order release (waves), picking, sorting batch picks into orders at the put-to-light wall</w:t>
+            </w:r>
+          </w:p>
+        </w:tc>
+        <w:tc>
+          <w:tcPr>
+            <w:tcW w:type="dxa" w:w="2268"/>
+          </w:tcPr>
+          <w:p>
+            <w:r/>
+            <w:r>
+              <w:rPr>
+                <w:sz w:val="18"/>
+              </w:rPr>
+              <w:t>§6, §8, §9</w:t>
+            </w:r>
+          </w:p>
+        </w:tc>
+      </w:tr>
+      <w:tr>
+        <w:trPr>
+          <w:cantSplit/>
+        </w:trPr>
+        <w:tc>
+          <w:tcPr>
+            <w:tcW w:type="dxa" w:w="1361"/>
+          </w:tcPr>
+          <w:p>
+            <w:r/>
+            <w:r>
+              <w:rPr>
+                <w:b/>
+                <w:color w:val="7C3AED"/>
+                <w:sz w:val="18"/>
+              </w:rPr>
+              <w:t>Shipping</w:t>
+            </w:r>
+          </w:p>
+        </w:tc>
+        <w:tc>
+          <w:tcPr>
+            <w:tcW w:type="dxa" w:w="1020"/>
+          </w:tcPr>
+          <w:p>
+            <w:r/>
+            <w:r>
+              <w:rPr>
+                <w:b/>
+                <w:color w:val="7C3AED"/>
+                <w:sz w:val="18"/>
+              </w:rPr>
+              <w:t>Rachel</w:t>
+            </w:r>
+          </w:p>
+        </w:tc>
+        <w:tc>
+          <w:tcPr>
+            <w:tcW w:type="dxa" w:w="4422"/>
+          </w:tcPr>
+          <w:p>
+            <w:r/>
+            <w:r>
+              <w:rPr>
+                <w:sz w:val="18"/>
+              </w:rPr>
+              <w:t>packing, outbound staging, dock doors, trailer departure plan and loading</w:t>
+            </w:r>
+          </w:p>
+        </w:tc>
+        <w:tc>
+          <w:tcPr>
+            <w:tcW w:type="dxa" w:w="2268"/>
+          </w:tcPr>
+          <w:p>
+            <w:r/>
+            <w:r>
+              <w:rPr>
+                <w:sz w:val="18"/>
+              </w:rPr>
+              <w:t>§7, §9</w:t>
+            </w:r>
+          </w:p>
+        </w:tc>
+      </w:tr>
+    </w:tbl>
     <w:p>
       <w:r>
         <w:br w:type="page"/>
@@ -390,7 +808,7 @@
           <w:color w:val="222222"/>
           <w:sz w:val="21"/>
         </w:rPr>
-        <w:t>DHL Supply Chain previously ran warehouse operations for four clients in Tiel and recently relocated to a new site in Bemmel under significant time pressure. The Operations Manager considers the current (post-move) design sub-optimal. The objective of this project is to develop an alternative, more efficient and effective warehouse design for the Assa Abloy operation, based on a thorough analysis of the operational data.</w:t>
+        <w:t>DHL Supply Chain previously ran warehouse operations for four clients in Tiel and recently relocated to a new site in Bemmel under significant time pressure. The Operations Manager considers the current (post-move) design sub-optimal. The objective of this project is to develop an alternative, more efficient and effective warehouse design for the Assa Abloy operation, based on a thorough analysis of the operational data (HAN University of Applied Sciences, 2026b).</w:t>
       </w:r>
     </w:p>
     <w:p>
@@ -404,7 +822,7 @@
           <w:color w:val="222222"/>
           <w:sz w:val="21"/>
         </w:rPr>
-        <w:t>The design covers four processes end-to-end — receiving, storage, picking and shipping — with all choices aligned across them. Facility architecture is out of scope; legal aspects (fire safety, compliance) are considered. The site envelope is a maximum footprint of 7,000 m² and a maximum height of 12.2 m.</w:t>
+        <w:t>The design covers four processes end-to-end — receiving, storage, picking and shipping — with all choices aligned across them. Facility architecture is out of scope; legal aspects (fire safety, compliance) are considered. The site envelope is a maximum footprint of 7,000 m² and a maximum height of 12.2 m (HAN University of Applied Sciences, 2026b). Each process has one owner in the team (table on the cover page); the choices across the four processes were made together.</w:t>
       </w:r>
     </w:p>
     <w:p>
@@ -426,7 +844,7 @@
           <w:color w:val="222222"/>
           <w:sz w:val="21"/>
         </w:rPr>
-        <w:t>Two datasets from the Assa Abloy operation (warehouse NL_0032) form the primary source of truth:</w:t>
+        <w:t>Two datasets from the Assa Abloy operation (warehouse NL_0032) form the primary source of truth (Assa Abloy &amp; DHL Supply Chain, 2025):</w:t>
       </w:r>
     </w:p>
     <w:tbl>
@@ -434,20 +852,27 @@
         <w:tblStyle w:val="LightGrid-Accent1"/>
         <w:tblW w:type="auto" w:w="0"/>
         <w:jc w:val="center"/>
+        <w:tblLayout w:type="fixed"/>
         <w:tblLook w:firstColumn="1" w:firstRow="1" w:lastColumn="0" w:lastRow="0" w:noHBand="0" w:noVBand="1" w:val="04A0"/>
       </w:tblPr>
       <w:tblGrid>
-        <w:gridCol w:w="2160"/>
-        <w:gridCol w:w="2160"/>
-        <w:gridCol w:w="2160"/>
-        <w:gridCol w:w="2160"/>
+        <w:gridCol w:w="2154"/>
+        <w:gridCol w:w="2608"/>
+        <w:gridCol w:w="2041"/>
+        <w:gridCol w:w="1984"/>
       </w:tblGrid>
       <w:tr>
+        <w:trPr>
+          <w:cantSplit/>
+        </w:trPr>
         <w:tc>
           <w:tcPr>
             <w:tcW w:type="dxa" w:w="2154"/>
           </w:tcPr>
           <w:p>
+            <w:pPr>
+              <w:keepNext/>
+            </w:pPr>
             <w:r/>
             <w:r>
               <w:rPr>
@@ -463,6 +888,9 @@
             <w:tcW w:type="dxa" w:w="2608"/>
           </w:tcPr>
           <w:p>
+            <w:pPr>
+              <w:keepNext/>
+            </w:pPr>
             <w:r/>
             <w:r>
               <w:rPr>
@@ -478,6 +906,9 @@
             <w:tcW w:type="dxa" w:w="2041"/>
           </w:tcPr>
           <w:p>
+            <w:pPr>
+              <w:keepNext/>
+            </w:pPr>
             <w:r/>
             <w:r>
               <w:rPr>
@@ -493,6 +924,9 @@
             <w:tcW w:type="dxa" w:w="1984"/>
           </w:tcPr>
           <w:p>
+            <w:pPr>
+              <w:keepNext/>
+            </w:pPr>
             <w:r/>
             <w:r>
               <w:rPr>
@@ -505,11 +939,17 @@
         </w:tc>
       </w:tr>
       <w:tr>
+        <w:trPr>
+          <w:cantSplit/>
+        </w:trPr>
         <w:tc>
           <w:tcPr>
             <w:tcW w:type="dxa" w:w="2154"/>
           </w:tcPr>
           <w:p>
+            <w:pPr>
+              <w:keepNext/>
+            </w:pPr>
             <w:r/>
             <w:r>
               <w:rPr>
@@ -525,6 +965,7 @@
           </w:tcPr>
           <w:p>
             <w:pPr>
+              <w:keepNext/>
               <w:jc w:val="right"/>
             </w:pPr>
             <w:r/>
@@ -542,6 +983,7 @@
           </w:tcPr>
           <w:p>
             <w:pPr>
+              <w:keepNext/>
               <w:jc w:val="right"/>
             </w:pPr>
             <w:r/>
@@ -559,6 +1001,7 @@
           </w:tcPr>
           <w:p>
             <w:pPr>
+              <w:keepNext/>
               <w:jc w:val="right"/>
             </w:pPr>
             <w:r/>
@@ -572,6 +1015,9 @@
         </w:tc>
       </w:tr>
       <w:tr>
+        <w:trPr>
+          <w:cantSplit/>
+        </w:trPr>
         <w:tc>
           <w:tcPr>
             <w:tcW w:type="dxa" w:w="2154"/>
@@ -655,7 +1101,7 @@
           <w:color w:val="666666"/>
           <w:sz w:val="19"/>
         </w:rPr>
-        <w:t>Analysis is performed in Python (pandas). Every headline number is reproducible from the scripts in /analysis and cached in outputs/reports/phase1_metrics.json. Data-quality issues are flagged (Section 8), not silently corrected.</w:t>
+        <w:t>Analysis is performed in Python (pandas). Every headline number is reproducible from the scripts in /analysis and cached in outputs/reports/phase1_metrics.json. Data-quality issues are flagged (Section 10), not silently corrected. The design approach follows the structured warehouse-design steps of the Week 3 lecture (HAN University of Applied Sciences, 2026a; Baker &amp; Canessa, 2009).</w:t>
       </w:r>
     </w:p>
     <w:p>
@@ -664,6 +1110,14 @@
       </w:pPr>
       <w:r>
         <w:t>3. SKU profile</w:t>
+      </w:r>
+      <w:r>
+        <w:rPr>
+          <w:b/>
+          <w:color w:val="1D4ED8"/>
+          <w:sz w:val="19"/>
+        </w:rPr>
+        <w:t xml:space="preserve">   Gleb (Storage)</w:t>
       </w:r>
     </w:p>
     <w:p>
@@ -876,28 +1330,43 @@
       <w:r>
         <w:t>4. Inventory &amp; storage-position requirement</w:t>
       </w:r>
+      <w:r>
+        <w:rPr>
+          <w:b/>
+          <w:color w:val="1D4ED8"/>
+          <w:sz w:val="19"/>
+        </w:rPr>
+        <w:t xml:space="preserve">   Gleb (Storage)</w:t>
+      </w:r>
     </w:p>
     <w:tbl>
       <w:tblPr>
         <w:tblStyle w:val="LightGrid-Accent1"/>
         <w:tblW w:type="auto" w:w="0"/>
         <w:jc w:val="center"/>
+        <w:tblLayout w:type="fixed"/>
         <w:tblLook w:firstColumn="1" w:firstRow="1" w:lastColumn="0" w:lastRow="0" w:noHBand="0" w:noVBand="1" w:val="04A0"/>
       </w:tblPr>
       <w:tblGrid>
-        <w:gridCol w:w="1440"/>
-        <w:gridCol w:w="1440"/>
-        <w:gridCol w:w="1440"/>
-        <w:gridCol w:w="1440"/>
-        <w:gridCol w:w="1440"/>
-        <w:gridCol w:w="1440"/>
+        <w:gridCol w:w="1531"/>
+        <w:gridCol w:w="1361"/>
+        <w:gridCol w:w="1701"/>
+        <w:gridCol w:w="1814"/>
+        <w:gridCol w:w="1247"/>
+        <w:gridCol w:w="1134"/>
       </w:tblGrid>
       <w:tr>
+        <w:trPr>
+          <w:cantSplit/>
+        </w:trPr>
         <w:tc>
           <w:tcPr>
             <w:tcW w:type="dxa" w:w="1531"/>
           </w:tcPr>
           <w:p>
+            <w:pPr>
+              <w:keepNext/>
+            </w:pPr>
             <w:r/>
             <w:r>
               <w:rPr>
@@ -913,6 +1382,9 @@
             <w:tcW w:type="dxa" w:w="1361"/>
           </w:tcPr>
           <w:p>
+            <w:pPr>
+              <w:keepNext/>
+            </w:pPr>
             <w:r/>
             <w:r>
               <w:rPr>
@@ -928,6 +1400,9 @@
             <w:tcW w:type="dxa" w:w="1701"/>
           </w:tcPr>
           <w:p>
+            <w:pPr>
+              <w:keepNext/>
+            </w:pPr>
             <w:r/>
             <w:r>
               <w:rPr>
@@ -943,6 +1418,9 @@
             <w:tcW w:type="dxa" w:w="1814"/>
           </w:tcPr>
           <w:p>
+            <w:pPr>
+              <w:keepNext/>
+            </w:pPr>
             <w:r/>
             <w:r>
               <w:rPr>
@@ -958,6 +1436,9 @@
             <w:tcW w:type="dxa" w:w="1247"/>
           </w:tcPr>
           <w:p>
+            <w:pPr>
+              <w:keepNext/>
+            </w:pPr>
             <w:r/>
             <w:r>
               <w:rPr>
@@ -973,6 +1454,9 @@
             <w:tcW w:type="dxa" w:w="1134"/>
           </w:tcPr>
           <w:p>
+            <w:pPr>
+              <w:keepNext/>
+            </w:pPr>
             <w:r/>
             <w:r>
               <w:rPr>
@@ -985,11 +1469,17 @@
         </w:tc>
       </w:tr>
       <w:tr>
+        <w:trPr>
+          <w:cantSplit/>
+        </w:trPr>
         <w:tc>
           <w:tcPr>
             <w:tcW w:type="dxa" w:w="1531"/>
           </w:tcPr>
           <w:p>
+            <w:pPr>
+              <w:keepNext/>
+            </w:pPr>
             <w:r/>
             <w:r>
               <w:rPr>
@@ -1005,6 +1495,7 @@
           </w:tcPr>
           <w:p>
             <w:pPr>
+              <w:keepNext/>
               <w:jc w:val="right"/>
             </w:pPr>
             <w:r/>
@@ -1022,6 +1513,7 @@
           </w:tcPr>
           <w:p>
             <w:pPr>
+              <w:keepNext/>
               <w:jc w:val="right"/>
             </w:pPr>
             <w:r/>
@@ -1039,6 +1531,7 @@
           </w:tcPr>
           <w:p>
             <w:pPr>
+              <w:keepNext/>
               <w:jc w:val="right"/>
             </w:pPr>
             <w:r/>
@@ -1056,6 +1549,7 @@
           </w:tcPr>
           <w:p>
             <w:pPr>
+              <w:keepNext/>
               <w:jc w:val="right"/>
             </w:pPr>
             <w:r/>
@@ -1073,6 +1567,7 @@
           </w:tcPr>
           <w:p>
             <w:pPr>
+              <w:keepNext/>
               <w:jc w:val="right"/>
             </w:pPr>
             <w:r/>
@@ -1086,11 +1581,17 @@
         </w:tc>
       </w:tr>
       <w:tr>
+        <w:trPr>
+          <w:cantSplit/>
+        </w:trPr>
         <w:tc>
           <w:tcPr>
             <w:tcW w:type="dxa" w:w="1531"/>
           </w:tcPr>
           <w:p>
+            <w:pPr>
+              <w:keepNext/>
+            </w:pPr>
             <w:r/>
             <w:r>
               <w:rPr>
@@ -1106,6 +1607,7 @@
           </w:tcPr>
           <w:p>
             <w:pPr>
+              <w:keepNext/>
               <w:jc w:val="right"/>
             </w:pPr>
             <w:r/>
@@ -1123,6 +1625,7 @@
           </w:tcPr>
           <w:p>
             <w:pPr>
+              <w:keepNext/>
               <w:jc w:val="right"/>
             </w:pPr>
             <w:r/>
@@ -1140,6 +1643,7 @@
           </w:tcPr>
           <w:p>
             <w:pPr>
+              <w:keepNext/>
               <w:jc w:val="right"/>
             </w:pPr>
             <w:r/>
@@ -1157,6 +1661,7 @@
           </w:tcPr>
           <w:p>
             <w:pPr>
+              <w:keepNext/>
               <w:jc w:val="right"/>
             </w:pPr>
             <w:r/>
@@ -1174,6 +1679,7 @@
           </w:tcPr>
           <w:p>
             <w:pPr>
+              <w:keepNext/>
               <w:jc w:val="right"/>
             </w:pPr>
             <w:r/>
@@ -1187,6 +1693,9 @@
         </w:tc>
       </w:tr>
       <w:tr>
+        <w:trPr>
+          <w:cantSplit/>
+        </w:trPr>
         <w:tc>
           <w:tcPr>
             <w:tcW w:type="dxa" w:w="1531"/>
@@ -1494,7 +2003,29 @@
         <w:pStyle w:val="Heading1"/>
       </w:pPr>
       <w:r>
-        <w:t>5. Order &amp; picking profile and lead time</w:t>
+        <w:t>5. Inbound profile (receiving)</w:t>
+      </w:r>
+      <w:r>
+        <w:rPr>
+          <w:b/>
+          <w:color w:val="C2410C"/>
+          <w:sz w:val="19"/>
+        </w:rPr>
+        <w:t xml:space="preserve">   Vidhi (Receiving)</w:t>
+      </w:r>
+    </w:p>
+    <w:p>
+      <w:pPr>
+        <w:spacing w:after="80"/>
+      </w:pPr>
+      <w:r>
+        <w:rPr>
+          <w:b w:val="0"/>
+          <w:i w:val="0"/>
+          <w:color w:val="222222"/>
+          <w:sz w:val="21"/>
+        </w:rPr>
+        <w:t>No receiving file was provided, so receipts are measured from the storage snapshots: loads with an ADD DATE in the 14 days before each snapshot (A007). Loads that already left before the snapshot are not visible, so these are lower bounds.</w:t>
       </w:r>
     </w:p>
     <w:tbl>
@@ -1502,113 +2033,158 @@
         <w:tblStyle w:val="LightGrid-Accent1"/>
         <w:tblW w:type="auto" w:w="0"/>
         <w:jc w:val="center"/>
+        <w:tblLayout w:type="fixed"/>
         <w:tblLook w:firstColumn="1" w:firstRow="1" w:lastColumn="0" w:lastRow="0" w:noHBand="0" w:noVBand="1" w:val="04A0"/>
       </w:tblPr>
       <w:tblGrid>
-        <w:gridCol w:w="1728"/>
-        <w:gridCol w:w="1728"/>
-        <w:gridCol w:w="1728"/>
-        <w:gridCol w:w="1728"/>
-        <w:gridCol w:w="1728"/>
+        <w:gridCol w:w="1587"/>
+        <w:gridCol w:w="1474"/>
+        <w:gridCol w:w="1587"/>
+        <w:gridCol w:w="1361"/>
+        <w:gridCol w:w="1361"/>
+        <w:gridCol w:w="1361"/>
       </w:tblGrid>
       <w:tr>
-        <w:tc>
-          <w:tcPr>
-            <w:tcW w:type="dxa" w:w="2551"/>
-          </w:tcPr>
-          <w:p>
+        <w:trPr>
+          <w:cantSplit/>
+        </w:trPr>
+        <w:tc>
+          <w:tcPr>
+            <w:tcW w:type="dxa" w:w="1587"/>
+          </w:tcPr>
+          <w:p>
+            <w:pPr>
+              <w:keepNext/>
+            </w:pPr>
             <w:r/>
             <w:r>
               <w:rPr>
                 <w:b/>
                 <w:sz w:val="19"/>
               </w:rPr>
-              <w:t>Metric</w:t>
-            </w:r>
-          </w:p>
-        </w:tc>
-        <w:tc>
-          <w:tcPr>
-            <w:tcW w:type="dxa" w:w="1417"/>
-          </w:tcPr>
-          <w:p>
+              <w:t>Snapshot</w:t>
+            </w:r>
+          </w:p>
+        </w:tc>
+        <w:tc>
+          <w:tcPr>
+            <w:tcW w:type="dxa" w:w="1474"/>
+          </w:tcPr>
+          <w:p>
+            <w:pPr>
+              <w:keepNext/>
+            </w:pPr>
             <w:r/>
             <w:r>
               <w:rPr>
                 <w:b/>
                 <w:sz w:val="19"/>
               </w:rPr>
-              <w:t>Mean</w:t>
-            </w:r>
-          </w:p>
-        </w:tc>
-        <w:tc>
-          <w:tcPr>
-            <w:tcW w:type="dxa" w:w="1417"/>
-          </w:tcPr>
-          <w:p>
+              <w:t>Receiving days</w:t>
+            </w:r>
+          </w:p>
+        </w:tc>
+        <w:tc>
+          <w:tcPr>
+            <w:tcW w:type="dxa" w:w="1587"/>
+          </w:tcPr>
+          <w:p>
+            <w:pPr>
+              <w:keepNext/>
+            </w:pPr>
             <w:r/>
             <w:r>
               <w:rPr>
                 <w:b/>
                 <w:sz w:val="19"/>
               </w:rPr>
-              <w:t>Median</w:t>
-            </w:r>
-          </w:p>
-        </w:tc>
-        <w:tc>
-          <w:tcPr>
-            <w:tcW w:type="dxa" w:w="1417"/>
-          </w:tcPr>
-          <w:p>
+              <w:t>Loads booked in</w:t>
+            </w:r>
+          </w:p>
+        </w:tc>
+        <w:tc>
+          <w:tcPr>
+            <w:tcW w:type="dxa" w:w="1361"/>
+          </w:tcPr>
+          <w:p>
+            <w:pPr>
+              <w:keepNext/>
+            </w:pPr>
             <w:r/>
             <w:r>
               <w:rPr>
                 <w:b/>
                 <w:sz w:val="19"/>
               </w:rPr>
-              <w:t>p95</w:t>
-            </w:r>
-          </w:p>
-        </w:tc>
-        <w:tc>
-          <w:tcPr>
-            <w:tcW w:type="dxa" w:w="1701"/>
-          </w:tcPr>
-          <w:p>
+              <w:t>Loads / day</w:t>
+            </w:r>
+          </w:p>
+        </w:tc>
+        <w:tc>
+          <w:tcPr>
+            <w:tcW w:type="dxa" w:w="1361"/>
+          </w:tcPr>
+          <w:p>
+            <w:pPr>
+              <w:keepNext/>
+            </w:pPr>
             <w:r/>
             <w:r>
               <w:rPr>
                 <w:b/>
                 <w:sz w:val="19"/>
               </w:rPr>
-              <w:t>Max</w:t>
+              <w:t>Busiest day</w:t>
+            </w:r>
+          </w:p>
+        </w:tc>
+        <w:tc>
+          <w:tcPr>
+            <w:tcW w:type="dxa" w:w="1361"/>
+          </w:tcPr>
+          <w:p>
+            <w:pPr>
+              <w:keepNext/>
+            </w:pPr>
+            <w:r/>
+            <w:r>
+              <w:rPr>
+                <w:b/>
+                <w:sz w:val="19"/>
+              </w:rPr>
+              <w:t>From Asia</w:t>
             </w:r>
           </w:p>
         </w:tc>
       </w:tr>
       <w:tr>
-        <w:tc>
-          <w:tcPr>
-            <w:tcW w:type="dxa" w:w="2551"/>
-          </w:tcPr>
-          <w:p>
-            <w:r/>
-            <w:r>
-              <w:rPr>
-                <w:sz w:val="19"/>
-              </w:rPr>
-              <w:t>Lines per order</w:t>
-            </w:r>
-          </w:p>
-        </w:tc>
-        <w:tc>
-          <w:tcPr>
-            <w:tcW w:type="dxa" w:w="1417"/>
-          </w:tcPr>
-          <w:p>
-            <w:pPr>
+        <w:trPr>
+          <w:cantSplit/>
+        </w:trPr>
+        <w:tc>
+          <w:tcPr>
+            <w:tcW w:type="dxa" w:w="1587"/>
+          </w:tcPr>
+          <w:p>
+            <w:pPr>
+              <w:keepNext/>
+            </w:pPr>
+            <w:r/>
+            <w:r>
+              <w:rPr>
+                <w:sz w:val="19"/>
+              </w:rPr>
+              <w:t>2025-04-01</w:t>
+            </w:r>
+          </w:p>
+        </w:tc>
+        <w:tc>
+          <w:tcPr>
+            <w:tcW w:type="dxa" w:w="1474"/>
+          </w:tcPr>
+          <w:p>
+            <w:pPr>
+              <w:keepNext/>
               <w:jc w:val="right"/>
             </w:pPr>
             <w:r/>
@@ -1616,16 +2192,17 @@
               <w:rPr>
                 <w:sz w:val="19"/>
               </w:rPr>
-              <w:t>4.45</w:t>
-            </w:r>
-          </w:p>
-        </w:tc>
-        <w:tc>
-          <w:tcPr>
-            <w:tcW w:type="dxa" w:w="1417"/>
-          </w:tcPr>
-          <w:p>
-            <w:pPr>
+              <w:t>10</w:t>
+            </w:r>
+          </w:p>
+        </w:tc>
+        <w:tc>
+          <w:tcPr>
+            <w:tcW w:type="dxa" w:w="1587"/>
+          </w:tcPr>
+          <w:p>
+            <w:pPr>
+              <w:keepNext/>
               <w:jc w:val="right"/>
             </w:pPr>
             <w:r/>
@@ -1633,16 +2210,17 @@
               <w:rPr>
                 <w:sz w:val="19"/>
               </w:rPr>
-              <w:t>1</w:t>
-            </w:r>
-          </w:p>
-        </w:tc>
-        <w:tc>
-          <w:tcPr>
-            <w:tcW w:type="dxa" w:w="1417"/>
-          </w:tcPr>
-          <w:p>
-            <w:pPr>
+              <w:t>709</w:t>
+            </w:r>
+          </w:p>
+        </w:tc>
+        <w:tc>
+          <w:tcPr>
+            <w:tcW w:type="dxa" w:w="1361"/>
+          </w:tcPr>
+          <w:p>
+            <w:pPr>
+              <w:keepNext/>
               <w:jc w:val="right"/>
             </w:pPr>
             <w:r/>
@@ -1650,16 +2228,17 @@
               <w:rPr>
                 <w:sz w:val="19"/>
               </w:rPr>
-              <w:t>19</w:t>
-            </w:r>
-          </w:p>
-        </w:tc>
-        <w:tc>
-          <w:tcPr>
-            <w:tcW w:type="dxa" w:w="1701"/>
-          </w:tcPr>
-          <w:p>
-            <w:pPr>
+              <w:t>71</w:t>
+            </w:r>
+          </w:p>
+        </w:tc>
+        <w:tc>
+          <w:tcPr>
+            <w:tcW w:type="dxa" w:w="1361"/>
+          </w:tcPr>
+          <w:p>
+            <w:pPr>
+              <w:keepNext/>
               <w:jc w:val="right"/>
             </w:pPr>
             <w:r/>
@@ -1667,32 +2246,57 @@
               <w:rPr>
                 <w:sz w:val="19"/>
               </w:rPr>
-              <w:t>191</w:t>
+              <w:t>111</w:t>
+            </w:r>
+          </w:p>
+        </w:tc>
+        <w:tc>
+          <w:tcPr>
+            <w:tcW w:type="dxa" w:w="1361"/>
+          </w:tcPr>
+          <w:p>
+            <w:pPr>
+              <w:keepNext/>
+              <w:jc w:val="right"/>
+            </w:pPr>
+            <w:r/>
+            <w:r>
+              <w:rPr>
+                <w:sz w:val="19"/>
+              </w:rPr>
+              <w:t>22%</w:t>
             </w:r>
           </w:p>
         </w:tc>
       </w:tr>
       <w:tr>
-        <w:tc>
-          <w:tcPr>
-            <w:tcW w:type="dxa" w:w="2551"/>
-          </w:tcPr>
-          <w:p>
-            <w:r/>
-            <w:r>
-              <w:rPr>
-                <w:sz w:val="19"/>
-              </w:rPr>
-              <w:t>Units per line</w:t>
-            </w:r>
-          </w:p>
-        </w:tc>
-        <w:tc>
-          <w:tcPr>
-            <w:tcW w:type="dxa" w:w="1417"/>
-          </w:tcPr>
-          <w:p>
-            <w:pPr>
+        <w:trPr>
+          <w:cantSplit/>
+        </w:trPr>
+        <w:tc>
+          <w:tcPr>
+            <w:tcW w:type="dxa" w:w="1587"/>
+          </w:tcPr>
+          <w:p>
+            <w:pPr>
+              <w:keepNext/>
+            </w:pPr>
+            <w:r/>
+            <w:r>
+              <w:rPr>
+                <w:sz w:val="19"/>
+              </w:rPr>
+              <w:t>2025-05-01</w:t>
+            </w:r>
+          </w:p>
+        </w:tc>
+        <w:tc>
+          <w:tcPr>
+            <w:tcW w:type="dxa" w:w="1474"/>
+          </w:tcPr>
+          <w:p>
+            <w:pPr>
+              <w:keepNext/>
               <w:jc w:val="right"/>
             </w:pPr>
             <w:r/>
@@ -1700,16 +2304,17 @@
               <w:rPr>
                 <w:sz w:val="19"/>
               </w:rPr>
-              <w:t>34.77</w:t>
-            </w:r>
-          </w:p>
-        </w:tc>
-        <w:tc>
-          <w:tcPr>
-            <w:tcW w:type="dxa" w:w="1417"/>
-          </w:tcPr>
-          <w:p>
-            <w:pPr>
+              <w:t>9</w:t>
+            </w:r>
+          </w:p>
+        </w:tc>
+        <w:tc>
+          <w:tcPr>
+            <w:tcW w:type="dxa" w:w="1587"/>
+          </w:tcPr>
+          <w:p>
+            <w:pPr>
+              <w:keepNext/>
               <w:jc w:val="right"/>
             </w:pPr>
             <w:r/>
@@ -1717,16 +2322,17 @@
               <w:rPr>
                 <w:sz w:val="19"/>
               </w:rPr>
-              <w:t>5</w:t>
-            </w:r>
-          </w:p>
-        </w:tc>
-        <w:tc>
-          <w:tcPr>
-            <w:tcW w:type="dxa" w:w="1417"/>
-          </w:tcPr>
-          <w:p>
-            <w:pPr>
+              <w:t>974</w:t>
+            </w:r>
+          </w:p>
+        </w:tc>
+        <w:tc>
+          <w:tcPr>
+            <w:tcW w:type="dxa" w:w="1361"/>
+          </w:tcPr>
+          <w:p>
+            <w:pPr>
+              <w:keepNext/>
               <w:jc w:val="right"/>
             </w:pPr>
             <w:r/>
@@ -1734,16 +2340,17 @@
               <w:rPr>
                 <w:sz w:val="19"/>
               </w:rPr>
-              <w:t>150</w:t>
-            </w:r>
-          </w:p>
-        </w:tc>
-        <w:tc>
-          <w:tcPr>
-            <w:tcW w:type="dxa" w:w="1701"/>
-          </w:tcPr>
-          <w:p>
-            <w:pPr>
+              <w:t>108</w:t>
+            </w:r>
+          </w:p>
+        </w:tc>
+        <w:tc>
+          <w:tcPr>
+            <w:tcW w:type="dxa" w:w="1361"/>
+          </w:tcPr>
+          <w:p>
+            <w:pPr>
+              <w:keepNext/>
               <w:jc w:val="right"/>
             </w:pPr>
             <w:r/>
@@ -1751,12 +2358,582 @@
               <w:rPr>
                 <w:sz w:val="19"/>
               </w:rPr>
-              <w:t>12020</w:t>
+              <w:t>167</w:t>
+            </w:r>
+          </w:p>
+        </w:tc>
+        <w:tc>
+          <w:tcPr>
+            <w:tcW w:type="dxa" w:w="1361"/>
+          </w:tcPr>
+          <w:p>
+            <w:pPr>
+              <w:keepNext/>
+              <w:jc w:val="right"/>
+            </w:pPr>
+            <w:r/>
+            <w:r>
+              <w:rPr>
+                <w:sz w:val="19"/>
+              </w:rPr>
+              <w:t>54%</w:t>
             </w:r>
           </w:p>
         </w:tc>
       </w:tr>
       <w:tr>
+        <w:trPr>
+          <w:cantSplit/>
+        </w:trPr>
+        <w:tc>
+          <w:tcPr>
+            <w:tcW w:type="dxa" w:w="1587"/>
+          </w:tcPr>
+          <w:p>
+            <w:r/>
+            <w:r>
+              <w:rPr>
+                <w:sz w:val="19"/>
+              </w:rPr>
+              <w:t>2025-06-01</w:t>
+            </w:r>
+          </w:p>
+        </w:tc>
+        <w:tc>
+          <w:tcPr>
+            <w:tcW w:type="dxa" w:w="1474"/>
+          </w:tcPr>
+          <w:p>
+            <w:pPr>
+              <w:jc w:val="right"/>
+            </w:pPr>
+            <w:r/>
+            <w:r>
+              <w:rPr>
+                <w:sz w:val="19"/>
+              </w:rPr>
+              <w:t>9</w:t>
+            </w:r>
+          </w:p>
+        </w:tc>
+        <w:tc>
+          <w:tcPr>
+            <w:tcW w:type="dxa" w:w="1587"/>
+          </w:tcPr>
+          <w:p>
+            <w:pPr>
+              <w:jc w:val="right"/>
+            </w:pPr>
+            <w:r/>
+            <w:r>
+              <w:rPr>
+                <w:sz w:val="19"/>
+              </w:rPr>
+              <w:t>1,058</w:t>
+            </w:r>
+          </w:p>
+        </w:tc>
+        <w:tc>
+          <w:tcPr>
+            <w:tcW w:type="dxa" w:w="1361"/>
+          </w:tcPr>
+          <w:p>
+            <w:pPr>
+              <w:jc w:val="right"/>
+            </w:pPr>
+            <w:r/>
+            <w:r>
+              <w:rPr>
+                <w:sz w:val="19"/>
+              </w:rPr>
+              <w:t>118</w:t>
+            </w:r>
+          </w:p>
+        </w:tc>
+        <w:tc>
+          <w:tcPr>
+            <w:tcW w:type="dxa" w:w="1361"/>
+          </w:tcPr>
+          <w:p>
+            <w:pPr>
+              <w:jc w:val="right"/>
+            </w:pPr>
+            <w:r/>
+            <w:r>
+              <w:rPr>
+                <w:sz w:val="19"/>
+              </w:rPr>
+              <w:t>160</w:t>
+            </w:r>
+          </w:p>
+        </w:tc>
+        <w:tc>
+          <w:tcPr>
+            <w:tcW w:type="dxa" w:w="1361"/>
+          </w:tcPr>
+          <w:p>
+            <w:pPr>
+              <w:jc w:val="right"/>
+            </w:pPr>
+            <w:r/>
+            <w:r>
+              <w:rPr>
+                <w:sz w:val="19"/>
+              </w:rPr>
+              <w:t>48%</w:t>
+            </w:r>
+          </w:p>
+        </w:tc>
+      </w:tr>
+    </w:tbl>
+    <w:p>
+      <w:pPr>
+        <w:spacing w:after="40"/>
+      </w:pPr>
+    </w:p>
+    <w:p>
+      <w:pPr>
+        <w:pStyle w:val="ListBullet"/>
+      </w:pPr>
+      <w:r>
+        <w:rPr>
+          <w:b w:val="0"/>
+          <w:sz w:val="21"/>
+        </w:rPr>
+      </w:r>
+      <w:r>
+        <w:rPr>
+          <w:b/>
+          <w:sz w:val="21"/>
+        </w:rPr>
+        <w:t>~99 loads are received per working day; the busiest day reached 167 (×1.69).</w:t>
+      </w:r>
+      <w:r>
+        <w:rPr>
+          <w:b w:val="0"/>
+          <w:sz w:val="21"/>
+        </w:rPr>
+        <w:t xml:space="preserve"> Two shipments a day come straight from Assa Abloy factories (Rogier, course teacher, personal communication, October 7, 2026).</w:t>
+      </w:r>
+    </w:p>
+    <w:p>
+      <w:pPr>
+        <w:pStyle w:val="ListBullet"/>
+      </w:pPr>
+      <w:r>
+        <w:rPr>
+          <w:b w:val="0"/>
+          <w:sz w:val="21"/>
+        </w:rPr>
+      </w:r>
+      <w:r>
+        <w:rPr>
+          <w:b/>
+          <w:sz w:val="21"/>
+        </w:rPr>
+        <w:t>~41% of loads come from Asia and arrive loose in sea containers</w:t>
+      </w:r>
+      <w:r>
+        <w:rPr>
+          <w:b w:val="0"/>
+          <w:sz w:val="21"/>
+        </w:rPr>
+        <w:t xml:space="preserve"> — cartons stacked on the container floor. A container brings a median of 20 pallets of 7 SKUs (p75: 34 pallets, 11 SKUs) that must be unpacked, sorted per SKU and palletised.</w:t>
+      </w:r>
+    </w:p>
+    <w:p>
+      <w:pPr>
+        <w:pStyle w:val="ListBullet"/>
+      </w:pPr>
+      <w:r>
+        <w:rPr>
+          <w:b w:val="0"/>
+          <w:sz w:val="21"/>
+        </w:rPr>
+      </w:r>
+      <w:r>
+        <w:rPr>
+          <w:b/>
+          <w:sz w:val="21"/>
+        </w:rPr>
+        <w:t>Pallet mix:</w:t>
+      </w:r>
+      <w:r>
+        <w:rPr>
+          <w:b w:val="0"/>
+          <w:sz w:val="21"/>
+        </w:rPr>
+        <w:t xml:space="preserve"> EURO, K3 and XLONG pallets; 255 loads are 1.3–2.05 m long, 10 loads weigh over 1 t and 42 are taller than 1.68 m.</w:t>
+      </w:r>
+    </w:p>
+    <w:p>
+      <w:pPr>
+        <w:pStyle w:val="ListBullet"/>
+      </w:pPr>
+      <w:r>
+        <w:rPr>
+          <w:b w:val="0"/>
+          <w:sz w:val="21"/>
+        </w:rPr>
+      </w:r>
+      <w:r>
+        <w:rPr>
+          <w:b/>
+          <w:sz w:val="21"/>
+        </w:rPr>
+        <w:t>Hazardous goods:</w:t>
+      </w:r>
+      <w:r>
+        <w:rPr>
+          <w:b w:val="0"/>
+          <w:sz w:val="21"/>
+        </w:rPr>
+        <w:t xml:space="preserve"> 2,197 loads carry the hazmat flag — they must be identified at receiving and stored by the rules (Section 10, D2 §5.3).</w:t>
+      </w:r>
+    </w:p>
+    <w:p>
+      <w:pPr>
+        <w:pStyle w:val="ListBullet"/>
+      </w:pPr>
+      <w:r>
+        <w:rPr>
+          <w:b w:val="0"/>
+          <w:sz w:val="21"/>
+        </w:rPr>
+      </w:r>
+      <w:r>
+        <w:rPr>
+          <w:b/>
+          <w:sz w:val="21"/>
+        </w:rPr>
+        <w:t>Requirement for receiving:</w:t>
+      </w:r>
+      <w:r>
+        <w:rPr>
+          <w:b w:val="0"/>
+          <w:sz w:val="21"/>
+        </w:rPr>
+        <w:t xml:space="preserve"> two trailer doors plus one container door; a separate zone to unpack containers; a check bench and pallet labels; capacity for a 1.7× busy day.</w:t>
+      </w:r>
+    </w:p>
+    <w:p>
+      <w:pPr>
+        <w:pStyle w:val="Heading1"/>
+      </w:pPr>
+      <w:r>
+        <w:t>6. Order &amp; picking profile and lead time</w:t>
+      </w:r>
+      <w:r>
+        <w:rPr>
+          <w:b/>
+          <w:color w:val="15803D"/>
+          <w:sz w:val="19"/>
+        </w:rPr>
+        <w:t xml:space="preserve">   Arnau (Picking)</w:t>
+      </w:r>
+    </w:p>
+    <w:tbl>
+      <w:tblPr>
+        <w:tblStyle w:val="LightGrid-Accent1"/>
+        <w:tblW w:type="auto" w:w="0"/>
+        <w:jc w:val="center"/>
+        <w:tblLayout w:type="fixed"/>
+        <w:tblLook w:firstColumn="1" w:firstRow="1" w:lastColumn="0" w:lastRow="0" w:noHBand="0" w:noVBand="1" w:val="04A0"/>
+      </w:tblPr>
+      <w:tblGrid>
+        <w:gridCol w:w="2551"/>
+        <w:gridCol w:w="1417"/>
+        <w:gridCol w:w="1417"/>
+        <w:gridCol w:w="1417"/>
+        <w:gridCol w:w="1701"/>
+      </w:tblGrid>
+      <w:tr>
+        <w:trPr>
+          <w:cantSplit/>
+        </w:trPr>
+        <w:tc>
+          <w:tcPr>
+            <w:tcW w:type="dxa" w:w="2551"/>
+          </w:tcPr>
+          <w:p>
+            <w:pPr>
+              <w:keepNext/>
+            </w:pPr>
+            <w:r/>
+            <w:r>
+              <w:rPr>
+                <w:b/>
+                <w:sz w:val="19"/>
+              </w:rPr>
+              <w:t>Metric</w:t>
+            </w:r>
+          </w:p>
+        </w:tc>
+        <w:tc>
+          <w:tcPr>
+            <w:tcW w:type="dxa" w:w="1417"/>
+          </w:tcPr>
+          <w:p>
+            <w:pPr>
+              <w:keepNext/>
+            </w:pPr>
+            <w:r/>
+            <w:r>
+              <w:rPr>
+                <w:b/>
+                <w:sz w:val="19"/>
+              </w:rPr>
+              <w:t>Mean</w:t>
+            </w:r>
+          </w:p>
+        </w:tc>
+        <w:tc>
+          <w:tcPr>
+            <w:tcW w:type="dxa" w:w="1417"/>
+          </w:tcPr>
+          <w:p>
+            <w:pPr>
+              <w:keepNext/>
+            </w:pPr>
+            <w:r/>
+            <w:r>
+              <w:rPr>
+                <w:b/>
+                <w:sz w:val="19"/>
+              </w:rPr>
+              <w:t>Median</w:t>
+            </w:r>
+          </w:p>
+        </w:tc>
+        <w:tc>
+          <w:tcPr>
+            <w:tcW w:type="dxa" w:w="1417"/>
+          </w:tcPr>
+          <w:p>
+            <w:pPr>
+              <w:keepNext/>
+            </w:pPr>
+            <w:r/>
+            <w:r>
+              <w:rPr>
+                <w:b/>
+                <w:sz w:val="19"/>
+              </w:rPr>
+              <w:t>p95</w:t>
+            </w:r>
+          </w:p>
+        </w:tc>
+        <w:tc>
+          <w:tcPr>
+            <w:tcW w:type="dxa" w:w="1701"/>
+          </w:tcPr>
+          <w:p>
+            <w:pPr>
+              <w:keepNext/>
+            </w:pPr>
+            <w:r/>
+            <w:r>
+              <w:rPr>
+                <w:b/>
+                <w:sz w:val="19"/>
+              </w:rPr>
+              <w:t>Max</w:t>
+            </w:r>
+          </w:p>
+        </w:tc>
+      </w:tr>
+      <w:tr>
+        <w:trPr>
+          <w:cantSplit/>
+        </w:trPr>
+        <w:tc>
+          <w:tcPr>
+            <w:tcW w:type="dxa" w:w="2551"/>
+          </w:tcPr>
+          <w:p>
+            <w:pPr>
+              <w:keepNext/>
+            </w:pPr>
+            <w:r/>
+            <w:r>
+              <w:rPr>
+                <w:sz w:val="19"/>
+              </w:rPr>
+              <w:t>Lines per order</w:t>
+            </w:r>
+          </w:p>
+        </w:tc>
+        <w:tc>
+          <w:tcPr>
+            <w:tcW w:type="dxa" w:w="1417"/>
+          </w:tcPr>
+          <w:p>
+            <w:pPr>
+              <w:keepNext/>
+              <w:jc w:val="right"/>
+            </w:pPr>
+            <w:r/>
+            <w:r>
+              <w:rPr>
+                <w:sz w:val="19"/>
+              </w:rPr>
+              <w:t>4.45</w:t>
+            </w:r>
+          </w:p>
+        </w:tc>
+        <w:tc>
+          <w:tcPr>
+            <w:tcW w:type="dxa" w:w="1417"/>
+          </w:tcPr>
+          <w:p>
+            <w:pPr>
+              <w:keepNext/>
+              <w:jc w:val="right"/>
+            </w:pPr>
+            <w:r/>
+            <w:r>
+              <w:rPr>
+                <w:sz w:val="19"/>
+              </w:rPr>
+              <w:t>1</w:t>
+            </w:r>
+          </w:p>
+        </w:tc>
+        <w:tc>
+          <w:tcPr>
+            <w:tcW w:type="dxa" w:w="1417"/>
+          </w:tcPr>
+          <w:p>
+            <w:pPr>
+              <w:keepNext/>
+              <w:jc w:val="right"/>
+            </w:pPr>
+            <w:r/>
+            <w:r>
+              <w:rPr>
+                <w:sz w:val="19"/>
+              </w:rPr>
+              <w:t>19</w:t>
+            </w:r>
+          </w:p>
+        </w:tc>
+        <w:tc>
+          <w:tcPr>
+            <w:tcW w:type="dxa" w:w="1701"/>
+          </w:tcPr>
+          <w:p>
+            <w:pPr>
+              <w:keepNext/>
+              <w:jc w:val="right"/>
+            </w:pPr>
+            <w:r/>
+            <w:r>
+              <w:rPr>
+                <w:sz w:val="19"/>
+              </w:rPr>
+              <w:t>191</w:t>
+            </w:r>
+          </w:p>
+        </w:tc>
+      </w:tr>
+      <w:tr>
+        <w:trPr>
+          <w:cantSplit/>
+        </w:trPr>
+        <w:tc>
+          <w:tcPr>
+            <w:tcW w:type="dxa" w:w="2551"/>
+          </w:tcPr>
+          <w:p>
+            <w:pPr>
+              <w:keepNext/>
+            </w:pPr>
+            <w:r/>
+            <w:r>
+              <w:rPr>
+                <w:sz w:val="19"/>
+              </w:rPr>
+              <w:t>Units per line</w:t>
+            </w:r>
+          </w:p>
+        </w:tc>
+        <w:tc>
+          <w:tcPr>
+            <w:tcW w:type="dxa" w:w="1417"/>
+          </w:tcPr>
+          <w:p>
+            <w:pPr>
+              <w:keepNext/>
+              <w:jc w:val="right"/>
+            </w:pPr>
+            <w:r/>
+            <w:r>
+              <w:rPr>
+                <w:sz w:val="19"/>
+              </w:rPr>
+              <w:t>34.77</w:t>
+            </w:r>
+          </w:p>
+        </w:tc>
+        <w:tc>
+          <w:tcPr>
+            <w:tcW w:type="dxa" w:w="1417"/>
+          </w:tcPr>
+          <w:p>
+            <w:pPr>
+              <w:keepNext/>
+              <w:jc w:val="right"/>
+            </w:pPr>
+            <w:r/>
+            <w:r>
+              <w:rPr>
+                <w:sz w:val="19"/>
+              </w:rPr>
+              <w:t>5</w:t>
+            </w:r>
+          </w:p>
+        </w:tc>
+        <w:tc>
+          <w:tcPr>
+            <w:tcW w:type="dxa" w:w="1417"/>
+          </w:tcPr>
+          <w:p>
+            <w:pPr>
+              <w:keepNext/>
+              <w:jc w:val="right"/>
+            </w:pPr>
+            <w:r/>
+            <w:r>
+              <w:rPr>
+                <w:sz w:val="19"/>
+              </w:rPr>
+              <w:t>150</w:t>
+            </w:r>
+          </w:p>
+        </w:tc>
+        <w:tc>
+          <w:tcPr>
+            <w:tcW w:type="dxa" w:w="1701"/>
+          </w:tcPr>
+          <w:p>
+            <w:pPr>
+              <w:keepNext/>
+              <w:jc w:val="right"/>
+            </w:pPr>
+            <w:r/>
+            <w:r>
+              <w:rPr>
+                <w:sz w:val="19"/>
+              </w:rPr>
+              <w:t>12020</w:t>
+            </w:r>
+          </w:p>
+        </w:tc>
+      </w:tr>
+      <w:tr>
+        <w:trPr>
+          <w:cantSplit/>
+        </w:trPr>
         <w:tc>
           <w:tcPr>
             <w:tcW w:type="dxa" w:w="2551"/>
@@ -2084,22 +3261,29 @@
         <w:tblStyle w:val="LightGrid-Accent1"/>
         <w:tblW w:type="auto" w:w="0"/>
         <w:jc w:val="center"/>
+        <w:tblLayout w:type="fixed"/>
         <w:tblLook w:firstColumn="1" w:firstRow="1" w:lastColumn="0" w:lastRow="0" w:noHBand="0" w:noVBand="1" w:val="04A0"/>
       </w:tblPr>
       <w:tblGrid>
-        <w:gridCol w:w="1440"/>
-        <w:gridCol w:w="1440"/>
-        <w:gridCol w:w="1440"/>
-        <w:gridCol w:w="1440"/>
-        <w:gridCol w:w="1440"/>
-        <w:gridCol w:w="1440"/>
+        <w:gridCol w:w="1474"/>
+        <w:gridCol w:w="1361"/>
+        <w:gridCol w:w="1361"/>
+        <w:gridCol w:w="1361"/>
+        <w:gridCol w:w="1361"/>
+        <w:gridCol w:w="1361"/>
       </w:tblGrid>
       <w:tr>
+        <w:trPr>
+          <w:cantSplit/>
+        </w:trPr>
         <w:tc>
           <w:tcPr>
             <w:tcW w:type="dxa" w:w="1474"/>
           </w:tcPr>
           <w:p>
+            <w:pPr>
+              <w:keepNext/>
+            </w:pPr>
             <w:r/>
             <w:r>
               <w:rPr>
@@ -2115,6 +3299,9 @@
             <w:tcW w:type="dxa" w:w="1361"/>
           </w:tcPr>
           <w:p>
+            <w:pPr>
+              <w:keepNext/>
+            </w:pPr>
             <w:r/>
             <w:r>
               <w:rPr>
@@ -2130,6 +3317,9 @@
             <w:tcW w:type="dxa" w:w="1361"/>
           </w:tcPr>
           <w:p>
+            <w:pPr>
+              <w:keepNext/>
+            </w:pPr>
             <w:r/>
             <w:r>
               <w:rPr>
@@ -2145,6 +3335,9 @@
             <w:tcW w:type="dxa" w:w="1361"/>
           </w:tcPr>
           <w:p>
+            <w:pPr>
+              <w:keepNext/>
+            </w:pPr>
             <w:r/>
             <w:r>
               <w:rPr>
@@ -2160,6 +3353,9 @@
             <w:tcW w:type="dxa" w:w="1361"/>
           </w:tcPr>
           <w:p>
+            <w:pPr>
+              <w:keepNext/>
+            </w:pPr>
             <w:r/>
             <w:r>
               <w:rPr>
@@ -2175,6 +3371,9 @@
             <w:tcW w:type="dxa" w:w="1361"/>
           </w:tcPr>
           <w:p>
+            <w:pPr>
+              <w:keepNext/>
+            </w:pPr>
             <w:r/>
             <w:r>
               <w:rPr>
@@ -2187,11 +3386,17 @@
         </w:tc>
       </w:tr>
       <w:tr>
+        <w:trPr>
+          <w:cantSplit/>
+        </w:trPr>
         <w:tc>
           <w:tcPr>
             <w:tcW w:type="dxa" w:w="1474"/>
           </w:tcPr>
           <w:p>
+            <w:pPr>
+              <w:keepNext/>
+            </w:pPr>
             <w:r/>
             <w:r>
               <w:rPr>
@@ -2207,6 +3412,7 @@
           </w:tcPr>
           <w:p>
             <w:pPr>
+              <w:keepNext/>
               <w:jc w:val="right"/>
             </w:pPr>
             <w:r/>
@@ -2224,6 +3430,7 @@
           </w:tcPr>
           <w:p>
             <w:pPr>
+              <w:keepNext/>
               <w:jc w:val="right"/>
             </w:pPr>
             <w:r/>
@@ -2241,6 +3448,7 @@
           </w:tcPr>
           <w:p>
             <w:pPr>
+              <w:keepNext/>
               <w:jc w:val="right"/>
             </w:pPr>
             <w:r/>
@@ -2258,6 +3466,7 @@
           </w:tcPr>
           <w:p>
             <w:pPr>
+              <w:keepNext/>
               <w:jc w:val="right"/>
             </w:pPr>
             <w:r/>
@@ -2275,6 +3484,7 @@
           </w:tcPr>
           <w:p>
             <w:pPr>
+              <w:keepNext/>
               <w:jc w:val="right"/>
             </w:pPr>
             <w:r/>
@@ -2288,11 +3498,17 @@
         </w:tc>
       </w:tr>
       <w:tr>
+        <w:trPr>
+          <w:cantSplit/>
+        </w:trPr>
         <w:tc>
           <w:tcPr>
             <w:tcW w:type="dxa" w:w="1474"/>
           </w:tcPr>
           <w:p>
+            <w:pPr>
+              <w:keepNext/>
+            </w:pPr>
             <w:r/>
             <w:r>
               <w:rPr>
@@ -2308,6 +3524,7 @@
           </w:tcPr>
           <w:p>
             <w:pPr>
+              <w:keepNext/>
               <w:jc w:val="right"/>
             </w:pPr>
             <w:r/>
@@ -2325,6 +3542,7 @@
           </w:tcPr>
           <w:p>
             <w:pPr>
+              <w:keepNext/>
               <w:jc w:val="right"/>
             </w:pPr>
             <w:r/>
@@ -2342,6 +3560,7 @@
           </w:tcPr>
           <w:p>
             <w:pPr>
+              <w:keepNext/>
               <w:jc w:val="right"/>
             </w:pPr>
             <w:r/>
@@ -2359,6 +3578,7 @@
           </w:tcPr>
           <w:p>
             <w:pPr>
+              <w:keepNext/>
               <w:jc w:val="right"/>
             </w:pPr>
             <w:r/>
@@ -2376,6 +3596,7 @@
           </w:tcPr>
           <w:p>
             <w:pPr>
+              <w:keepNext/>
               <w:jc w:val="right"/>
             </w:pPr>
             <w:r/>
@@ -2389,11 +3610,17 @@
         </w:tc>
       </w:tr>
       <w:tr>
+        <w:trPr>
+          <w:cantSplit/>
+        </w:trPr>
         <w:tc>
           <w:tcPr>
             <w:tcW w:type="dxa" w:w="1474"/>
           </w:tcPr>
           <w:p>
+            <w:pPr>
+              <w:keepNext/>
+            </w:pPr>
             <w:r/>
             <w:r>
               <w:rPr>
@@ -2409,6 +3636,7 @@
           </w:tcPr>
           <w:p>
             <w:pPr>
+              <w:keepNext/>
               <w:jc w:val="right"/>
             </w:pPr>
             <w:r/>
@@ -2426,6 +3654,7 @@
           </w:tcPr>
           <w:p>
             <w:pPr>
+              <w:keepNext/>
               <w:jc w:val="right"/>
             </w:pPr>
             <w:r/>
@@ -2443,6 +3672,7 @@
           </w:tcPr>
           <w:p>
             <w:pPr>
+              <w:keepNext/>
               <w:jc w:val="right"/>
             </w:pPr>
             <w:r/>
@@ -2460,6 +3690,7 @@
           </w:tcPr>
           <w:p>
             <w:pPr>
+              <w:keepNext/>
               <w:jc w:val="right"/>
             </w:pPr>
             <w:r/>
@@ -2477,6 +3708,7 @@
           </w:tcPr>
           <w:p>
             <w:pPr>
+              <w:keepNext/>
               <w:jc w:val="right"/>
             </w:pPr>
             <w:r/>
@@ -2490,11 +3722,17 @@
         </w:tc>
       </w:tr>
       <w:tr>
+        <w:trPr>
+          <w:cantSplit/>
+        </w:trPr>
         <w:tc>
           <w:tcPr>
             <w:tcW w:type="dxa" w:w="1474"/>
           </w:tcPr>
           <w:p>
+            <w:pPr>
+              <w:keepNext/>
+            </w:pPr>
             <w:r/>
             <w:r>
               <w:rPr>
@@ -2510,6 +3748,7 @@
           </w:tcPr>
           <w:p>
             <w:pPr>
+              <w:keepNext/>
               <w:jc w:val="right"/>
             </w:pPr>
             <w:r/>
@@ -2527,6 +3766,7 @@
           </w:tcPr>
           <w:p>
             <w:pPr>
+              <w:keepNext/>
               <w:jc w:val="right"/>
             </w:pPr>
             <w:r/>
@@ -2544,6 +3784,7 @@
           </w:tcPr>
           <w:p>
             <w:pPr>
+              <w:keepNext/>
               <w:jc w:val="right"/>
             </w:pPr>
             <w:r/>
@@ -2561,6 +3802,7 @@
           </w:tcPr>
           <w:p>
             <w:pPr>
+              <w:keepNext/>
               <w:jc w:val="right"/>
             </w:pPr>
             <w:r/>
@@ -2578,6 +3820,7 @@
           </w:tcPr>
           <w:p>
             <w:pPr>
+              <w:keepNext/>
               <w:jc w:val="right"/>
             </w:pPr>
             <w:r/>
@@ -2591,11 +3834,17 @@
         </w:tc>
       </w:tr>
       <w:tr>
+        <w:trPr>
+          <w:cantSplit/>
+        </w:trPr>
         <w:tc>
           <w:tcPr>
             <w:tcW w:type="dxa" w:w="1474"/>
           </w:tcPr>
           <w:p>
+            <w:pPr>
+              <w:keepNext/>
+            </w:pPr>
             <w:r/>
             <w:r>
               <w:rPr>
@@ -2611,6 +3860,7 @@
           </w:tcPr>
           <w:p>
             <w:pPr>
+              <w:keepNext/>
               <w:jc w:val="right"/>
             </w:pPr>
             <w:r/>
@@ -2628,6 +3878,7 @@
           </w:tcPr>
           <w:p>
             <w:pPr>
+              <w:keepNext/>
               <w:jc w:val="right"/>
             </w:pPr>
             <w:r/>
@@ -2645,6 +3896,7 @@
           </w:tcPr>
           <w:p>
             <w:pPr>
+              <w:keepNext/>
               <w:jc w:val="right"/>
             </w:pPr>
             <w:r/>
@@ -2662,6 +3914,7 @@
           </w:tcPr>
           <w:p>
             <w:pPr>
+              <w:keepNext/>
               <w:jc w:val="right"/>
             </w:pPr>
             <w:r/>
@@ -2679,6 +3932,7 @@
           </w:tcPr>
           <w:p>
             <w:pPr>
+              <w:keepNext/>
               <w:jc w:val="right"/>
             </w:pPr>
             <w:r/>
@@ -2692,11 +3946,17 @@
         </w:tc>
       </w:tr>
       <w:tr>
+        <w:trPr>
+          <w:cantSplit/>
+        </w:trPr>
         <w:tc>
           <w:tcPr>
             <w:tcW w:type="dxa" w:w="1474"/>
           </w:tcPr>
           <w:p>
+            <w:pPr>
+              <w:keepNext/>
+            </w:pPr>
             <w:r/>
             <w:r>
               <w:rPr>
@@ -2712,6 +3972,7 @@
           </w:tcPr>
           <w:p>
             <w:pPr>
+              <w:keepNext/>
               <w:jc w:val="right"/>
             </w:pPr>
             <w:r/>
@@ -2729,6 +3990,7 @@
           </w:tcPr>
           <w:p>
             <w:pPr>
+              <w:keepNext/>
               <w:jc w:val="right"/>
             </w:pPr>
             <w:r/>
@@ -2746,6 +4008,7 @@
           </w:tcPr>
           <w:p>
             <w:pPr>
+              <w:keepNext/>
               <w:jc w:val="right"/>
             </w:pPr>
             <w:r/>
@@ -2763,6 +4026,7 @@
           </w:tcPr>
           <w:p>
             <w:pPr>
+              <w:keepNext/>
               <w:jc w:val="right"/>
             </w:pPr>
             <w:r/>
@@ -2780,6 +4044,7 @@
           </w:tcPr>
           <w:p>
             <w:pPr>
+              <w:keepNext/>
               <w:jc w:val="right"/>
             </w:pPr>
             <w:r/>
@@ -2793,11 +4058,17 @@
         </w:tc>
       </w:tr>
       <w:tr>
+        <w:trPr>
+          <w:cantSplit/>
+        </w:trPr>
         <w:tc>
           <w:tcPr>
             <w:tcW w:type="dxa" w:w="1474"/>
           </w:tcPr>
           <w:p>
+            <w:pPr>
+              <w:keepNext/>
+            </w:pPr>
             <w:r/>
             <w:r>
               <w:rPr>
@@ -2813,6 +4084,7 @@
           </w:tcPr>
           <w:p>
             <w:pPr>
+              <w:keepNext/>
               <w:jc w:val="right"/>
             </w:pPr>
             <w:r/>
@@ -2830,6 +4102,7 @@
           </w:tcPr>
           <w:p>
             <w:pPr>
+              <w:keepNext/>
               <w:jc w:val="right"/>
             </w:pPr>
             <w:r/>
@@ -2847,6 +4120,7 @@
           </w:tcPr>
           <w:p>
             <w:pPr>
+              <w:keepNext/>
               <w:jc w:val="right"/>
             </w:pPr>
             <w:r/>
@@ -2864,6 +4138,7 @@
           </w:tcPr>
           <w:p>
             <w:pPr>
+              <w:keepNext/>
               <w:jc w:val="right"/>
             </w:pPr>
             <w:r/>
@@ -2881,6 +4156,7 @@
           </w:tcPr>
           <w:p>
             <w:pPr>
+              <w:keepNext/>
               <w:jc w:val="right"/>
             </w:pPr>
             <w:r/>
@@ -2894,11 +4170,17 @@
         </w:tc>
       </w:tr>
       <w:tr>
+        <w:trPr>
+          <w:cantSplit/>
+        </w:trPr>
         <w:tc>
           <w:tcPr>
             <w:tcW w:type="dxa" w:w="1474"/>
           </w:tcPr>
           <w:p>
+            <w:pPr>
+              <w:keepNext/>
+            </w:pPr>
             <w:r/>
             <w:r>
               <w:rPr>
@@ -2914,6 +4196,7 @@
           </w:tcPr>
           <w:p>
             <w:pPr>
+              <w:keepNext/>
               <w:jc w:val="right"/>
             </w:pPr>
             <w:r/>
@@ -2931,6 +4214,7 @@
           </w:tcPr>
           <w:p>
             <w:pPr>
+              <w:keepNext/>
               <w:jc w:val="right"/>
             </w:pPr>
             <w:r/>
@@ -2948,6 +4232,7 @@
           </w:tcPr>
           <w:p>
             <w:pPr>
+              <w:keepNext/>
               <w:jc w:val="right"/>
             </w:pPr>
             <w:r/>
@@ -2965,6 +4250,7 @@
           </w:tcPr>
           <w:p>
             <w:pPr>
+              <w:keepNext/>
               <w:jc w:val="right"/>
             </w:pPr>
             <w:r/>
@@ -2982,6 +4268,7 @@
           </w:tcPr>
           <w:p>
             <w:pPr>
+              <w:keepNext/>
               <w:jc w:val="right"/>
             </w:pPr>
             <w:r/>
@@ -2995,11 +4282,17 @@
         </w:tc>
       </w:tr>
       <w:tr>
+        <w:trPr>
+          <w:cantSplit/>
+        </w:trPr>
         <w:tc>
           <w:tcPr>
             <w:tcW w:type="dxa" w:w="1474"/>
           </w:tcPr>
           <w:p>
+            <w:pPr>
+              <w:keepNext/>
+            </w:pPr>
             <w:r/>
             <w:r>
               <w:rPr>
@@ -3015,6 +4308,7 @@
           </w:tcPr>
           <w:p>
             <w:pPr>
+              <w:keepNext/>
               <w:jc w:val="right"/>
             </w:pPr>
             <w:r/>
@@ -3032,6 +4326,7 @@
           </w:tcPr>
           <w:p>
             <w:pPr>
+              <w:keepNext/>
               <w:jc w:val="right"/>
             </w:pPr>
             <w:r/>
@@ -3049,6 +4344,7 @@
           </w:tcPr>
           <w:p>
             <w:pPr>
+              <w:keepNext/>
               <w:jc w:val="right"/>
             </w:pPr>
             <w:r/>
@@ -3066,6 +4362,7 @@
           </w:tcPr>
           <w:p>
             <w:pPr>
+              <w:keepNext/>
               <w:jc w:val="right"/>
             </w:pPr>
             <w:r/>
@@ -3083,6 +4380,7 @@
           </w:tcPr>
           <w:p>
             <w:pPr>
+              <w:keepNext/>
               <w:jc w:val="right"/>
             </w:pPr>
             <w:r/>
@@ -3096,11 +4394,17 @@
         </w:tc>
       </w:tr>
       <w:tr>
+        <w:trPr>
+          <w:cantSplit/>
+        </w:trPr>
         <w:tc>
           <w:tcPr>
             <w:tcW w:type="dxa" w:w="1474"/>
           </w:tcPr>
           <w:p>
+            <w:pPr>
+              <w:keepNext/>
+            </w:pPr>
             <w:r/>
             <w:r>
               <w:rPr>
@@ -3116,6 +4420,7 @@
           </w:tcPr>
           <w:p>
             <w:pPr>
+              <w:keepNext/>
               <w:jc w:val="right"/>
             </w:pPr>
             <w:r/>
@@ -3133,6 +4438,7 @@
           </w:tcPr>
           <w:p>
             <w:pPr>
+              <w:keepNext/>
               <w:jc w:val="right"/>
             </w:pPr>
             <w:r/>
@@ -3150,6 +4456,7 @@
           </w:tcPr>
           <w:p>
             <w:pPr>
+              <w:keepNext/>
               <w:jc w:val="right"/>
             </w:pPr>
             <w:r/>
@@ -3167,6 +4474,7 @@
           </w:tcPr>
           <w:p>
             <w:pPr>
+              <w:keepNext/>
               <w:jc w:val="right"/>
             </w:pPr>
             <w:r/>
@@ -3184,6 +4492,7 @@
           </w:tcPr>
           <w:p>
             <w:pPr>
+              <w:keepNext/>
               <w:jc w:val="right"/>
             </w:pPr>
             <w:r/>
@@ -3197,11 +4506,17 @@
         </w:tc>
       </w:tr>
       <w:tr>
+        <w:trPr>
+          <w:cantSplit/>
+        </w:trPr>
         <w:tc>
           <w:tcPr>
             <w:tcW w:type="dxa" w:w="1474"/>
           </w:tcPr>
           <w:p>
+            <w:pPr>
+              <w:keepNext/>
+            </w:pPr>
             <w:r/>
             <w:r>
               <w:rPr>
@@ -3217,6 +4532,7 @@
           </w:tcPr>
           <w:p>
             <w:pPr>
+              <w:keepNext/>
               <w:jc w:val="right"/>
             </w:pPr>
             <w:r/>
@@ -3234,6 +4550,7 @@
           </w:tcPr>
           <w:p>
             <w:pPr>
+              <w:keepNext/>
               <w:jc w:val="right"/>
             </w:pPr>
             <w:r/>
@@ -3251,6 +4568,7 @@
           </w:tcPr>
           <w:p>
             <w:pPr>
+              <w:keepNext/>
               <w:jc w:val="right"/>
             </w:pPr>
             <w:r/>
@@ -3268,6 +4586,7 @@
           </w:tcPr>
           <w:p>
             <w:pPr>
+              <w:keepNext/>
               <w:jc w:val="right"/>
             </w:pPr>
             <w:r/>
@@ -3285,6 +4604,7 @@
           </w:tcPr>
           <w:p>
             <w:pPr>
+              <w:keepNext/>
               <w:jc w:val="right"/>
             </w:pPr>
             <w:r/>
@@ -3298,11 +4618,17 @@
         </w:tc>
       </w:tr>
       <w:tr>
+        <w:trPr>
+          <w:cantSplit/>
+        </w:trPr>
         <w:tc>
           <w:tcPr>
             <w:tcW w:type="dxa" w:w="1474"/>
           </w:tcPr>
           <w:p>
+            <w:pPr>
+              <w:keepNext/>
+            </w:pPr>
             <w:r/>
             <w:r>
               <w:rPr>
@@ -3318,6 +4644,7 @@
           </w:tcPr>
           <w:p>
             <w:pPr>
+              <w:keepNext/>
               <w:jc w:val="right"/>
             </w:pPr>
             <w:r/>
@@ -3335,6 +4662,7 @@
           </w:tcPr>
           <w:p>
             <w:pPr>
+              <w:keepNext/>
               <w:jc w:val="right"/>
             </w:pPr>
             <w:r/>
@@ -3352,6 +4680,7 @@
           </w:tcPr>
           <w:p>
             <w:pPr>
+              <w:keepNext/>
               <w:jc w:val="right"/>
             </w:pPr>
             <w:r/>
@@ -3369,6 +4698,7 @@
           </w:tcPr>
           <w:p>
             <w:pPr>
+              <w:keepNext/>
               <w:jc w:val="right"/>
             </w:pPr>
             <w:r/>
@@ -3386,6 +4716,7 @@
           </w:tcPr>
           <w:p>
             <w:pPr>
+              <w:keepNext/>
               <w:jc w:val="right"/>
             </w:pPr>
             <w:r/>
@@ -3399,11 +4730,17 @@
         </w:tc>
       </w:tr>
       <w:tr>
+        <w:trPr>
+          <w:cantSplit/>
+        </w:trPr>
         <w:tc>
           <w:tcPr>
             <w:tcW w:type="dxa" w:w="1474"/>
           </w:tcPr>
           <w:p>
+            <w:pPr>
+              <w:keepNext/>
+            </w:pPr>
             <w:r/>
             <w:r>
               <w:rPr>
@@ -3419,6 +4756,7 @@
           </w:tcPr>
           <w:p>
             <w:pPr>
+              <w:keepNext/>
               <w:jc w:val="right"/>
             </w:pPr>
             <w:r/>
@@ -3436,6 +4774,7 @@
           </w:tcPr>
           <w:p>
             <w:pPr>
+              <w:keepNext/>
               <w:jc w:val="right"/>
             </w:pPr>
             <w:r/>
@@ -3453,6 +4792,7 @@
           </w:tcPr>
           <w:p>
             <w:pPr>
+              <w:keepNext/>
               <w:jc w:val="right"/>
             </w:pPr>
             <w:r/>
@@ -3470,6 +4810,7 @@
           </w:tcPr>
           <w:p>
             <w:pPr>
+              <w:keepNext/>
               <w:jc w:val="right"/>
             </w:pPr>
             <w:r/>
@@ -3487,6 +4828,7 @@
           </w:tcPr>
           <w:p>
             <w:pPr>
+              <w:keepNext/>
               <w:jc w:val="right"/>
             </w:pPr>
             <w:r/>
@@ -3500,11 +4842,17 @@
         </w:tc>
       </w:tr>
       <w:tr>
+        <w:trPr>
+          <w:cantSplit/>
+        </w:trPr>
         <w:tc>
           <w:tcPr>
             <w:tcW w:type="dxa" w:w="1474"/>
           </w:tcPr>
           <w:p>
+            <w:pPr>
+              <w:keepNext/>
+            </w:pPr>
             <w:r/>
             <w:r>
               <w:rPr>
@@ -3520,6 +4868,7 @@
           </w:tcPr>
           <w:p>
             <w:pPr>
+              <w:keepNext/>
               <w:jc w:val="right"/>
             </w:pPr>
             <w:r/>
@@ -3537,6 +4886,7 @@
           </w:tcPr>
           <w:p>
             <w:pPr>
+              <w:keepNext/>
               <w:jc w:val="right"/>
             </w:pPr>
             <w:r/>
@@ -3554,6 +4904,7 @@
           </w:tcPr>
           <w:p>
             <w:pPr>
+              <w:keepNext/>
               <w:jc w:val="right"/>
             </w:pPr>
             <w:r/>
@@ -3571,6 +4922,7 @@
           </w:tcPr>
           <w:p>
             <w:pPr>
+              <w:keepNext/>
               <w:jc w:val="right"/>
             </w:pPr>
             <w:r/>
@@ -3588,6 +4940,7 @@
           </w:tcPr>
           <w:p>
             <w:pPr>
+              <w:keepNext/>
               <w:jc w:val="right"/>
             </w:pPr>
             <w:r/>
@@ -3601,11 +4954,17 @@
         </w:tc>
       </w:tr>
       <w:tr>
+        <w:trPr>
+          <w:cantSplit/>
+        </w:trPr>
         <w:tc>
           <w:tcPr>
             <w:tcW w:type="dxa" w:w="1474"/>
           </w:tcPr>
           <w:p>
+            <w:pPr>
+              <w:keepNext/>
+            </w:pPr>
             <w:r/>
             <w:r>
               <w:rPr>
@@ -3621,6 +4980,7 @@
           </w:tcPr>
           <w:p>
             <w:pPr>
+              <w:keepNext/>
               <w:jc w:val="right"/>
             </w:pPr>
             <w:r/>
@@ -3638,6 +4998,7 @@
           </w:tcPr>
           <w:p>
             <w:pPr>
+              <w:keepNext/>
               <w:jc w:val="right"/>
             </w:pPr>
             <w:r/>
@@ -3655,6 +5016,7 @@
           </w:tcPr>
           <w:p>
             <w:pPr>
+              <w:keepNext/>
               <w:jc w:val="right"/>
             </w:pPr>
             <w:r/>
@@ -3672,6 +5034,7 @@
           </w:tcPr>
           <w:p>
             <w:pPr>
+              <w:keepNext/>
               <w:jc w:val="right"/>
             </w:pPr>
             <w:r/>
@@ -3689,6 +5052,7 @@
           </w:tcPr>
           <w:p>
             <w:pPr>
+              <w:keepNext/>
               <w:jc w:val="right"/>
             </w:pPr>
             <w:r/>
@@ -3702,11 +5066,17 @@
         </w:tc>
       </w:tr>
       <w:tr>
+        <w:trPr>
+          <w:cantSplit/>
+        </w:trPr>
         <w:tc>
           <w:tcPr>
             <w:tcW w:type="dxa" w:w="1474"/>
           </w:tcPr>
           <w:p>
+            <w:pPr>
+              <w:keepNext/>
+            </w:pPr>
             <w:r/>
             <w:r>
               <w:rPr>
@@ -3722,6 +5092,7 @@
           </w:tcPr>
           <w:p>
             <w:pPr>
+              <w:keepNext/>
               <w:jc w:val="right"/>
             </w:pPr>
             <w:r/>
@@ -3739,6 +5110,7 @@
           </w:tcPr>
           <w:p>
             <w:pPr>
+              <w:keepNext/>
               <w:jc w:val="right"/>
             </w:pPr>
             <w:r/>
@@ -3756,6 +5128,7 @@
           </w:tcPr>
           <w:p>
             <w:pPr>
+              <w:keepNext/>
               <w:jc w:val="right"/>
             </w:pPr>
             <w:r/>
@@ -3773,6 +5146,7 @@
           </w:tcPr>
           <w:p>
             <w:pPr>
+              <w:keepNext/>
               <w:jc w:val="right"/>
             </w:pPr>
             <w:r/>
@@ -3790,6 +5164,7 @@
           </w:tcPr>
           <w:p>
             <w:pPr>
+              <w:keepNext/>
               <w:jc w:val="right"/>
             </w:pPr>
             <w:r/>
@@ -3803,11 +5178,17 @@
         </w:tc>
       </w:tr>
       <w:tr>
+        <w:trPr>
+          <w:cantSplit/>
+        </w:trPr>
         <w:tc>
           <w:tcPr>
             <w:tcW w:type="dxa" w:w="1474"/>
           </w:tcPr>
           <w:p>
+            <w:pPr>
+              <w:keepNext/>
+            </w:pPr>
             <w:r/>
             <w:r>
               <w:rPr>
@@ -3823,6 +5204,7 @@
           </w:tcPr>
           <w:p>
             <w:pPr>
+              <w:keepNext/>
               <w:jc w:val="right"/>
             </w:pPr>
             <w:r/>
@@ -3840,6 +5222,7 @@
           </w:tcPr>
           <w:p>
             <w:pPr>
+              <w:keepNext/>
               <w:jc w:val="right"/>
             </w:pPr>
             <w:r/>
@@ -3857,6 +5240,7 @@
           </w:tcPr>
           <w:p>
             <w:pPr>
+              <w:keepNext/>
               <w:jc w:val="right"/>
             </w:pPr>
             <w:r/>
@@ -3874,6 +5258,7 @@
           </w:tcPr>
           <w:p>
             <w:pPr>
+              <w:keepNext/>
               <w:jc w:val="right"/>
             </w:pPr>
             <w:r/>
@@ -3891,6 +5276,7 @@
           </w:tcPr>
           <w:p>
             <w:pPr>
+              <w:keepNext/>
               <w:jc w:val="right"/>
             </w:pPr>
             <w:r/>
@@ -3904,6 +5290,9 @@
         </w:tc>
       </w:tr>
       <w:tr>
+        <w:trPr>
+          <w:cantSplit/>
+        </w:trPr>
         <w:tc>
           <w:tcPr>
             <w:tcW w:type="dxa" w:w="1474"/>
@@ -4054,7 +5443,423 @@
         <w:pStyle w:val="Heading1"/>
       </w:pPr>
       <w:r>
-        <w:t>6. Demand-based ABC classification</w:t>
+        <w:t>7. Outbound profile (shipping)</w:t>
+      </w:r>
+      <w:r>
+        <w:rPr>
+          <w:b/>
+          <w:color w:val="7C3AED"/>
+          <w:sz w:val="19"/>
+        </w:rPr>
+        <w:t xml:space="preserve">   Rachel (Shipping)</w:t>
+      </w:r>
+    </w:p>
+    <w:p>
+      <w:pPr>
+        <w:spacing w:after="80"/>
+      </w:pPr>
+      <w:r>
+        <w:rPr>
+          <w:b w:val="0"/>
+          <w:i w:val="0"/>
+          <w:color w:val="222222"/>
+          <w:sz w:val="21"/>
+        </w:rPr>
+        <w:t>Measured from the 912 outbound trailers in Q2 2025 (trailer number and dispatch time per order line; Assa Abloy &amp; DHL Supply Chain, 2025):</w:t>
+      </w:r>
+    </w:p>
+    <w:tbl>
+      <w:tblPr>
+        <w:tblStyle w:val="LightGrid-Accent1"/>
+        <w:tblW w:type="auto" w:w="0"/>
+        <w:jc w:val="center"/>
+        <w:tblLayout w:type="fixed"/>
+        <w:tblLook w:firstColumn="1" w:firstRow="1" w:lastColumn="0" w:lastRow="0" w:noHBand="0" w:noVBand="1" w:val="04A0"/>
+      </w:tblPr>
+      <w:tblGrid>
+        <w:gridCol w:w="5669"/>
+        <w:gridCol w:w="2835"/>
+      </w:tblGrid>
+      <w:tr>
+        <w:trPr>
+          <w:cantSplit/>
+        </w:trPr>
+        <w:tc>
+          <w:tcPr>
+            <w:tcW w:type="dxa" w:w="5669"/>
+          </w:tcPr>
+          <w:p>
+            <w:pPr>
+              <w:keepNext/>
+            </w:pPr>
+            <w:r/>
+            <w:r>
+              <w:rPr>
+                <w:b/>
+                <w:sz w:val="19"/>
+              </w:rPr>
+              <w:t>Measure</w:t>
+            </w:r>
+          </w:p>
+        </w:tc>
+        <w:tc>
+          <w:tcPr>
+            <w:tcW w:type="dxa" w:w="2835"/>
+          </w:tcPr>
+          <w:p>
+            <w:pPr>
+              <w:keepNext/>
+            </w:pPr>
+            <w:r/>
+            <w:r>
+              <w:rPr>
+                <w:b/>
+                <w:sz w:val="19"/>
+              </w:rPr>
+              <w:t>Value</w:t>
+            </w:r>
+          </w:p>
+        </w:tc>
+      </w:tr>
+      <w:tr>
+        <w:trPr>
+          <w:cantSplit/>
+        </w:trPr>
+        <w:tc>
+          <w:tcPr>
+            <w:tcW w:type="dxa" w:w="5669"/>
+          </w:tcPr>
+          <w:p>
+            <w:pPr>
+              <w:keepNext/>
+            </w:pPr>
+            <w:r/>
+            <w:r>
+              <w:rPr>
+                <w:sz w:val="19"/>
+              </w:rPr>
+              <w:t>Trailers per day (mean / p90 / max)</w:t>
+            </w:r>
+          </w:p>
+        </w:tc>
+        <w:tc>
+          <w:tcPr>
+            <w:tcW w:type="dxa" w:w="2835"/>
+          </w:tcPr>
+          <w:p>
+            <w:pPr>
+              <w:keepNext/>
+              <w:jc w:val="right"/>
+            </w:pPr>
+            <w:r/>
+            <w:r>
+              <w:rPr>
+                <w:sz w:val="19"/>
+              </w:rPr>
+              <w:t>15 / 19 / 22</w:t>
+            </w:r>
+          </w:p>
+        </w:tc>
+      </w:tr>
+      <w:tr>
+        <w:trPr>
+          <w:cantSplit/>
+        </w:trPr>
+        <w:tc>
+          <w:tcPr>
+            <w:tcW w:type="dxa" w:w="5669"/>
+          </w:tcPr>
+          <w:p>
+            <w:pPr>
+              <w:keepNext/>
+            </w:pPr>
+            <w:r/>
+            <w:r>
+              <w:rPr>
+                <w:sz w:val="19"/>
+              </w:rPr>
+              <w:t>Load per trailer (mean)</w:t>
+            </w:r>
+          </w:p>
+        </w:tc>
+        <w:tc>
+          <w:tcPr>
+            <w:tcW w:type="dxa" w:w="2835"/>
+          </w:tcPr>
+          <w:p>
+            <w:pPr>
+              <w:keepNext/>
+              <w:jc w:val="right"/>
+            </w:pPr>
+            <w:r/>
+            <w:r>
+              <w:rPr>
+                <w:sz w:val="19"/>
+              </w:rPr>
+              <w:t>1.2 pallets + 15 cartons</w:t>
+            </w:r>
+          </w:p>
+        </w:tc>
+      </w:tr>
+      <w:tr>
+        <w:trPr>
+          <w:cantSplit/>
+        </w:trPr>
+        <w:tc>
+          <w:tcPr>
+            <w:tcW w:type="dxa" w:w="5669"/>
+          </w:tcPr>
+          <w:p>
+            <w:pPr>
+              <w:keepNext/>
+            </w:pPr>
+            <w:r/>
+            <w:r>
+              <w:rPr>
+                <w:sz w:val="19"/>
+              </w:rPr>
+              <w:t>Trailers without any pallet (parcel only)</w:t>
+            </w:r>
+          </w:p>
+        </w:tc>
+        <w:tc>
+          <w:tcPr>
+            <w:tcW w:type="dxa" w:w="2835"/>
+          </w:tcPr>
+          <w:p>
+            <w:pPr>
+              <w:keepNext/>
+              <w:jc w:val="right"/>
+            </w:pPr>
+            <w:r/>
+            <w:r>
+              <w:rPr>
+                <w:sz w:val="19"/>
+              </w:rPr>
+              <w:t>73%</w:t>
+            </w:r>
+          </w:p>
+        </w:tc>
+      </w:tr>
+      <w:tr>
+        <w:trPr>
+          <w:cantSplit/>
+        </w:trPr>
+        <w:tc>
+          <w:tcPr>
+            <w:tcW w:type="dxa" w:w="5669"/>
+          </w:tcPr>
+          <w:p>
+            <w:pPr>
+              <w:keepNext/>
+            </w:pPr>
+            <w:r/>
+            <w:r>
+              <w:rPr>
+                <w:sz w:val="19"/>
+              </w:rPr>
+              <w:t>Dock time per trailer (mean / p90)</w:t>
+            </w:r>
+          </w:p>
+        </w:tc>
+        <w:tc>
+          <w:tcPr>
+            <w:tcW w:type="dxa" w:w="2835"/>
+          </w:tcPr>
+          <w:p>
+            <w:pPr>
+              <w:keepNext/>
+              <w:jc w:val="right"/>
+            </w:pPr>
+            <w:r/>
+            <w:r>
+              <w:rPr>
+                <w:sz w:val="19"/>
+              </w:rPr>
+              <w:t>18 / 22 min</w:t>
+            </w:r>
+          </w:p>
+        </w:tc>
+      </w:tr>
+      <w:tr>
+        <w:trPr>
+          <w:cantSplit/>
+        </w:trPr>
+        <w:tc>
+          <w:tcPr>
+            <w:tcW w:type="dxa" w:w="5669"/>
+          </w:tcPr>
+          <w:p>
+            <w:pPr>
+              <w:keepNext/>
+            </w:pPr>
+            <w:r/>
+            <w:r>
+              <w:rPr>
+                <w:sz w:val="19"/>
+              </w:rPr>
+              <w:t>Trailers in the busiest hour (p90 / max)</w:t>
+            </w:r>
+          </w:p>
+        </w:tc>
+        <w:tc>
+          <w:tcPr>
+            <w:tcW w:type="dxa" w:w="2835"/>
+          </w:tcPr>
+          <w:p>
+            <w:pPr>
+              <w:keepNext/>
+              <w:jc w:val="right"/>
+            </w:pPr>
+            <w:r/>
+            <w:r>
+              <w:rPr>
+                <w:sz w:val="19"/>
+              </w:rPr>
+              <w:t>9 / 12</w:t>
+            </w:r>
+          </w:p>
+        </w:tc>
+      </w:tr>
+      <w:tr>
+        <w:trPr>
+          <w:cantSplit/>
+        </w:trPr>
+        <w:tc>
+          <w:tcPr>
+            <w:tcW w:type="dxa" w:w="5669"/>
+          </w:tcPr>
+          <w:p>
+            <w:r/>
+            <w:r>
+              <w:rPr>
+                <w:sz w:val="19"/>
+              </w:rPr>
+              <w:t>Trailers parked at the doors at the same time today (median / p90)</w:t>
+            </w:r>
+          </w:p>
+        </w:tc>
+        <w:tc>
+          <w:tcPr>
+            <w:tcW w:type="dxa" w:w="2835"/>
+          </w:tcPr>
+          <w:p>
+            <w:pPr>
+              <w:jc w:val="right"/>
+            </w:pPr>
+            <w:r/>
+            <w:r>
+              <w:rPr>
+                <w:sz w:val="19"/>
+              </w:rPr>
+              <w:t>12 / 15</w:t>
+            </w:r>
+          </w:p>
+        </w:tc>
+      </w:tr>
+    </w:tbl>
+    <w:p>
+      <w:pPr>
+        <w:spacing w:after="40"/>
+      </w:pPr>
+    </w:p>
+    <w:p>
+      <w:pPr>
+        <w:pStyle w:val="ListBullet"/>
+      </w:pPr>
+      <w:r>
+        <w:rPr>
+          <w:b w:val="0"/>
+          <w:sz w:val="21"/>
+        </w:rPr>
+      </w:r>
+      <w:r>
+        <w:rPr>
+          <w:b/>
+          <w:sz w:val="21"/>
+        </w:rPr>
+        <w:t>Shipping is parcel-heavy:</w:t>
+      </w:r>
+      <w:r>
+        <w:rPr>
+          <w:b w:val="0"/>
+          <w:sz w:val="21"/>
+        </w:rPr>
+        <w:t xml:space="preserve"> most trailers carry a few cartons for a parcel network (DHL Parcel, DSV, DHL4YOU …) and only about one pallet — so packing and sorting cartons per carrier matter more than pallet loading.</w:t>
+      </w:r>
+    </w:p>
+    <w:p>
+      <w:pPr>
+        <w:pStyle w:val="ListBullet"/>
+      </w:pPr>
+      <w:r>
+        <w:rPr>
+          <w:b w:val="0"/>
+          <w:sz w:val="21"/>
+        </w:rPr>
+      </w:r>
+      <w:r>
+        <w:rPr>
+          <w:b/>
+          <w:sz w:val="21"/>
+        </w:rPr>
+        <w:t>Today trailers wait at the doors all day</w:t>
+      </w:r>
+      <w:r>
+        <w:rPr>
+          <w:b w:val="0"/>
+          <w:sz w:val="21"/>
+        </w:rPr>
+        <w:t xml:space="preserve"> (p90 15 at once): goods are loaded whenever they are ready, so doors are blocked and the departure time is not planned.</w:t>
+      </w:r>
+    </w:p>
+    <w:p>
+      <w:pPr>
+        <w:pStyle w:val="ListBullet"/>
+      </w:pPr>
+      <w:r>
+        <w:rPr>
+          <w:b w:val="0"/>
+          <w:sz w:val="21"/>
+        </w:rPr>
+      </w:r>
+      <w:r>
+        <w:rPr>
+          <w:b/>
+          <w:sz w:val="21"/>
+        </w:rPr>
+        <w:t>Requirement for shipping:</w:t>
+      </w:r>
+      <w:r>
+        <w:rPr>
+          <w:b w:val="0"/>
+          <w:sz w:val="21"/>
+        </w:rPr>
+        <w:t xml:space="preserve"> a fixed departure plan per carrier, staging lanes so goods wait on the floor and not in trailers, enough doors for the busiest hour, and carton sorting per carrier.</w:t>
+      </w:r>
+    </w:p>
+    <w:p>
+      <w:pPr>
+        <w:pStyle w:val="Heading1"/>
+      </w:pPr>
+      <w:r>
+        <w:t>8. Demand-based ABC classification</w:t>
+      </w:r>
+      <w:r>
+        <w:rPr>
+          <w:b/>
+          <w:color w:val="1D4ED8"/>
+          <w:sz w:val="19"/>
+        </w:rPr>
+        <w:t xml:space="preserve">   Gleb (Storage)</w:t>
+      </w:r>
+      <w:r>
+        <w:rPr>
+          <w:b/>
+          <w:color w:val="15803D"/>
+          <w:sz w:val="19"/>
+        </w:rPr>
+        <w:t xml:space="preserve">  ·  Arnau (Picking)</w:t>
       </w:r>
     </w:p>
     <w:p>
@@ -4076,18 +5881,25 @@
         <w:tblStyle w:val="LightGrid-Accent1"/>
         <w:tblW w:type="auto" w:w="0"/>
         <w:jc w:val="center"/>
+        <w:tblLayout w:type="fixed"/>
         <w:tblLook w:firstColumn="1" w:firstRow="1" w:lastColumn="0" w:lastRow="0" w:noHBand="0" w:noVBand="1" w:val="04A0"/>
       </w:tblPr>
       <w:tblGrid>
-        <w:gridCol w:w="4320"/>
-        <w:gridCol w:w="4320"/>
+        <w:gridCol w:w="3402"/>
+        <w:gridCol w:w="3402"/>
       </w:tblGrid>
       <w:tr>
+        <w:trPr>
+          <w:cantSplit/>
+        </w:trPr>
         <w:tc>
           <w:tcPr>
             <w:tcW w:type="dxa" w:w="3402"/>
           </w:tcPr>
           <w:p>
+            <w:pPr>
+              <w:keepNext/>
+            </w:pPr>
             <w:r/>
             <w:r>
               <w:rPr>
@@ -4103,6 +5915,9 @@
             <w:tcW w:type="dxa" w:w="3402"/>
           </w:tcPr>
           <w:p>
+            <w:pPr>
+              <w:keepNext/>
+            </w:pPr>
             <w:r/>
             <w:r>
               <w:rPr>
@@ -4115,11 +5930,17 @@
         </w:tc>
       </w:tr>
       <w:tr>
+        <w:trPr>
+          <w:cantSplit/>
+        </w:trPr>
         <w:tc>
           <w:tcPr>
             <w:tcW w:type="dxa" w:w="3402"/>
           </w:tcPr>
           <w:p>
+            <w:pPr>
+              <w:keepNext/>
+            </w:pPr>
             <w:r/>
             <w:r>
               <w:rPr>
@@ -4135,6 +5956,7 @@
           </w:tcPr>
           <w:p>
             <w:pPr>
+              <w:keepNext/>
               <w:jc w:val="right"/>
             </w:pPr>
             <w:r/>
@@ -4148,11 +5970,17 @@
         </w:tc>
       </w:tr>
       <w:tr>
+        <w:trPr>
+          <w:cantSplit/>
+        </w:trPr>
         <w:tc>
           <w:tcPr>
             <w:tcW w:type="dxa" w:w="3402"/>
           </w:tcPr>
           <w:p>
+            <w:pPr>
+              <w:keepNext/>
+            </w:pPr>
             <w:r/>
             <w:r>
               <w:rPr>
@@ -4168,6 +5996,7 @@
           </w:tcPr>
           <w:p>
             <w:pPr>
+              <w:keepNext/>
               <w:jc w:val="right"/>
             </w:pPr>
             <w:r/>
@@ -4181,11 +6010,17 @@
         </w:tc>
       </w:tr>
       <w:tr>
+        <w:trPr>
+          <w:cantSplit/>
+        </w:trPr>
         <w:tc>
           <w:tcPr>
             <w:tcW w:type="dxa" w:w="3402"/>
           </w:tcPr>
           <w:p>
+            <w:pPr>
+              <w:keepNext/>
+            </w:pPr>
             <w:r/>
             <w:r>
               <w:rPr>
@@ -4201,6 +6036,7 @@
           </w:tcPr>
           <w:p>
             <w:pPr>
+              <w:keepNext/>
               <w:jc w:val="right"/>
             </w:pPr>
             <w:r/>
@@ -4214,11 +6050,17 @@
         </w:tc>
       </w:tr>
       <w:tr>
+        <w:trPr>
+          <w:cantSplit/>
+        </w:trPr>
         <w:tc>
           <w:tcPr>
             <w:tcW w:type="dxa" w:w="3402"/>
           </w:tcPr>
           <w:p>
+            <w:pPr>
+              <w:keepNext/>
+            </w:pPr>
             <w:r/>
             <w:r>
               <w:rPr>
@@ -4234,6 +6076,7 @@
           </w:tcPr>
           <w:p>
             <w:pPr>
+              <w:keepNext/>
               <w:jc w:val="right"/>
             </w:pPr>
             <w:r/>
@@ -4247,6 +6090,9 @@
         </w:tc>
       </w:tr>
       <w:tr>
+        <w:trPr>
+          <w:cantSplit/>
+        </w:trPr>
         <w:tc>
           <w:tcPr>
             <w:tcW w:type="dxa" w:w="3402"/>
@@ -4304,21 +6150,28 @@
         <w:tblStyle w:val="LightGrid-Accent1"/>
         <w:tblW w:type="auto" w:w="0"/>
         <w:jc w:val="center"/>
+        <w:tblLayout w:type="fixed"/>
         <w:tblLook w:firstColumn="1" w:firstRow="1" w:lastColumn="0" w:lastRow="0" w:noHBand="0" w:noVBand="1" w:val="04A0"/>
       </w:tblPr>
       <w:tblGrid>
-        <w:gridCol w:w="1728"/>
-        <w:gridCol w:w="1728"/>
-        <w:gridCol w:w="1728"/>
-        <w:gridCol w:w="1728"/>
-        <w:gridCol w:w="1728"/>
+        <w:gridCol w:w="1417"/>
+        <w:gridCol w:w="1417"/>
+        <w:gridCol w:w="1701"/>
+        <w:gridCol w:w="1701"/>
+        <w:gridCol w:w="1984"/>
       </w:tblGrid>
       <w:tr>
+        <w:trPr>
+          <w:cantSplit/>
+        </w:trPr>
         <w:tc>
           <w:tcPr>
             <w:tcW w:type="dxa" w:w="1417"/>
           </w:tcPr>
           <w:p>
+            <w:pPr>
+              <w:keepNext/>
+            </w:pPr>
             <w:r/>
             <w:r>
               <w:rPr>
@@ -4334,6 +6187,9 @@
             <w:tcW w:type="dxa" w:w="1417"/>
           </w:tcPr>
           <w:p>
+            <w:pPr>
+              <w:keepNext/>
+            </w:pPr>
             <w:r/>
             <w:r>
               <w:rPr>
@@ -4349,6 +6205,9 @@
             <w:tcW w:type="dxa" w:w="1701"/>
           </w:tcPr>
           <w:p>
+            <w:pPr>
+              <w:keepNext/>
+            </w:pPr>
             <w:r/>
             <w:r>
               <w:rPr>
@@ -4364,6 +6223,9 @@
             <w:tcW w:type="dxa" w:w="1701"/>
           </w:tcPr>
           <w:p>
+            <w:pPr>
+              <w:keepNext/>
+            </w:pPr>
             <w:r/>
             <w:r>
               <w:rPr>
@@ -4379,6 +6241,9 @@
             <w:tcW w:type="dxa" w:w="1984"/>
           </w:tcPr>
           <w:p>
+            <w:pPr>
+              <w:keepNext/>
+            </w:pPr>
             <w:r/>
             <w:r>
               <w:rPr>
@@ -4391,11 +6256,17 @@
         </w:tc>
       </w:tr>
       <w:tr>
+        <w:trPr>
+          <w:cantSplit/>
+        </w:trPr>
         <w:tc>
           <w:tcPr>
             <w:tcW w:type="dxa" w:w="1417"/>
           </w:tcPr>
           <w:p>
+            <w:pPr>
+              <w:keepNext/>
+            </w:pPr>
             <w:r/>
             <w:r>
               <w:rPr>
@@ -4411,6 +6282,7 @@
           </w:tcPr>
           <w:p>
             <w:pPr>
+              <w:keepNext/>
               <w:jc w:val="right"/>
             </w:pPr>
             <w:r/>
@@ -4428,6 +6300,7 @@
           </w:tcPr>
           <w:p>
             <w:pPr>
+              <w:keepNext/>
               <w:jc w:val="right"/>
             </w:pPr>
             <w:r/>
@@ -4445,6 +6318,7 @@
           </w:tcPr>
           <w:p>
             <w:pPr>
+              <w:keepNext/>
               <w:jc w:val="right"/>
             </w:pPr>
             <w:r/>
@@ -4462,6 +6336,7 @@
           </w:tcPr>
           <w:p>
             <w:pPr>
+              <w:keepNext/>
               <w:jc w:val="right"/>
             </w:pPr>
             <w:r/>
@@ -4475,11 +6350,17 @@
         </w:tc>
       </w:tr>
       <w:tr>
+        <w:trPr>
+          <w:cantSplit/>
+        </w:trPr>
         <w:tc>
           <w:tcPr>
             <w:tcW w:type="dxa" w:w="1417"/>
           </w:tcPr>
           <w:p>
+            <w:pPr>
+              <w:keepNext/>
+            </w:pPr>
             <w:r/>
             <w:r>
               <w:rPr>
@@ -4495,6 +6376,7 @@
           </w:tcPr>
           <w:p>
             <w:pPr>
+              <w:keepNext/>
               <w:jc w:val="right"/>
             </w:pPr>
             <w:r/>
@@ -4512,6 +6394,7 @@
           </w:tcPr>
           <w:p>
             <w:pPr>
+              <w:keepNext/>
               <w:jc w:val="right"/>
             </w:pPr>
             <w:r/>
@@ -4529,6 +6412,7 @@
           </w:tcPr>
           <w:p>
             <w:pPr>
+              <w:keepNext/>
               <w:jc w:val="right"/>
             </w:pPr>
             <w:r/>
@@ -4546,6 +6430,7 @@
           </w:tcPr>
           <w:p>
             <w:pPr>
+              <w:keepNext/>
               <w:jc w:val="right"/>
             </w:pPr>
             <w:r/>
@@ -4559,6 +6444,9 @@
         </w:tc>
       </w:tr>
       <w:tr>
+        <w:trPr>
+          <w:cantSplit/>
+        </w:trPr>
         <w:tc>
           <w:tcPr>
             <w:tcW w:type="dxa" w:w="1417"/>
@@ -4822,7 +6710,23 @@
         <w:pStyle w:val="Heading1"/>
       </w:pPr>
       <w:r>
-        <w:t>7. Peak activity analysis</w:t>
+        <w:t>9. Peak activity analysis</w:t>
+      </w:r>
+      <w:r>
+        <w:rPr>
+          <w:b/>
+          <w:color w:val="15803D"/>
+          <w:sz w:val="19"/>
+        </w:rPr>
+        <w:t xml:space="preserve">   Arnau (Picking)</w:t>
+      </w:r>
+      <w:r>
+        <w:rPr>
+          <w:b/>
+          <w:color w:val="7C3AED"/>
+          <w:sz w:val="19"/>
+        </w:rPr>
+        <w:t xml:space="preserve">  ·  Rachel (Shipping)</w:t>
       </w:r>
     </w:p>
     <w:tbl>
@@ -4830,21 +6734,28 @@
         <w:tblStyle w:val="LightGrid-Accent1"/>
         <w:tblW w:type="auto" w:w="0"/>
         <w:jc w:val="center"/>
+        <w:tblLayout w:type="fixed"/>
         <w:tblLook w:firstColumn="1" w:firstRow="1" w:lastColumn="0" w:lastRow="0" w:noHBand="0" w:noVBand="1" w:val="04A0"/>
       </w:tblPr>
       <w:tblGrid>
-        <w:gridCol w:w="1728"/>
-        <w:gridCol w:w="1728"/>
-        <w:gridCol w:w="1728"/>
-        <w:gridCol w:w="1728"/>
-        <w:gridCol w:w="1728"/>
+        <w:gridCol w:w="1814"/>
+        <w:gridCol w:w="1814"/>
+        <w:gridCol w:w="1701"/>
+        <w:gridCol w:w="1474"/>
+        <w:gridCol w:w="1701"/>
       </w:tblGrid>
       <w:tr>
+        <w:trPr>
+          <w:cantSplit/>
+        </w:trPr>
         <w:tc>
           <w:tcPr>
             <w:tcW w:type="dxa" w:w="1814"/>
           </w:tcPr>
           <w:p>
+            <w:pPr>
+              <w:keepNext/>
+            </w:pPr>
             <w:r/>
             <w:r>
               <w:rPr>
@@ -4860,6 +6771,9 @@
             <w:tcW w:type="dxa" w:w="1814"/>
           </w:tcPr>
           <w:p>
+            <w:pPr>
+              <w:keepNext/>
+            </w:pPr>
             <w:r/>
             <w:r>
               <w:rPr>
@@ -4875,6 +6789,9 @@
             <w:tcW w:type="dxa" w:w="1701"/>
           </w:tcPr>
           <w:p>
+            <w:pPr>
+              <w:keepNext/>
+            </w:pPr>
             <w:r/>
             <w:r>
               <w:rPr>
@@ -4890,6 +6807,9 @@
             <w:tcW w:type="dxa" w:w="1474"/>
           </w:tcPr>
           <w:p>
+            <w:pPr>
+              <w:keepNext/>
+            </w:pPr>
             <w:r/>
             <w:r>
               <w:rPr>
@@ -4905,6 +6825,9 @@
             <w:tcW w:type="dxa" w:w="1701"/>
           </w:tcPr>
           <w:p>
+            <w:pPr>
+              <w:keepNext/>
+            </w:pPr>
             <w:r/>
             <w:r>
               <w:rPr>
@@ -4917,11 +6840,17 @@
         </w:tc>
       </w:tr>
       <w:tr>
+        <w:trPr>
+          <w:cantSplit/>
+        </w:trPr>
         <w:tc>
           <w:tcPr>
             <w:tcW w:type="dxa" w:w="1814"/>
           </w:tcPr>
           <w:p>
+            <w:pPr>
+              <w:keepNext/>
+            </w:pPr>
             <w:r/>
             <w:r>
               <w:rPr>
@@ -4937,6 +6866,7 @@
           </w:tcPr>
           <w:p>
             <w:pPr>
+              <w:keepNext/>
               <w:jc w:val="right"/>
             </w:pPr>
             <w:r/>
@@ -4954,6 +6884,7 @@
           </w:tcPr>
           <w:p>
             <w:pPr>
+              <w:keepNext/>
               <w:jc w:val="right"/>
             </w:pPr>
             <w:r/>
@@ -4971,6 +6902,7 @@
           </w:tcPr>
           <w:p>
             <w:pPr>
+              <w:keepNext/>
               <w:jc w:val="right"/>
             </w:pPr>
             <w:r/>
@@ -4988,6 +6920,7 @@
           </w:tcPr>
           <w:p>
             <w:pPr>
+              <w:keepNext/>
               <w:jc w:val="right"/>
             </w:pPr>
             <w:r/>
@@ -5001,11 +6934,17 @@
         </w:tc>
       </w:tr>
       <w:tr>
+        <w:trPr>
+          <w:cantSplit/>
+        </w:trPr>
         <w:tc>
           <w:tcPr>
             <w:tcW w:type="dxa" w:w="1814"/>
           </w:tcPr>
           <w:p>
+            <w:pPr>
+              <w:keepNext/>
+            </w:pPr>
             <w:r/>
             <w:r>
               <w:rPr>
@@ -5021,6 +6960,7 @@
           </w:tcPr>
           <w:p>
             <w:pPr>
+              <w:keepNext/>
               <w:jc w:val="right"/>
             </w:pPr>
             <w:r/>
@@ -5038,6 +6978,7 @@
           </w:tcPr>
           <w:p>
             <w:pPr>
+              <w:keepNext/>
               <w:jc w:val="right"/>
             </w:pPr>
             <w:r/>
@@ -5055,6 +6996,7 @@
           </w:tcPr>
           <w:p>
             <w:pPr>
+              <w:keepNext/>
               <w:jc w:val="right"/>
             </w:pPr>
             <w:r/>
@@ -5072,6 +7014,7 @@
           </w:tcPr>
           <w:p>
             <w:pPr>
+              <w:keepNext/>
               <w:jc w:val="right"/>
             </w:pPr>
             <w:r/>
@@ -5085,11 +7028,17 @@
         </w:tc>
       </w:tr>
       <w:tr>
+        <w:trPr>
+          <w:cantSplit/>
+        </w:trPr>
         <w:tc>
           <w:tcPr>
             <w:tcW w:type="dxa" w:w="1814"/>
           </w:tcPr>
           <w:p>
+            <w:pPr>
+              <w:keepNext/>
+            </w:pPr>
             <w:r/>
             <w:r>
               <w:rPr>
@@ -5105,6 +7054,7 @@
           </w:tcPr>
           <w:p>
             <w:pPr>
+              <w:keepNext/>
               <w:jc w:val="right"/>
             </w:pPr>
             <w:r/>
@@ -5122,6 +7072,7 @@
           </w:tcPr>
           <w:p>
             <w:pPr>
+              <w:keepNext/>
               <w:jc w:val="right"/>
             </w:pPr>
             <w:r/>
@@ -5139,6 +7090,7 @@
           </w:tcPr>
           <w:p>
             <w:pPr>
+              <w:keepNext/>
               <w:jc w:val="right"/>
             </w:pPr>
             <w:r/>
@@ -5156,6 +7108,7 @@
           </w:tcPr>
           <w:p>
             <w:pPr>
+              <w:keepNext/>
               <w:jc w:val="right"/>
             </w:pPr>
             <w:r/>
@@ -5169,6 +7122,9 @@
         </w:tc>
       </w:tr>
       <w:tr>
+        <w:trPr>
+          <w:cantSplit/>
+        </w:trPr>
         <w:tc>
           <w:tcPr>
             <w:tcW w:type="dxa" w:w="1814"/>
@@ -5432,7 +7388,7 @@
         <w:pStyle w:val="Heading1"/>
       </w:pPr>
       <w:r>
-        <w:t>8. Data-quality flags</w:t>
+        <w:t>10. Data-quality flags</w:t>
       </w:r>
     </w:p>
     <w:p>
@@ -5568,19 +7524,26 @@
         <w:tblStyle w:val="LightGrid-Accent1"/>
         <w:tblW w:type="auto" w:w="0"/>
         <w:jc w:val="center"/>
+        <w:tblLayout w:type="fixed"/>
         <w:tblLook w:firstColumn="1" w:firstRow="1" w:lastColumn="0" w:lastRow="0" w:noHBand="0" w:noVBand="1" w:val="04A0"/>
       </w:tblPr>
       <w:tblGrid>
-        <w:gridCol w:w="2880"/>
-        <w:gridCol w:w="2880"/>
-        <w:gridCol w:w="2880"/>
+        <w:gridCol w:w="2381"/>
+        <w:gridCol w:w="3061"/>
+        <w:gridCol w:w="3628"/>
       </w:tblGrid>
       <w:tr>
+        <w:trPr>
+          <w:cantSplit/>
+        </w:trPr>
         <w:tc>
           <w:tcPr>
             <w:tcW w:type="dxa" w:w="2381"/>
           </w:tcPr>
           <w:p>
+            <w:pPr>
+              <w:keepNext/>
+            </w:pPr>
             <w:r/>
             <w:r>
               <w:rPr>
@@ -5596,6 +7559,9 @@
             <w:tcW w:type="dxa" w:w="3061"/>
           </w:tcPr>
           <w:p>
+            <w:pPr>
+              <w:keepNext/>
+            </w:pPr>
             <w:r/>
             <w:r>
               <w:rPr>
@@ -5611,6 +7577,9 @@
             <w:tcW w:type="dxa" w:w="3628"/>
           </w:tcPr>
           <w:p>
+            <w:pPr>
+              <w:keepNext/>
+            </w:pPr>
             <w:r/>
             <w:r>
               <w:rPr>
@@ -5623,11 +7592,17 @@
         </w:tc>
       </w:tr>
       <w:tr>
+        <w:trPr>
+          <w:cantSplit/>
+        </w:trPr>
         <w:tc>
           <w:tcPr>
             <w:tcW w:type="dxa" w:w="2381"/>
           </w:tcPr>
           <w:p>
+            <w:pPr>
+              <w:keepNext/>
+            </w:pPr>
             <w:r/>
             <w:r>
               <w:rPr>
@@ -5642,6 +7617,9 @@
             <w:tcW w:type="dxa" w:w="3061"/>
           </w:tcPr>
           <w:p>
+            <w:pPr>
+              <w:keepNext/>
+            </w:pPr>
             <w:r/>
             <w:r>
               <w:rPr>
@@ -5656,6 +7634,9 @@
             <w:tcW w:type="dxa" w:w="3628"/>
           </w:tcPr>
           <w:p>
+            <w:pPr>
+              <w:keepNext/>
+            </w:pPr>
             <w:r/>
             <w:r>
               <w:rPr>
@@ -5667,11 +7648,17 @@
         </w:tc>
       </w:tr>
       <w:tr>
+        <w:trPr>
+          <w:cantSplit/>
+        </w:trPr>
         <w:tc>
           <w:tcPr>
             <w:tcW w:type="dxa" w:w="2381"/>
           </w:tcPr>
           <w:p>
+            <w:pPr>
+              <w:keepNext/>
+            </w:pPr>
             <w:r/>
             <w:r>
               <w:rPr>
@@ -5686,6 +7673,9 @@
             <w:tcW w:type="dxa" w:w="3061"/>
           </w:tcPr>
           <w:p>
+            <w:pPr>
+              <w:keepNext/>
+            </w:pPr>
             <w:r/>
             <w:r>
               <w:rPr>
@@ -5700,6 +7690,9 @@
             <w:tcW w:type="dxa" w:w="3628"/>
           </w:tcPr>
           <w:p>
+            <w:pPr>
+              <w:keepNext/>
+            </w:pPr>
             <w:r/>
             <w:r>
               <w:rPr>
@@ -5711,11 +7704,17 @@
         </w:tc>
       </w:tr>
       <w:tr>
+        <w:trPr>
+          <w:cantSplit/>
+        </w:trPr>
         <w:tc>
           <w:tcPr>
             <w:tcW w:type="dxa" w:w="2381"/>
           </w:tcPr>
           <w:p>
+            <w:pPr>
+              <w:keepNext/>
+            </w:pPr>
             <w:r/>
             <w:r>
               <w:rPr>
@@ -5730,6 +7729,9 @@
             <w:tcW w:type="dxa" w:w="3061"/>
           </w:tcPr>
           <w:p>
+            <w:pPr>
+              <w:keepNext/>
+            </w:pPr>
             <w:r/>
             <w:r>
               <w:rPr>
@@ -5744,6 +7746,9 @@
             <w:tcW w:type="dxa" w:w="3628"/>
           </w:tcPr>
           <w:p>
+            <w:pPr>
+              <w:keepNext/>
+            </w:pPr>
             <w:r/>
             <w:r>
               <w:rPr>
@@ -5755,11 +7760,17 @@
         </w:tc>
       </w:tr>
       <w:tr>
+        <w:trPr>
+          <w:cantSplit/>
+        </w:trPr>
         <w:tc>
           <w:tcPr>
             <w:tcW w:type="dxa" w:w="2381"/>
           </w:tcPr>
           <w:p>
+            <w:pPr>
+              <w:keepNext/>
+            </w:pPr>
             <w:r/>
             <w:r>
               <w:rPr>
@@ -5774,6 +7785,9 @@
             <w:tcW w:type="dxa" w:w="3061"/>
           </w:tcPr>
           <w:p>
+            <w:pPr>
+              <w:keepNext/>
+            </w:pPr>
             <w:r/>
             <w:r>
               <w:rPr>
@@ -5788,6 +7802,9 @@
             <w:tcW w:type="dxa" w:w="3628"/>
           </w:tcPr>
           <w:p>
+            <w:pPr>
+              <w:keepNext/>
+            </w:pPr>
             <w:r/>
             <w:r>
               <w:rPr>
@@ -5799,6 +7816,9 @@
         </w:tc>
       </w:tr>
       <w:tr>
+        <w:trPr>
+          <w:cantSplit/>
+        </w:trPr>
         <w:tc>
           <w:tcPr>
             <w:tcW w:type="dxa" w:w="2381"/>
@@ -5853,7 +7873,1884 @@
         <w:pStyle w:val="Heading1"/>
       </w:pPr>
       <w:r>
-        <w:t>9. Headline design requirements (input to design options)</w:t>
+        <w:t>11. Operations strategy — process types, performance objectives and current alignment</w:t>
+      </w:r>
+    </w:p>
+    <w:p>
+      <w:pPr>
+        <w:spacing w:after="120"/>
+      </w:pPr>
+      <w:r>
+        <w:rPr>
+          <w:b w:val="0"/>
+          <w:i w:val="0"/>
+          <w:color w:val="222222"/>
+          <w:sz w:val="21"/>
+        </w:rPr>
+        <w:t>Before choosing a design, this section asks what the operation is, what it must be good at for its customer, and whether it is good at that today. It uses the operations-strategy concepts of Slack et al.: the four V's, process types, the five performance objectives and order winners versus qualifiers (Slack et al., 2022).</w:t>
+      </w:r>
+    </w:p>
+    <w:p>
+      <w:pPr>
+        <w:pStyle w:val="Heading2"/>
+      </w:pPr>
+      <w:r>
+        <w:t>11.1 The four processes and their type</w:t>
+      </w:r>
+    </w:p>
+    <w:p>
+      <w:pPr>
+        <w:spacing w:after="80"/>
+      </w:pPr>
+      <w:r>
+        <w:rPr>
+          <w:b w:val="0"/>
+          <w:i w:val="0"/>
+          <w:color w:val="222222"/>
+          <w:sz w:val="21"/>
+        </w:rPr>
+        <w:t>The warehouse transforms inputs (pallets and containers from the factories, orders from customers) into outputs (complete orders on the right trailer). It is a chain of four processes, each with an owner:</w:t>
+      </w:r>
+    </w:p>
+    <w:tbl>
+      <w:tblPr>
+        <w:tblStyle w:val="LightGrid-Accent1"/>
+        <w:tblW w:type="auto" w:w="0"/>
+        <w:jc w:val="center"/>
+        <w:tblLayout w:type="fixed"/>
+        <w:tblLook w:firstColumn="1" w:firstRow="1" w:lastColumn="0" w:lastRow="0" w:noHBand="0" w:noVBand="1" w:val="04A0"/>
+      </w:tblPr>
+      <w:tblGrid>
+        <w:gridCol w:w="1928"/>
+        <w:gridCol w:w="2608"/>
+        <w:gridCol w:w="2154"/>
+        <w:gridCol w:w="2381"/>
+      </w:tblGrid>
+      <w:tr>
+        <w:trPr>
+          <w:cantSplit/>
+        </w:trPr>
+        <w:tc>
+          <w:tcPr>
+            <w:tcW w:type="dxa" w:w="1928"/>
+          </w:tcPr>
+          <w:p>
+            <w:pPr>
+              <w:keepNext/>
+            </w:pPr>
+            <w:r/>
+            <w:r>
+              <w:rPr>
+                <w:b/>
+                <w:sz w:val="19"/>
+              </w:rPr>
+              <w:t>Process (owner)</w:t>
+            </w:r>
+          </w:p>
+        </w:tc>
+        <w:tc>
+          <w:tcPr>
+            <w:tcW w:type="dxa" w:w="2608"/>
+          </w:tcPr>
+          <w:p>
+            <w:pPr>
+              <w:keepNext/>
+            </w:pPr>
+            <w:r/>
+            <w:r>
+              <w:rPr>
+                <w:b/>
+                <w:sz w:val="19"/>
+              </w:rPr>
+              <w:t>Input → output</w:t>
+            </w:r>
+          </w:p>
+        </w:tc>
+        <w:tc>
+          <w:tcPr>
+            <w:tcW w:type="dxa" w:w="2154"/>
+          </w:tcPr>
+          <w:p>
+            <w:pPr>
+              <w:keepNext/>
+            </w:pPr>
+            <w:r/>
+            <w:r>
+              <w:rPr>
+                <w:b/>
+                <w:sz w:val="19"/>
+              </w:rPr>
+              <w:t>Process type</w:t>
+            </w:r>
+          </w:p>
+        </w:tc>
+        <w:tc>
+          <w:tcPr>
+            <w:tcW w:type="dxa" w:w="2381"/>
+          </w:tcPr>
+          <w:p>
+            <w:pPr>
+              <w:keepNext/>
+            </w:pPr>
+            <w:r/>
+            <w:r>
+              <w:rPr>
+                <w:b/>
+                <w:sz w:val="19"/>
+              </w:rPr>
+              <w:t>What drives its performance</w:t>
+            </w:r>
+          </w:p>
+        </w:tc>
+      </w:tr>
+      <w:tr>
+        <w:trPr>
+          <w:cantSplit/>
+        </w:trPr>
+        <w:tc>
+          <w:tcPr>
+            <w:tcW w:type="dxa" w:w="1928"/>
+          </w:tcPr>
+          <w:p>
+            <w:pPr>
+              <w:keepNext/>
+            </w:pPr>
+            <w:r/>
+            <w:r>
+              <w:rPr>
+                <w:sz w:val="19"/>
+              </w:rPr>
+              <w:t>Receiving (Vidhi)</w:t>
+            </w:r>
+          </w:p>
+        </w:tc>
+        <w:tc>
+          <w:tcPr>
+            <w:tcW w:type="dxa" w:w="2608"/>
+          </w:tcPr>
+          <w:p>
+            <w:pPr>
+              <w:keepNext/>
+            </w:pPr>
+            <w:r/>
+            <w:r>
+              <w:rPr>
+                <w:sz w:val="19"/>
+              </w:rPr>
+              <w:t>trailers and containers → checked pallets ready for putaway</w:t>
+            </w:r>
+          </w:p>
+        </w:tc>
+        <w:tc>
+          <w:tcPr>
+            <w:tcW w:type="dxa" w:w="2154"/>
+          </w:tcPr>
+          <w:p>
+            <w:pPr>
+              <w:keepNext/>
+            </w:pPr>
+            <w:r/>
+            <w:r>
+              <w:rPr>
+                <w:sz w:val="19"/>
+              </w:rPr>
+              <w:t>batch: work arrives in loads, twice a day</w:t>
+            </w:r>
+          </w:p>
+        </w:tc>
+        <w:tc>
+          <w:tcPr>
+            <w:tcW w:type="dxa" w:w="2381"/>
+          </w:tcPr>
+          <w:p>
+            <w:pPr>
+              <w:keepNext/>
+            </w:pPr>
+            <w:r/>
+            <w:r>
+              <w:rPr>
+                <w:sz w:val="19"/>
+              </w:rPr>
+              <w:t>~99 loads/day, 41% loose in containers</w:t>
+            </w:r>
+          </w:p>
+        </w:tc>
+      </w:tr>
+      <w:tr>
+        <w:trPr>
+          <w:cantSplit/>
+        </w:trPr>
+        <w:tc>
+          <w:tcPr>
+            <w:tcW w:type="dxa" w:w="1928"/>
+          </w:tcPr>
+          <w:p>
+            <w:pPr>
+              <w:keepNext/>
+            </w:pPr>
+            <w:r/>
+            <w:r>
+              <w:rPr>
+                <w:sz w:val="19"/>
+              </w:rPr>
+              <w:t>Storage (Gleb)</w:t>
+            </w:r>
+          </w:p>
+        </w:tc>
+        <w:tc>
+          <w:tcPr>
+            <w:tcW w:type="dxa" w:w="2608"/>
+          </w:tcPr>
+          <w:p>
+            <w:pPr>
+              <w:keepNext/>
+            </w:pPr>
+            <w:r/>
+            <w:r>
+              <w:rPr>
+                <w:sz w:val="19"/>
+              </w:rPr>
+              <w:t>pallets → stock in the right place, fast-pick faces filled</w:t>
+            </w:r>
+          </w:p>
+        </w:tc>
+        <w:tc>
+          <w:tcPr>
+            <w:tcW w:type="dxa" w:w="2154"/>
+          </w:tcPr>
+          <w:p>
+            <w:pPr>
+              <w:keepNext/>
+            </w:pPr>
+            <w:r/>
+            <w:r>
+              <w:rPr>
+                <w:sz w:val="19"/>
+              </w:rPr>
+              <w:t>stock (buffer) process</w:t>
+            </w:r>
+          </w:p>
+        </w:tc>
+        <w:tc>
+          <w:tcPr>
+            <w:tcW w:type="dxa" w:w="2381"/>
+          </w:tcPr>
+          <w:p>
+            <w:pPr>
+              <w:keepNext/>
+            </w:pPr>
+            <w:r/>
+            <w:r>
+              <w:rPr>
+                <w:sz w:val="19"/>
+              </w:rPr>
+              <w:t>8,512 occupied locations at the peak, 4,354 SKUs shipped</w:t>
+            </w:r>
+          </w:p>
+        </w:tc>
+      </w:tr>
+      <w:tr>
+        <w:trPr>
+          <w:cantSplit/>
+        </w:trPr>
+        <w:tc>
+          <w:tcPr>
+            <w:tcW w:type="dxa" w:w="1928"/>
+          </w:tcPr>
+          <w:p>
+            <w:pPr>
+              <w:keepNext/>
+            </w:pPr>
+            <w:r/>
+            <w:r>
+              <w:rPr>
+                <w:sz w:val="19"/>
+              </w:rPr>
+              <w:t>Picking (Arnau)</w:t>
+            </w:r>
+          </w:p>
+        </w:tc>
+        <w:tc>
+          <w:tcPr>
+            <w:tcW w:type="dxa" w:w="2608"/>
+          </w:tcPr>
+          <w:p>
+            <w:pPr>
+              <w:keepNext/>
+            </w:pPr>
+            <w:r/>
+            <w:r>
+              <w:rPr>
+                <w:sz w:val="19"/>
+              </w:rPr>
+              <w:t>orders → picked items</w:t>
+            </w:r>
+          </w:p>
+        </w:tc>
+        <w:tc>
+          <w:tcPr>
+            <w:tcW w:type="dxa" w:w="2154"/>
+          </w:tcPr>
+          <w:p>
+            <w:pPr>
+              <w:keepNext/>
+            </w:pPr>
+            <w:r/>
+            <w:r>
+              <w:rPr>
+                <w:sz w:val="19"/>
+              </w:rPr>
+              <w:t>high-volume repetitive work with very high variety</w:t>
+            </w:r>
+          </w:p>
+        </w:tc>
+        <w:tc>
+          <w:tcPr>
+            <w:tcW w:type="dxa" w:w="2381"/>
+          </w:tcPr>
+          <w:p>
+            <w:pPr>
+              <w:keepNext/>
+            </w:pPr>
+            <w:r/>
+            <w:r>
+              <w:rPr>
+                <w:sz w:val="19"/>
+              </w:rPr>
+              <w:t>~640 lines/day, 75% each-picks</w:t>
+            </w:r>
+          </w:p>
+        </w:tc>
+      </w:tr>
+      <w:tr>
+        <w:trPr>
+          <w:cantSplit/>
+        </w:trPr>
+        <w:tc>
+          <w:tcPr>
+            <w:tcW w:type="dxa" w:w="1928"/>
+          </w:tcPr>
+          <w:p>
+            <w:r/>
+            <w:r>
+              <w:rPr>
+                <w:sz w:val="19"/>
+              </w:rPr>
+              <w:t>Shipping (Rachel)</w:t>
+            </w:r>
+          </w:p>
+        </w:tc>
+        <w:tc>
+          <w:tcPr>
+            <w:tcW w:type="dxa" w:w="2608"/>
+          </w:tcPr>
+          <w:p>
+            <w:r/>
+            <w:r>
+              <w:rPr>
+                <w:sz w:val="19"/>
+              </w:rPr>
+              <w:t>picked items → packed orders on the booked trailer</w:t>
+            </w:r>
+          </w:p>
+        </w:tc>
+        <w:tc>
+          <w:tcPr>
+            <w:tcW w:type="dxa" w:w="2154"/>
+          </w:tcPr>
+          <w:p>
+            <w:r/>
+            <w:r>
+              <w:rPr>
+                <w:sz w:val="19"/>
+              </w:rPr>
+              <w:t>scheduled batch: by trailer departure</w:t>
+            </w:r>
+          </w:p>
+        </w:tc>
+        <w:tc>
+          <w:tcPr>
+            <w:tcW w:type="dxa" w:w="2381"/>
+          </w:tcPr>
+          <w:p>
+            <w:r/>
+            <w:r>
+              <w:rPr>
+                <w:sz w:val="19"/>
+              </w:rPr>
+              <w:t>~15 trailers/day, 73% parcel-only</w:t>
+            </w:r>
+          </w:p>
+        </w:tc>
+      </w:tr>
+    </w:tbl>
+    <w:p>
+      <w:pPr>
+        <w:spacing w:after="40"/>
+      </w:pPr>
+    </w:p>
+    <w:p>
+      <w:pPr>
+        <w:pStyle w:val="Heading2"/>
+      </w:pPr>
+      <w:r>
+        <w:t>11.2 The four V's of the Assa Abloy operation</w:t>
+      </w:r>
+    </w:p>
+    <w:tbl>
+      <w:tblPr>
+        <w:tblStyle w:val="LightGrid-Accent1"/>
+        <w:tblW w:type="auto" w:w="0"/>
+        <w:jc w:val="center"/>
+        <w:tblLayout w:type="fixed"/>
+        <w:tblLook w:firstColumn="1" w:firstRow="1" w:lastColumn="0" w:lastRow="0" w:noHBand="0" w:noVBand="1" w:val="04A0"/>
+      </w:tblPr>
+      <w:tblGrid>
+        <w:gridCol w:w="1247"/>
+        <w:gridCol w:w="3402"/>
+        <w:gridCol w:w="1247"/>
+        <w:gridCol w:w="3175"/>
+      </w:tblGrid>
+      <w:tr>
+        <w:trPr>
+          <w:cantSplit/>
+        </w:trPr>
+        <w:tc>
+          <w:tcPr>
+            <w:tcW w:type="dxa" w:w="1247"/>
+          </w:tcPr>
+          <w:p>
+            <w:pPr>
+              <w:keepNext/>
+            </w:pPr>
+            <w:r/>
+            <w:r>
+              <w:rPr>
+                <w:b/>
+                <w:sz w:val="19"/>
+              </w:rPr>
+              <w:t>Dimension</w:t>
+            </w:r>
+          </w:p>
+        </w:tc>
+        <w:tc>
+          <w:tcPr>
+            <w:tcW w:type="dxa" w:w="3402"/>
+          </w:tcPr>
+          <w:p>
+            <w:pPr>
+              <w:keepNext/>
+            </w:pPr>
+            <w:r/>
+            <w:r>
+              <w:rPr>
+                <w:b/>
+                <w:sz w:val="19"/>
+              </w:rPr>
+              <w:t>Measured (Q2 2025)</w:t>
+            </w:r>
+          </w:p>
+        </w:tc>
+        <w:tc>
+          <w:tcPr>
+            <w:tcW w:type="dxa" w:w="1247"/>
+          </w:tcPr>
+          <w:p>
+            <w:pPr>
+              <w:keepNext/>
+            </w:pPr>
+            <w:r/>
+            <w:r>
+              <w:rPr>
+                <w:b/>
+                <w:sz w:val="19"/>
+              </w:rPr>
+              <w:t>Level</w:t>
+            </w:r>
+          </w:p>
+        </w:tc>
+        <w:tc>
+          <w:tcPr>
+            <w:tcW w:type="dxa" w:w="3175"/>
+          </w:tcPr>
+          <w:p>
+            <w:pPr>
+              <w:keepNext/>
+            </w:pPr>
+            <w:r/>
+            <w:r>
+              <w:rPr>
+                <w:b/>
+                <w:sz w:val="19"/>
+              </w:rPr>
+              <w:t>What it means for the design</w:t>
+            </w:r>
+          </w:p>
+        </w:tc>
+      </w:tr>
+      <w:tr>
+        <w:trPr>
+          <w:cantSplit/>
+        </w:trPr>
+        <w:tc>
+          <w:tcPr>
+            <w:tcW w:type="dxa" w:w="1247"/>
+          </w:tcPr>
+          <w:p>
+            <w:pPr>
+              <w:keepNext/>
+            </w:pPr>
+            <w:r/>
+            <w:r>
+              <w:rPr>
+                <w:sz w:val="19"/>
+              </w:rPr>
+              <w:t>Volume</w:t>
+            </w:r>
+          </w:p>
+        </w:tc>
+        <w:tc>
+          <w:tcPr>
+            <w:tcW w:type="dxa" w:w="3402"/>
+          </w:tcPr>
+          <w:p>
+            <w:pPr>
+              <w:keepNext/>
+            </w:pPr>
+            <w:r/>
+            <w:r>
+              <w:rPr>
+                <w:sz w:val="19"/>
+              </w:rPr>
+              <w:t>~640 order lines and ~144 orders a day; ~99 inbound loads; ~15 trailers</w:t>
+            </w:r>
+          </w:p>
+        </w:tc>
+        <w:tc>
+          <w:tcPr>
+            <w:tcW w:type="dxa" w:w="1247"/>
+          </w:tcPr>
+          <w:p>
+            <w:pPr>
+              <w:keepNext/>
+            </w:pPr>
+            <w:r/>
+            <w:r>
+              <w:rPr>
+                <w:sz w:val="19"/>
+              </w:rPr>
+              <w:t>medium</w:t>
+            </w:r>
+          </w:p>
+        </w:tc>
+        <w:tc>
+          <w:tcPr>
+            <w:tcW w:type="dxa" w:w="3175"/>
+          </w:tcPr>
+          <w:p>
+            <w:pPr>
+              <w:keepNext/>
+            </w:pPr>
+            <w:r/>
+            <w:r>
+              <w:rPr>
+                <w:sz w:val="19"/>
+              </w:rPr>
+              <w:t>repeatable tasks → standard methods, scanning and batching pay off</w:t>
+            </w:r>
+          </w:p>
+        </w:tc>
+      </w:tr>
+      <w:tr>
+        <w:trPr>
+          <w:cantSplit/>
+        </w:trPr>
+        <w:tc>
+          <w:tcPr>
+            <w:tcW w:type="dxa" w:w="1247"/>
+          </w:tcPr>
+          <w:p>
+            <w:pPr>
+              <w:keepNext/>
+            </w:pPr>
+            <w:r/>
+            <w:r>
+              <w:rPr>
+                <w:sz w:val="19"/>
+              </w:rPr>
+              <w:t>Variety</w:t>
+            </w:r>
+          </w:p>
+        </w:tc>
+        <w:tc>
+          <w:tcPr>
+            <w:tcW w:type="dxa" w:w="3402"/>
+          </w:tcPr>
+          <w:p>
+            <w:pPr>
+              <w:keepNext/>
+            </w:pPr>
+            <w:r/>
+            <w:r>
+              <w:rPr>
+                <w:sz w:val="19"/>
+              </w:rPr>
+              <w:t>4,354 SKUs shipped, 5,291 in stock; small parts to 2 m long pallets; each, case and pallet picks; pallets and loose containers; 138 hazardous SKUs</w:t>
+            </w:r>
+          </w:p>
+        </w:tc>
+        <w:tc>
+          <w:tcPr>
+            <w:tcW w:type="dxa" w:w="1247"/>
+          </w:tcPr>
+          <w:p>
+            <w:pPr>
+              <w:keepNext/>
+            </w:pPr>
+            <w:r/>
+            <w:r>
+              <w:rPr>
+                <w:sz w:val="19"/>
+              </w:rPr>
+              <w:t>high</w:t>
+            </w:r>
+          </w:p>
+        </w:tc>
+        <w:tc>
+          <w:tcPr>
+            <w:tcW w:type="dxa" w:w="3175"/>
+          </w:tcPr>
+          <w:p>
+            <w:pPr>
+              <w:keepNext/>
+            </w:pPr>
+            <w:r/>
+            <w:r>
+              <w:rPr>
+                <w:sz w:val="19"/>
+              </w:rPr>
+              <w:t>several storage types and picking by order size; no single automated system fits all items</w:t>
+            </w:r>
+          </w:p>
+        </w:tc>
+      </w:tr>
+      <w:tr>
+        <w:trPr>
+          <w:cantSplit/>
+        </w:trPr>
+        <w:tc>
+          <w:tcPr>
+            <w:tcW w:type="dxa" w:w="1247"/>
+          </w:tcPr>
+          <w:p>
+            <w:pPr>
+              <w:keepNext/>
+            </w:pPr>
+            <w:r/>
+            <w:r>
+              <w:rPr>
+                <w:sz w:val="19"/>
+              </w:rPr>
+              <w:t>Variation</w:t>
+            </w:r>
+          </w:p>
+        </w:tc>
+        <w:tc>
+          <w:tcPr>
+            <w:tcW w:type="dxa" w:w="3402"/>
+          </w:tcPr>
+          <w:p>
+            <w:pPr>
+              <w:keepNext/>
+            </w:pPr>
+            <w:r/>
+            <w:r>
+              <w:rPr>
+                <w:sz w:val="19"/>
+              </w:rPr>
+              <w:t>peak day 1.83× lines and 2.85× units; 08:00 peak 1.31× the average hour; stock +16% per quarter</w:t>
+            </w:r>
+          </w:p>
+        </w:tc>
+        <w:tc>
+          <w:tcPr>
+            <w:tcW w:type="dxa" w:w="1247"/>
+          </w:tcPr>
+          <w:p>
+            <w:pPr>
+              <w:keepNext/>
+            </w:pPr>
+            <w:r/>
+            <w:r>
+              <w:rPr>
+                <w:sz w:val="19"/>
+              </w:rPr>
+              <w:t>high (partly self-made)</w:t>
+            </w:r>
+          </w:p>
+        </w:tc>
+        <w:tc>
+          <w:tcPr>
+            <w:tcW w:type="dxa" w:w="3175"/>
+          </w:tcPr>
+          <w:p>
+            <w:pPr>
+              <w:keepNext/>
+            </w:pPr>
+            <w:r/>
+            <w:r>
+              <w:rPr>
+                <w:sz w:val="19"/>
+              </w:rPr>
+              <w:t>level the self-made peak with waves; flexible staff; storage headroom</w:t>
+            </w:r>
+          </w:p>
+        </w:tc>
+      </w:tr>
+      <w:tr>
+        <w:trPr>
+          <w:cantSplit/>
+        </w:trPr>
+        <w:tc>
+          <w:tcPr>
+            <w:tcW w:type="dxa" w:w="1247"/>
+          </w:tcPr>
+          <w:p>
+            <w:r/>
+            <w:r>
+              <w:rPr>
+                <w:sz w:val="19"/>
+              </w:rPr>
+              <w:t>Visibility</w:t>
+            </w:r>
+          </w:p>
+        </w:tc>
+        <w:tc>
+          <w:tcPr>
+            <w:tcW w:type="dxa" w:w="3402"/>
+          </w:tcPr>
+          <w:p>
+            <w:r/>
+            <w:r>
+              <w:rPr>
+                <w:sz w:val="19"/>
+              </w:rPr>
+              <w:t>business customers and web shops (5% of lines are web orders) see only the result: complete, correct and on time</w:t>
+            </w:r>
+          </w:p>
+        </w:tc>
+        <w:tc>
+          <w:tcPr>
+            <w:tcW w:type="dxa" w:w="1247"/>
+          </w:tcPr>
+          <w:p>
+            <w:r/>
+            <w:r>
+              <w:rPr>
+                <w:sz w:val="19"/>
+              </w:rPr>
+              <w:t>low</w:t>
+            </w:r>
+          </w:p>
+        </w:tc>
+        <w:tc>
+          <w:tcPr>
+            <w:tcW w:type="dxa" w:w="3175"/>
+          </w:tcPr>
+          <w:p>
+            <w:r/>
+            <w:r>
+              <w:rPr>
+                <w:sz w:val="19"/>
+              </w:rPr>
+              <w:t>efficiency can be designed in the back office, but the dispatch promise must be kept</w:t>
+            </w:r>
+          </w:p>
+        </w:tc>
+      </w:tr>
+    </w:tbl>
+    <w:p>
+      <w:pPr>
+        <w:spacing w:after="40"/>
+      </w:pPr>
+    </w:p>
+    <w:p>
+      <w:pPr>
+        <w:spacing w:after="120"/>
+      </w:pPr>
+      <w:r>
+        <w:rPr>
+          <w:b/>
+          <w:i w:val="0"/>
+          <w:color w:val="222222"/>
+          <w:sz w:val="21"/>
+        </w:rPr>
+        <w:t>Process type:</w:t>
+      </w:r>
+      <w:r>
+        <w:rPr>
+          <w:b w:val="0"/>
+          <w:i w:val="0"/>
+          <w:color w:val="222222"/>
+          <w:sz w:val="21"/>
+        </w:rPr>
+        <w:t xml:space="preserve"> high variety with medium volume of small, repetitive tasks puts the operation between a batch and a mass process on the product–process matrix (Slack et al., 2022). That matches a people-based process supported by scanners, carton flow and a put-to-light wall (Option B), not full automation (Option C), which suits high volume with low variety.</w:t>
+      </w:r>
+    </w:p>
+    <w:p>
+      <w:pPr>
+        <w:pStyle w:val="Heading2"/>
+      </w:pPr>
+      <w:r>
+        <w:t>11.3 What the operation must be good at — performance objectives</w:t>
+      </w:r>
+    </w:p>
+    <w:p>
+      <w:pPr>
+        <w:spacing w:after="80"/>
+      </w:pPr>
+      <w:r>
+        <w:rPr>
+          <w:b w:val="0"/>
+          <w:i w:val="0"/>
+          <w:color w:val="222222"/>
+          <w:sz w:val="21"/>
+        </w:rPr>
+        <w:t>For DHL, the Assa Abloy contract is won and kept on its service and its cost. We rank the five performance objectives (Slack et al., 2022) as follows — this ranking is our judgement, based on the data in the table:</w:t>
+      </w:r>
+    </w:p>
+    <w:tbl>
+      <w:tblPr>
+        <w:tblStyle w:val="LightGrid-Accent1"/>
+        <w:tblW w:type="auto" w:w="0"/>
+        <w:jc w:val="center"/>
+        <w:tblLayout w:type="fixed"/>
+        <w:tblLook w:firstColumn="1" w:firstRow="1" w:lastColumn="0" w:lastRow="0" w:noHBand="0" w:noVBand="1" w:val="04A0"/>
+      </w:tblPr>
+      <w:tblGrid>
+        <w:gridCol w:w="624"/>
+        <w:gridCol w:w="1361"/>
+        <w:gridCol w:w="2494"/>
+        <w:gridCol w:w="1701"/>
+        <w:gridCol w:w="2891"/>
+      </w:tblGrid>
+      <w:tr>
+        <w:trPr>
+          <w:cantSplit/>
+        </w:trPr>
+        <w:tc>
+          <w:tcPr>
+            <w:tcW w:type="dxa" w:w="624"/>
+          </w:tcPr>
+          <w:p>
+            <w:pPr>
+              <w:keepNext/>
+            </w:pPr>
+            <w:r/>
+            <w:r>
+              <w:rPr>
+                <w:b/>
+                <w:sz w:val="19"/>
+              </w:rPr>
+              <w:t>Rank</w:t>
+            </w:r>
+          </w:p>
+        </w:tc>
+        <w:tc>
+          <w:tcPr>
+            <w:tcW w:type="dxa" w:w="1361"/>
+          </w:tcPr>
+          <w:p>
+            <w:pPr>
+              <w:keepNext/>
+            </w:pPr>
+            <w:r/>
+            <w:r>
+              <w:rPr>
+                <w:b/>
+                <w:sz w:val="19"/>
+              </w:rPr>
+              <w:t>Objective</w:t>
+            </w:r>
+          </w:p>
+        </w:tc>
+        <w:tc>
+          <w:tcPr>
+            <w:tcW w:type="dxa" w:w="2494"/>
+          </w:tcPr>
+          <w:p>
+            <w:pPr>
+              <w:keepNext/>
+            </w:pPr>
+            <w:r/>
+            <w:r>
+              <w:rPr>
+                <w:b/>
+                <w:sz w:val="19"/>
+              </w:rPr>
+              <w:t>What it means here</w:t>
+            </w:r>
+          </w:p>
+        </w:tc>
+        <w:tc>
+          <w:tcPr>
+            <w:tcW w:type="dxa" w:w="1701"/>
+          </w:tcPr>
+          <w:p>
+            <w:pPr>
+              <w:keepNext/>
+            </w:pPr>
+            <w:r/>
+            <w:r>
+              <w:rPr>
+                <w:b/>
+                <w:sz w:val="19"/>
+              </w:rPr>
+              <w:t>Order winner or qualifier</w:t>
+            </w:r>
+          </w:p>
+        </w:tc>
+        <w:tc>
+          <w:tcPr>
+            <w:tcW w:type="dxa" w:w="2891"/>
+          </w:tcPr>
+          <w:p>
+            <w:pPr>
+              <w:keepNext/>
+            </w:pPr>
+            <w:r/>
+            <w:r>
+              <w:rPr>
+                <w:b/>
+                <w:sz w:val="19"/>
+              </w:rPr>
+              <w:t>Evidence (data)</w:t>
+            </w:r>
+          </w:p>
+        </w:tc>
+      </w:tr>
+      <w:tr>
+        <w:trPr>
+          <w:cantSplit/>
+        </w:trPr>
+        <w:tc>
+          <w:tcPr>
+            <w:tcW w:type="dxa" w:w="624"/>
+          </w:tcPr>
+          <w:p>
+            <w:pPr>
+              <w:keepNext/>
+            </w:pPr>
+            <w:r/>
+            <w:r>
+              <w:rPr>
+                <w:sz w:val="19"/>
+              </w:rPr>
+              <w:t>1</w:t>
+            </w:r>
+          </w:p>
+        </w:tc>
+        <w:tc>
+          <w:tcPr>
+            <w:tcW w:type="dxa" w:w="1361"/>
+          </w:tcPr>
+          <w:p>
+            <w:pPr>
+              <w:keepNext/>
+            </w:pPr>
+            <w:r/>
+            <w:r>
+              <w:rPr>
+                <w:sz w:val="19"/>
+              </w:rPr>
+              <w:t>Dependability</w:t>
+            </w:r>
+          </w:p>
+        </w:tc>
+        <w:tc>
+          <w:tcPr>
+            <w:tcW w:type="dxa" w:w="2494"/>
+          </w:tcPr>
+          <w:p>
+            <w:pPr>
+              <w:keepNext/>
+            </w:pPr>
+            <w:r/>
+            <w:r>
+              <w:rPr>
+                <w:sz w:val="19"/>
+              </w:rPr>
+              <w:t>every order leaves on the agreed trailer, every day</w:t>
+            </w:r>
+          </w:p>
+        </w:tc>
+        <w:tc>
+          <w:tcPr>
+            <w:tcW w:type="dxa" w:w="1701"/>
+          </w:tcPr>
+          <w:p>
+            <w:pPr>
+              <w:keepNext/>
+            </w:pPr>
+            <w:r/>
+            <w:r>
+              <w:rPr>
+                <w:sz w:val="19"/>
+              </w:rPr>
+              <w:t>order winner</w:t>
+            </w:r>
+          </w:p>
+        </w:tc>
+        <w:tc>
+          <w:tcPr>
+            <w:tcW w:type="dxa" w:w="2891"/>
+          </w:tcPr>
+          <w:p>
+            <w:pPr>
+              <w:keepNext/>
+            </w:pPr>
+            <w:r/>
+            <w:r>
+              <w:rPr>
+                <w:sz w:val="19"/>
+              </w:rPr>
+              <w:t>orders arrive 15:00–17:00 (55%) and are expected out the next day</w:t>
+            </w:r>
+          </w:p>
+        </w:tc>
+      </w:tr>
+      <w:tr>
+        <w:trPr>
+          <w:cantSplit/>
+        </w:trPr>
+        <w:tc>
+          <w:tcPr>
+            <w:tcW w:type="dxa" w:w="624"/>
+          </w:tcPr>
+          <w:p>
+            <w:pPr>
+              <w:keepNext/>
+            </w:pPr>
+            <w:r/>
+            <w:r>
+              <w:rPr>
+                <w:sz w:val="19"/>
+              </w:rPr>
+              <w:t>2</w:t>
+            </w:r>
+          </w:p>
+        </w:tc>
+        <w:tc>
+          <w:tcPr>
+            <w:tcW w:type="dxa" w:w="1361"/>
+          </w:tcPr>
+          <w:p>
+            <w:pPr>
+              <w:keepNext/>
+            </w:pPr>
+            <w:r/>
+            <w:r>
+              <w:rPr>
+                <w:sz w:val="19"/>
+              </w:rPr>
+              <w:t>Speed</w:t>
+            </w:r>
+          </w:p>
+        </w:tc>
+        <w:tc>
+          <w:tcPr>
+            <w:tcW w:type="dxa" w:w="2494"/>
+          </w:tcPr>
+          <w:p>
+            <w:pPr>
+              <w:keepNext/>
+            </w:pPr>
+            <w:r/>
+            <w:r>
+              <w:rPr>
+                <w:sz w:val="19"/>
+              </w:rPr>
+              <w:t>short time from order to trailer</w:t>
+            </w:r>
+          </w:p>
+        </w:tc>
+        <w:tc>
+          <w:tcPr>
+            <w:tcW w:type="dxa" w:w="1701"/>
+          </w:tcPr>
+          <w:p>
+            <w:pPr>
+              <w:keepNext/>
+            </w:pPr>
+            <w:r/>
+            <w:r>
+              <w:rPr>
+                <w:sz w:val="19"/>
+              </w:rPr>
+              <w:t>order winner</w:t>
+            </w:r>
+          </w:p>
+        </w:tc>
+        <w:tc>
+          <w:tcPr>
+            <w:tcW w:type="dxa" w:w="2891"/>
+          </w:tcPr>
+          <w:p>
+            <w:pPr>
+              <w:keepNext/>
+            </w:pPr>
+            <w:r/>
+            <w:r>
+              <w:rPr>
+                <w:sz w:val="19"/>
+              </w:rPr>
+              <w:t>today only 37% of orders leave within 24 h</w:t>
+            </w:r>
+          </w:p>
+        </w:tc>
+      </w:tr>
+      <w:tr>
+        <w:trPr>
+          <w:cantSplit/>
+        </w:trPr>
+        <w:tc>
+          <w:tcPr>
+            <w:tcW w:type="dxa" w:w="624"/>
+          </w:tcPr>
+          <w:p>
+            <w:pPr>
+              <w:keepNext/>
+            </w:pPr>
+            <w:r/>
+            <w:r>
+              <w:rPr>
+                <w:sz w:val="19"/>
+              </w:rPr>
+              <w:t>3</w:t>
+            </w:r>
+          </w:p>
+        </w:tc>
+        <w:tc>
+          <w:tcPr>
+            <w:tcW w:type="dxa" w:w="1361"/>
+          </w:tcPr>
+          <w:p>
+            <w:pPr>
+              <w:keepNext/>
+            </w:pPr>
+            <w:r/>
+            <w:r>
+              <w:rPr>
+                <w:sz w:val="19"/>
+              </w:rPr>
+              <w:t>Quality</w:t>
+            </w:r>
+          </w:p>
+        </w:tc>
+        <w:tc>
+          <w:tcPr>
+            <w:tcW w:type="dxa" w:w="2494"/>
+          </w:tcPr>
+          <w:p>
+            <w:pPr>
+              <w:keepNext/>
+            </w:pPr>
+            <w:r/>
+            <w:r>
+              <w:rPr>
+                <w:sz w:val="19"/>
+              </w:rPr>
+              <w:t>right item, right quantity, safe and legal storage</w:t>
+            </w:r>
+          </w:p>
+        </w:tc>
+        <w:tc>
+          <w:tcPr>
+            <w:tcW w:type="dxa" w:w="1701"/>
+          </w:tcPr>
+          <w:p>
+            <w:pPr>
+              <w:keepNext/>
+            </w:pPr>
+            <w:r/>
+            <w:r>
+              <w:rPr>
+                <w:sz w:val="19"/>
+              </w:rPr>
+              <w:t>qualifier</w:t>
+            </w:r>
+          </w:p>
+        </w:tc>
+        <w:tc>
+          <w:tcPr>
+            <w:tcW w:type="dxa" w:w="2891"/>
+          </w:tcPr>
+          <w:p>
+            <w:pPr>
+              <w:keepNext/>
+            </w:pPr>
+            <w:r/>
+            <w:r>
+              <w:rPr>
+                <w:sz w:val="19"/>
+              </w:rPr>
+              <w:t>benchmark pick accuracy ≥ 99.3% (Extensiv, n.d.); 2,197 hazardous loads</w:t>
+            </w:r>
+          </w:p>
+        </w:tc>
+      </w:tr>
+      <w:tr>
+        <w:trPr>
+          <w:cantSplit/>
+        </w:trPr>
+        <w:tc>
+          <w:tcPr>
+            <w:tcW w:type="dxa" w:w="624"/>
+          </w:tcPr>
+          <w:p>
+            <w:pPr>
+              <w:keepNext/>
+            </w:pPr>
+            <w:r/>
+            <w:r>
+              <w:rPr>
+                <w:sz w:val="19"/>
+              </w:rPr>
+              <w:t>4</w:t>
+            </w:r>
+          </w:p>
+        </w:tc>
+        <w:tc>
+          <w:tcPr>
+            <w:tcW w:type="dxa" w:w="1361"/>
+          </w:tcPr>
+          <w:p>
+            <w:pPr>
+              <w:keepNext/>
+            </w:pPr>
+            <w:r/>
+            <w:r>
+              <w:rPr>
+                <w:sz w:val="19"/>
+              </w:rPr>
+              <w:t>Cost</w:t>
+            </w:r>
+          </w:p>
+        </w:tc>
+        <w:tc>
+          <w:tcPr>
+            <w:tcW w:type="dxa" w:w="2494"/>
+          </w:tcPr>
+          <w:p>
+            <w:pPr>
+              <w:keepNext/>
+            </w:pPr>
+            <w:r/>
+            <w:r>
+              <w:rPr>
+                <w:sz w:val="19"/>
+              </w:rPr>
+              <w:t>low cost per order line for the contract</w:t>
+            </w:r>
+          </w:p>
+        </w:tc>
+        <w:tc>
+          <w:tcPr>
+            <w:tcW w:type="dxa" w:w="1701"/>
+          </w:tcPr>
+          <w:p>
+            <w:pPr>
+              <w:keepNext/>
+            </w:pPr>
+            <w:r/>
+            <w:r>
+              <w:rPr>
+                <w:sz w:val="19"/>
+              </w:rPr>
+              <w:t>order winner at contract renewal</w:t>
+            </w:r>
+          </w:p>
+        </w:tc>
+        <w:tc>
+          <w:tcPr>
+            <w:tcW w:type="dxa" w:w="2891"/>
+          </w:tcPr>
+          <w:p>
+            <w:pPr>
+              <w:keepNext/>
+            </w:pPr>
+            <w:r/>
+            <w:r>
+              <w:rPr>
+                <w:sz w:val="19"/>
+              </w:rPr>
+              <w:t>labour is the largest cost; the 08:00 peak forces over-staffing</w:t>
+            </w:r>
+          </w:p>
+        </w:tc>
+      </w:tr>
+      <w:tr>
+        <w:trPr>
+          <w:cantSplit/>
+        </w:trPr>
+        <w:tc>
+          <w:tcPr>
+            <w:tcW w:type="dxa" w:w="624"/>
+          </w:tcPr>
+          <w:p>
+            <w:r/>
+            <w:r>
+              <w:rPr>
+                <w:sz w:val="19"/>
+              </w:rPr>
+              <w:t>5</w:t>
+            </w:r>
+          </w:p>
+        </w:tc>
+        <w:tc>
+          <w:tcPr>
+            <w:tcW w:type="dxa" w:w="1361"/>
+          </w:tcPr>
+          <w:p>
+            <w:r/>
+            <w:r>
+              <w:rPr>
+                <w:sz w:val="19"/>
+              </w:rPr>
+              <w:t>Flexibility</w:t>
+            </w:r>
+          </w:p>
+        </w:tc>
+        <w:tc>
+          <w:tcPr>
+            <w:tcW w:type="dxa" w:w="2494"/>
+          </w:tcPr>
+          <w:p>
+            <w:r/>
+            <w:r>
+              <w:rPr>
+                <w:sz w:val="19"/>
+              </w:rPr>
+              <w:t>absorb peaks, growth and new items</w:t>
+            </w:r>
+          </w:p>
+        </w:tc>
+        <w:tc>
+          <w:tcPr>
+            <w:tcW w:type="dxa" w:w="1701"/>
+          </w:tcPr>
+          <w:p>
+            <w:r/>
+            <w:r>
+              <w:rPr>
+                <w:sz w:val="19"/>
+              </w:rPr>
+              <w:t>qualifier</w:t>
+            </w:r>
+          </w:p>
+        </w:tc>
+        <w:tc>
+          <w:tcPr>
+            <w:tcW w:type="dxa" w:w="2891"/>
+          </w:tcPr>
+          <w:p>
+            <w:r/>
+            <w:r>
+              <w:rPr>
+                <w:sz w:val="19"/>
+              </w:rPr>
+              <w:t>peak day 1.83× lines; stock +16% per quarter</w:t>
+            </w:r>
+          </w:p>
+        </w:tc>
+      </w:tr>
+    </w:tbl>
+    <w:p>
+      <w:pPr>
+        <w:spacing w:after="40"/>
+      </w:pPr>
+    </w:p>
+    <w:p>
+      <w:pPr>
+        <w:pStyle w:val="Heading2"/>
+      </w:pPr>
+      <w:r>
+        <w:t>11.4 Is the current operation aligned with these objectives?</w:t>
+      </w:r>
+    </w:p>
+    <w:tbl>
+      <w:tblPr>
+        <w:tblStyle w:val="LightGrid-Accent1"/>
+        <w:tblW w:type="auto" w:w="0"/>
+        <w:jc w:val="center"/>
+        <w:tblLayout w:type="fixed"/>
+        <w:tblLook w:firstColumn="1" w:firstRow="1" w:lastColumn="0" w:lastRow="0" w:noHBand="0" w:noVBand="1" w:val="04A0"/>
+      </w:tblPr>
+      <w:tblGrid>
+        <w:gridCol w:w="1361"/>
+        <w:gridCol w:w="3402"/>
+        <w:gridCol w:w="907"/>
+        <w:gridCol w:w="3402"/>
+      </w:tblGrid>
+      <w:tr>
+        <w:trPr>
+          <w:cantSplit/>
+        </w:trPr>
+        <w:tc>
+          <w:tcPr>
+            <w:tcW w:type="dxa" w:w="1361"/>
+          </w:tcPr>
+          <w:p>
+            <w:pPr>
+              <w:keepNext/>
+            </w:pPr>
+            <w:r/>
+            <w:r>
+              <w:rPr>
+                <w:b/>
+                <w:sz w:val="19"/>
+              </w:rPr>
+              <w:t>Objective</w:t>
+            </w:r>
+          </w:p>
+        </w:tc>
+        <w:tc>
+          <w:tcPr>
+            <w:tcW w:type="dxa" w:w="3402"/>
+          </w:tcPr>
+          <w:p>
+            <w:pPr>
+              <w:keepNext/>
+            </w:pPr>
+            <w:r/>
+            <w:r>
+              <w:rPr>
+                <w:b/>
+                <w:sz w:val="19"/>
+              </w:rPr>
+              <w:t>Today (measured or modelled)</w:t>
+            </w:r>
+          </w:p>
+        </w:tc>
+        <w:tc>
+          <w:tcPr>
+            <w:tcW w:type="dxa" w:w="907"/>
+          </w:tcPr>
+          <w:p>
+            <w:pPr>
+              <w:keepNext/>
+            </w:pPr>
+            <w:r/>
+            <w:r>
+              <w:rPr>
+                <w:b/>
+                <w:sz w:val="19"/>
+              </w:rPr>
+              <w:t>Gap</w:t>
+            </w:r>
+          </w:p>
+        </w:tc>
+        <w:tc>
+          <w:tcPr>
+            <w:tcW w:type="dxa" w:w="3402"/>
+          </w:tcPr>
+          <w:p>
+            <w:pPr>
+              <w:keepNext/>
+            </w:pPr>
+            <w:r/>
+            <w:r>
+              <w:rPr>
+                <w:b/>
+                <w:sz w:val="19"/>
+              </w:rPr>
+              <w:t>Design response</w:t>
+            </w:r>
+          </w:p>
+        </w:tc>
+      </w:tr>
+      <w:tr>
+        <w:trPr>
+          <w:cantSplit/>
+        </w:trPr>
+        <w:tc>
+          <w:tcPr>
+            <w:tcW w:type="dxa" w:w="1361"/>
+          </w:tcPr>
+          <w:p>
+            <w:pPr>
+              <w:keepNext/>
+            </w:pPr>
+            <w:r/>
+            <w:r>
+              <w:rPr>
+                <w:sz w:val="19"/>
+              </w:rPr>
+              <w:t>Dependability</w:t>
+            </w:r>
+          </w:p>
+        </w:tc>
+        <w:tc>
+          <w:tcPr>
+            <w:tcW w:type="dxa" w:w="3402"/>
+          </w:tcPr>
+          <w:p>
+            <w:pPr>
+              <w:keepNext/>
+            </w:pPr>
+            <w:r/>
+            <w:r>
+              <w:rPr>
+                <w:sz w:val="19"/>
+              </w:rPr>
+              <w:t>all orders released in the evening → 08:00 peak of 1.31× the average hour; trailers parked at the doors (p90 15 at once)</w:t>
+            </w:r>
+          </w:p>
+        </w:tc>
+        <w:tc>
+          <w:tcPr>
+            <w:tcW w:type="dxa" w:w="907"/>
+          </w:tcPr>
+          <w:p>
+            <w:pPr>
+              <w:keepNext/>
+            </w:pPr>
+            <w:r/>
+            <w:r>
+              <w:rPr>
+                <w:sz w:val="19"/>
+              </w:rPr>
+              <w:t>large</w:t>
+            </w:r>
+          </w:p>
+        </w:tc>
+        <w:tc>
+          <w:tcPr>
+            <w:tcW w:type="dxa" w:w="3402"/>
+          </w:tcPr>
+          <w:p>
+            <w:pPr>
+              <w:keepNext/>
+            </w:pPr>
+            <w:r/>
+            <w:r>
+              <w:rPr>
+                <w:sz w:val="19"/>
+              </w:rPr>
+              <w:t>3 waves planned backwards from a fixed trailer departure plan (D2 §4.5)</w:t>
+            </w:r>
+          </w:p>
+        </w:tc>
+      </w:tr>
+      <w:tr>
+        <w:trPr>
+          <w:cantSplit/>
+        </w:trPr>
+        <w:tc>
+          <w:tcPr>
+            <w:tcW w:type="dxa" w:w="1361"/>
+          </w:tcPr>
+          <w:p>
+            <w:pPr>
+              <w:keepNext/>
+            </w:pPr>
+            <w:r/>
+            <w:r>
+              <w:rPr>
+                <w:sz w:val="19"/>
+              </w:rPr>
+              <w:t>Speed</w:t>
+            </w:r>
+          </w:p>
+        </w:tc>
+        <w:tc>
+          <w:tcPr>
+            <w:tcW w:type="dxa" w:w="3402"/>
+          </w:tcPr>
+          <w:p>
+            <w:pPr>
+              <w:keepNext/>
+            </w:pPr>
+            <w:r/>
+            <w:r>
+              <w:rPr>
+                <w:sz w:val="19"/>
+              </w:rPr>
+              <w:t>median 25 h, slowest 10% 102 h; 37% within 24 h</w:t>
+            </w:r>
+          </w:p>
+        </w:tc>
+        <w:tc>
+          <w:tcPr>
+            <w:tcW w:type="dxa" w:w="907"/>
+          </w:tcPr>
+          <w:p>
+            <w:pPr>
+              <w:keepNext/>
+            </w:pPr>
+            <w:r/>
+            <w:r>
+              <w:rPr>
+                <w:sz w:val="19"/>
+              </w:rPr>
+              <w:t>large</w:t>
+            </w:r>
+          </w:p>
+        </w:tc>
+        <w:tc>
+          <w:tcPr>
+            <w:tcW w:type="dxa" w:w="3402"/>
+          </w:tcPr>
+          <w:p>
+            <w:pPr>
+              <w:keepNext/>
+            </w:pPr>
+            <w:r/>
+            <w:r>
+              <w:rPr>
+                <w:sz w:val="19"/>
+              </w:rPr>
+              <w:t>same-day wave for orders before 12:00 → 65% within 24 h (D3)</w:t>
+            </w:r>
+          </w:p>
+        </w:tc>
+      </w:tr>
+      <w:tr>
+        <w:trPr>
+          <w:cantSplit/>
+        </w:trPr>
+        <w:tc>
+          <w:tcPr>
+            <w:tcW w:type="dxa" w:w="1361"/>
+          </w:tcPr>
+          <w:p>
+            <w:pPr>
+              <w:keepNext/>
+            </w:pPr>
+            <w:r/>
+            <w:r>
+              <w:rPr>
+                <w:sz w:val="19"/>
+              </w:rPr>
+              <w:t>Quality</w:t>
+            </w:r>
+          </w:p>
+        </w:tc>
+        <w:tc>
+          <w:tcPr>
+            <w:tcW w:type="dxa" w:w="3402"/>
+          </w:tcPr>
+          <w:p>
+            <w:pPr>
+              <w:keepNext/>
+            </w:pPr>
+            <w:r/>
+            <w:r>
+              <w:rPr>
+                <w:sz w:val="19"/>
+              </w:rPr>
+              <w:t>slotting agrees with demand for only 48.6% of SKUs; master-data errors (Section 10)</w:t>
+            </w:r>
+          </w:p>
+        </w:tc>
+        <w:tc>
+          <w:tcPr>
+            <w:tcW w:type="dxa" w:w="907"/>
+          </w:tcPr>
+          <w:p>
+            <w:pPr>
+              <w:keepNext/>
+            </w:pPr>
+            <w:r/>
+            <w:r>
+              <w:rPr>
+                <w:sz w:val="19"/>
+              </w:rPr>
+              <w:t>medium</w:t>
+            </w:r>
+          </w:p>
+        </w:tc>
+        <w:tc>
+          <w:tcPr>
+            <w:tcW w:type="dxa" w:w="3402"/>
+          </w:tcPr>
+          <w:p>
+            <w:pPr>
+              <w:keepNext/>
+            </w:pPr>
+            <w:r/>
+            <w:r>
+              <w:rPr>
+                <w:sz w:val="19"/>
+              </w:rPr>
+              <w:t>slotting by demand, a scan at every move, the put-to-light wall checks every item</w:t>
+            </w:r>
+          </w:p>
+        </w:tc>
+      </w:tr>
+      <w:tr>
+        <w:trPr>
+          <w:cantSplit/>
+        </w:trPr>
+        <w:tc>
+          <w:tcPr>
+            <w:tcW w:type="dxa" w:w="1361"/>
+          </w:tcPr>
+          <w:p>
+            <w:pPr>
+              <w:keepNext/>
+            </w:pPr>
+            <w:r/>
+            <w:r>
+              <w:rPr>
+                <w:sz w:val="19"/>
+              </w:rPr>
+              <w:t>Cost</w:t>
+            </w:r>
+          </w:p>
+        </w:tc>
+        <w:tc>
+          <w:tcPr>
+            <w:tcW w:type="dxa" w:w="3402"/>
+          </w:tcPr>
+          <w:p>
+            <w:pPr>
+              <w:keepNext/>
+            </w:pPr>
+            <w:r/>
+            <w:r>
+              <w:rPr>
+                <w:sz w:val="19"/>
+              </w:rPr>
+              <w:t>~31 picker-hours a day (modelled: one order per tour, peak staffing)</w:t>
+            </w:r>
+          </w:p>
+        </w:tc>
+        <w:tc>
+          <w:tcPr>
+            <w:tcW w:type="dxa" w:w="907"/>
+          </w:tcPr>
+          <w:p>
+            <w:pPr>
+              <w:keepNext/>
+            </w:pPr>
+            <w:r/>
+            <w:r>
+              <w:rPr>
+                <w:sz w:val="19"/>
+              </w:rPr>
+              <w:t>large</w:t>
+            </w:r>
+          </w:p>
+        </w:tc>
+        <w:tc>
+          <w:tcPr>
+            <w:tcW w:type="dxa" w:w="3402"/>
+          </w:tcPr>
+          <w:p>
+            <w:pPr>
+              <w:keepNext/>
+            </w:pPr>
+            <w:r/>
+            <w:r>
+              <w:rPr>
+                <w:sz w:val="19"/>
+              </w:rPr>
+              <w:t>batch picking from a fast-pick area → ~12 h a day (D3 §2.2)</w:t>
+            </w:r>
+          </w:p>
+        </w:tc>
+      </w:tr>
+      <w:tr>
+        <w:trPr>
+          <w:cantSplit/>
+        </w:trPr>
+        <w:tc>
+          <w:tcPr>
+            <w:tcW w:type="dxa" w:w="1361"/>
+          </w:tcPr>
+          <w:p>
+            <w:r/>
+            <w:r>
+              <w:rPr>
+                <w:sz w:val="19"/>
+              </w:rPr>
+              <w:t>Flexibility</w:t>
+            </w:r>
+          </w:p>
+        </w:tc>
+        <w:tc>
+          <w:tcPr>
+            <w:tcW w:type="dxa" w:w="3402"/>
+          </w:tcPr>
+          <w:p>
+            <w:r/>
+            <w:r>
+              <w:rPr>
+                <w:sz w:val="19"/>
+              </w:rPr>
+              <w:t>21% of loads older than one year; racks would be full in ~4 months at the April–June growth</w:t>
+            </w:r>
+          </w:p>
+        </w:tc>
+        <w:tc>
+          <w:tcPr>
+            <w:tcW w:type="dxa" w:w="907"/>
+          </w:tcPr>
+          <w:p>
+            <w:r/>
+            <w:r>
+              <w:rPr>
+                <w:sz w:val="19"/>
+              </w:rPr>
+              <w:t>medium</w:t>
+            </w:r>
+          </w:p>
+        </w:tc>
+        <w:tc>
+          <w:tcPr>
+            <w:tcW w:type="dxa" w:w="3402"/>
+          </w:tcPr>
+          <w:p>
+            <w:r/>
+            <w:r>
+              <w:rPr>
+                <w:sz w:val="19"/>
+              </w:rPr>
+              <w:t>dead-stock clean-up, a reserved 12th rack module, flexible staff</w:t>
+            </w:r>
+          </w:p>
+        </w:tc>
+      </w:tr>
+    </w:tbl>
+    <w:p>
+      <w:pPr>
+        <w:spacing w:after="40"/>
+      </w:pPr>
+    </w:p>
+    <w:p>
+      <w:pPr>
+        <w:pStyle w:val="ListBullet"/>
+      </w:pPr>
+      <w:r>
+        <w:rPr>
+          <w:b w:val="0"/>
+          <w:sz w:val="21"/>
+        </w:rPr>
+      </w:r>
+      <w:r>
+        <w:rPr>
+          <w:b/>
+          <w:sz w:val="21"/>
+        </w:rPr>
+        <w:t>Conclusion:</w:t>
+      </w:r>
+      <w:r>
+        <w:rPr>
+          <w:b w:val="0"/>
+          <w:sz w:val="21"/>
+        </w:rPr>
+        <w:t xml:space="preserve"> the current operation is organised around storing (positions filled after a rushed move) instead of around the flow the customer pays for: dispatch on time, fast, at low cost. The biggest gaps are dependability, speed and cost — all three are caused by how work is released and picked, not by a lack of space.</w:t>
       </w:r>
     </w:p>
     <w:p>
@@ -5871,114 +9768,14 @@
           <w:b/>
           <w:sz w:val="21"/>
         </w:rPr>
-        <w:t>Storage:</w:t>
+        <w:t>So the design aims first at flow</w:t>
       </w:r>
       <w:r>
         <w:rPr>
           <w:b w:val="0"/>
           <w:sz w:val="21"/>
         </w:rPr>
-        <w:t xml:space="preserve"> ~8,512 pallet positions at peak → target ~9,500 (÷ 0.90 working utilisation); growth (+8%/quarter in loads) is absorbed by extra rack levels, not by an inflated count. Must fit the 12.2 m / 7,000 m² envelope (A008).</w:t>
-      </w:r>
-    </w:p>
-    <w:p>
-      <w:pPr>
-        <w:pStyle w:val="ListBullet"/>
-      </w:pPr>
-      <w:r>
-        <w:rPr>
-          <w:b w:val="0"/>
-          <w:sz w:val="21"/>
-        </w:rPr>
-      </w:r>
-      <w:r>
-        <w:rPr>
-          <w:b/>
-          <w:sz w:val="21"/>
-        </w:rPr>
-        <w:t>Long slow tail:</w:t>
-      </w:r>
-      <w:r>
-        <w:rPr>
-          <w:b w:val="0"/>
-          <w:sz w:val="21"/>
-        </w:rPr>
-        <w:t xml:space="preserve"> 67.3% C-SKUs and 72.7% single-load SKUs → high-density/deep storage for the tail, fast forward-pick for A/B.</w:t>
-      </w:r>
-    </w:p>
-    <w:p>
-      <w:pPr>
-        <w:pStyle w:val="ListBullet"/>
-      </w:pPr>
-      <w:r>
-        <w:rPr>
-          <w:b w:val="0"/>
-          <w:sz w:val="21"/>
-        </w:rPr>
-      </w:r>
-      <w:r>
-        <w:rPr>
-          <w:b/>
-          <w:sz w:val="21"/>
-        </w:rPr>
-        <w:t>Picking is each-dominant by lines</w:t>
-      </w:r>
-      <w:r>
-        <w:rPr>
-          <w:b w:val="0"/>
-          <w:sz w:val="21"/>
-        </w:rPr>
-        <w:t xml:space="preserve"> (75% each, 24% case, 1% full pallet — derived from the orders) and half of all orders are single-line → batch picking from an easy-reach fast-pick area is the key labour lever.</w:t>
-      </w:r>
-    </w:p>
-    <w:p>
-      <w:pPr>
-        <w:pStyle w:val="ListBullet"/>
-      </w:pPr>
-      <w:r>
-        <w:rPr>
-          <w:b w:val="0"/>
-          <w:sz w:val="21"/>
-        </w:rPr>
-      </w:r>
-      <w:r>
-        <w:rPr>
-          <w:b/>
-          <w:sz w:val="21"/>
-        </w:rPr>
-        <w:t>Re-slot to demand</w:t>
-      </w:r>
-      <w:r>
-        <w:rPr>
-          <w:b w:val="0"/>
-          <w:sz w:val="21"/>
-        </w:rPr>
-        <w:t xml:space="preserve"> — only 48.6% ABC agreement today.</w:t>
-      </w:r>
-    </w:p>
-    <w:p>
-      <w:pPr>
-        <w:pStyle w:val="ListBullet"/>
-      </w:pPr>
-      <w:r>
-        <w:rPr>
-          <w:b w:val="0"/>
-          <w:sz w:val="21"/>
-        </w:rPr>
-      </w:r>
-      <w:r>
-        <w:rPr>
-          <w:b/>
-          <w:sz w:val="21"/>
-        </w:rPr>
-        <w:t>Capacity to peak</w:t>
-      </w:r>
-      <w:r>
-        <w:rPr>
-          <w:b w:val="0"/>
-          <w:sz w:val="21"/>
-        </w:rPr>
-        <w:t xml:space="preserve"> — 1171 lines / 63469 units on the peak day; the 08:00 peak is a release effect that waves can level.</w:t>
+        <w:t xml:space="preserve"> (waves, fast-pick area, batch picking, departure plan) and then at storage density. Section 12 turns these objectives into requirements per process; Deliverable 3 measures them with KPIs.</w:t>
       </w:r>
     </w:p>
     <w:p>
@@ -5986,7 +9783,386 @@
         <w:pStyle w:val="Heading1"/>
       </w:pPr>
       <w:r>
-        <w:t>10. Storage capacity feasibility</w:t>
+        <w:t>12. Design requirements per process (input to design options)</w:t>
+      </w:r>
+    </w:p>
+    <w:p>
+      <w:pPr>
+        <w:spacing w:after="80"/>
+      </w:pPr>
+      <w:r>
+        <w:rPr>
+          <w:b w:val="0"/>
+          <w:i w:val="0"/>
+          <w:color w:val="222222"/>
+          <w:sz w:val="21"/>
+        </w:rPr>
+        <w:t>The data (Sections 3–10) and the performance objectives (Section 11) give these requirements. Each process owner checked that the design meets them:</w:t>
+      </w:r>
+    </w:p>
+    <w:tbl>
+      <w:tblPr>
+        <w:tblStyle w:val="LightGrid-Accent1"/>
+        <w:tblW w:type="auto" w:w="0"/>
+        <w:jc w:val="center"/>
+        <w:tblLayout w:type="fixed"/>
+        <w:tblLook w:firstColumn="1" w:firstRow="1" w:lastColumn="0" w:lastRow="0" w:noHBand="0" w:noVBand="1" w:val="04A0"/>
+      </w:tblPr>
+      <w:tblGrid>
+        <w:gridCol w:w="1928"/>
+        <w:gridCol w:w="5783"/>
+        <w:gridCol w:w="1361"/>
+      </w:tblGrid>
+      <w:tr>
+        <w:trPr>
+          <w:cantSplit/>
+        </w:trPr>
+        <w:tc>
+          <w:tcPr>
+            <w:tcW w:type="dxa" w:w="1928"/>
+          </w:tcPr>
+          <w:p>
+            <w:pPr>
+              <w:keepNext/>
+            </w:pPr>
+            <w:r/>
+            <w:r>
+              <w:rPr>
+                <w:b/>
+                <w:sz w:val="19"/>
+              </w:rPr>
+              <w:t>Process (owner)</w:t>
+            </w:r>
+          </w:p>
+        </w:tc>
+        <w:tc>
+          <w:tcPr>
+            <w:tcW w:type="dxa" w:w="5783"/>
+          </w:tcPr>
+          <w:p>
+            <w:pPr>
+              <w:keepNext/>
+            </w:pPr>
+            <w:r/>
+            <w:r>
+              <w:rPr>
+                <w:b/>
+                <w:sz w:val="19"/>
+              </w:rPr>
+              <w:t>Requirement</w:t>
+            </w:r>
+          </w:p>
+        </w:tc>
+        <w:tc>
+          <w:tcPr>
+            <w:tcW w:type="dxa" w:w="1361"/>
+          </w:tcPr>
+          <w:p>
+            <w:pPr>
+              <w:keepNext/>
+            </w:pPr>
+            <w:r/>
+            <w:r>
+              <w:rPr>
+                <w:b/>
+                <w:sz w:val="19"/>
+              </w:rPr>
+              <w:t>From</w:t>
+            </w:r>
+          </w:p>
+        </w:tc>
+      </w:tr>
+      <w:tr>
+        <w:trPr>
+          <w:cantSplit/>
+        </w:trPr>
+        <w:tc>
+          <w:tcPr>
+            <w:tcW w:type="dxa" w:w="1928"/>
+          </w:tcPr>
+          <w:p>
+            <w:pPr>
+              <w:keepNext/>
+            </w:pPr>
+            <w:r/>
+            <w:r>
+              <w:rPr>
+                <w:sz w:val="19"/>
+              </w:rPr>
+              <w:t>Receiving (Vidhi)</w:t>
+            </w:r>
+          </w:p>
+        </w:tc>
+        <w:tc>
+          <w:tcPr>
+            <w:tcW w:type="dxa" w:w="5783"/>
+          </w:tcPr>
+          <w:p>
+            <w:pPr>
+              <w:keepNext/>
+            </w:pPr>
+            <w:r/>
+            <w:r>
+              <w:rPr>
+                <w:sz w:val="19"/>
+              </w:rPr>
+              <w:t>~99 loads/day, 167 on the busiest day; 2 trailer doors + 1 container door; a zone to unpack and palletise containers</w:t>
+            </w:r>
+          </w:p>
+        </w:tc>
+        <w:tc>
+          <w:tcPr>
+            <w:tcW w:type="dxa" w:w="1361"/>
+          </w:tcPr>
+          <w:p>
+            <w:pPr>
+              <w:keepNext/>
+            </w:pPr>
+            <w:r/>
+            <w:r>
+              <w:rPr>
+                <w:sz w:val="19"/>
+              </w:rPr>
+              <w:t>Section 5</w:t>
+            </w:r>
+          </w:p>
+        </w:tc>
+      </w:tr>
+      <w:tr>
+        <w:trPr>
+          <w:cantSplit/>
+        </w:trPr>
+        <w:tc>
+          <w:tcPr>
+            <w:tcW w:type="dxa" w:w="1928"/>
+          </w:tcPr>
+          <w:p>
+            <w:pPr>
+              <w:keepNext/>
+            </w:pPr>
+            <w:r/>
+            <w:r>
+              <w:rPr>
+                <w:sz w:val="19"/>
+              </w:rPr>
+              <w:t>Storage (Gleb)</w:t>
+            </w:r>
+          </w:p>
+        </w:tc>
+        <w:tc>
+          <w:tcPr>
+            <w:tcW w:type="dxa" w:w="5783"/>
+          </w:tcPr>
+          <w:p>
+            <w:pPr>
+              <w:keepNext/>
+            </w:pPr>
+            <w:r/>
+            <w:r>
+              <w:rPr>
+                <w:sz w:val="19"/>
+              </w:rPr>
+              <w:t>~8,512 pallet positions at the peak → target ~9,500 (÷ 0.90); room for long pallets up to 2.05 m; 72.7% single-load SKUs; re-slot to demand (only 48.6% agreement today); within 7,000 m² and 12.2 m</w:t>
+            </w:r>
+          </w:p>
+        </w:tc>
+        <w:tc>
+          <w:tcPr>
+            <w:tcW w:type="dxa" w:w="1361"/>
+          </w:tcPr>
+          <w:p>
+            <w:pPr>
+              <w:keepNext/>
+            </w:pPr>
+            <w:r/>
+            <w:r>
+              <w:rPr>
+                <w:sz w:val="19"/>
+              </w:rPr>
+              <w:t>Sections 3, 4, 8</w:t>
+            </w:r>
+          </w:p>
+        </w:tc>
+      </w:tr>
+      <w:tr>
+        <w:trPr>
+          <w:cantSplit/>
+        </w:trPr>
+        <w:tc>
+          <w:tcPr>
+            <w:tcW w:type="dxa" w:w="1928"/>
+          </w:tcPr>
+          <w:p>
+            <w:pPr>
+              <w:keepNext/>
+            </w:pPr>
+            <w:r/>
+            <w:r>
+              <w:rPr>
+                <w:sz w:val="19"/>
+              </w:rPr>
+              <w:t>Picking (Arnau)</w:t>
+            </w:r>
+          </w:p>
+        </w:tc>
+        <w:tc>
+          <w:tcPr>
+            <w:tcW w:type="dxa" w:w="5783"/>
+          </w:tcPr>
+          <w:p>
+            <w:pPr>
+              <w:keepNext/>
+            </w:pPr>
+            <w:r/>
+            <w:r>
+              <w:rPr>
+                <w:sz w:val="19"/>
+              </w:rPr>
+              <w:t>75% each-pick lines and half of the orders single-line → batch picking from a fast-pick area; capacity for 1171 lines on the peak day; level the 08:00 peak</w:t>
+            </w:r>
+          </w:p>
+        </w:tc>
+        <w:tc>
+          <w:tcPr>
+            <w:tcW w:type="dxa" w:w="1361"/>
+          </w:tcPr>
+          <w:p>
+            <w:pPr>
+              <w:keepNext/>
+            </w:pPr>
+            <w:r/>
+            <w:r>
+              <w:rPr>
+                <w:sz w:val="19"/>
+              </w:rPr>
+              <w:t>Sections 6, 8, 9</w:t>
+            </w:r>
+          </w:p>
+        </w:tc>
+      </w:tr>
+      <w:tr>
+        <w:trPr>
+          <w:cantSplit/>
+        </w:trPr>
+        <w:tc>
+          <w:tcPr>
+            <w:tcW w:type="dxa" w:w="1928"/>
+          </w:tcPr>
+          <w:p>
+            <w:pPr>
+              <w:keepNext/>
+            </w:pPr>
+            <w:r/>
+            <w:r>
+              <w:rPr>
+                <w:sz w:val="19"/>
+              </w:rPr>
+              <w:t>Shipping (Rachel)</w:t>
+            </w:r>
+          </w:p>
+        </w:tc>
+        <w:tc>
+          <w:tcPr>
+            <w:tcW w:type="dxa" w:w="5783"/>
+          </w:tcPr>
+          <w:p>
+            <w:pPr>
+              <w:keepNext/>
+            </w:pPr>
+            <w:r/>
+            <w:r>
+              <w:rPr>
+                <w:sz w:val="19"/>
+              </w:rPr>
+              <w:t>~15 trailers/day, mostly parcels; a departure plan per carrier; staging lanes instead of parked trailers; doors for the busiest hour</w:t>
+            </w:r>
+          </w:p>
+        </w:tc>
+        <w:tc>
+          <w:tcPr>
+            <w:tcW w:type="dxa" w:w="1361"/>
+          </w:tcPr>
+          <w:p>
+            <w:pPr>
+              <w:keepNext/>
+            </w:pPr>
+            <w:r/>
+            <w:r>
+              <w:rPr>
+                <w:sz w:val="19"/>
+              </w:rPr>
+              <w:t>Section 7</w:t>
+            </w:r>
+          </w:p>
+        </w:tc>
+      </w:tr>
+      <w:tr>
+        <w:trPr>
+          <w:cantSplit/>
+        </w:trPr>
+        <w:tc>
+          <w:tcPr>
+            <w:tcW w:type="dxa" w:w="1928"/>
+          </w:tcPr>
+          <w:p>
+            <w:r/>
+            <w:r>
+              <w:rPr>
+                <w:sz w:val="19"/>
+              </w:rPr>
+              <w:t>All (group)</w:t>
+            </w:r>
+          </w:p>
+        </w:tc>
+        <w:tc>
+          <w:tcPr>
+            <w:tcW w:type="dxa" w:w="5783"/>
+          </w:tcPr>
+          <w:p>
+            <w:r/>
+            <w:r>
+              <w:rPr>
+                <w:sz w:val="19"/>
+              </w:rPr>
+              <w:t>dependability and speed first, then quality and cost (Section 11); choices aligned across the four processes</w:t>
+            </w:r>
+          </w:p>
+        </w:tc>
+        <w:tc>
+          <w:tcPr>
+            <w:tcW w:type="dxa" w:w="1361"/>
+          </w:tcPr>
+          <w:p>
+            <w:r/>
+            <w:r>
+              <w:rPr>
+                <w:sz w:val="19"/>
+              </w:rPr>
+              <w:t>Section 11</w:t>
+            </w:r>
+          </w:p>
+        </w:tc>
+      </w:tr>
+    </w:tbl>
+    <w:p>
+      <w:pPr>
+        <w:spacing w:after="40"/>
+      </w:pPr>
+    </w:p>
+    <w:p>
+      <w:pPr>
+        <w:pStyle w:val="Heading1"/>
+      </w:pPr>
+      <w:r>
+        <w:t>13. Storage capacity feasibility</w:t>
+      </w:r>
+      <w:r>
+        <w:rPr>
+          <w:b/>
+          <w:color w:val="1D4ED8"/>
+          <w:sz w:val="19"/>
+        </w:rPr>
+        <w:t xml:space="preserve">   Gleb (Storage)</w:t>
       </w:r>
     </w:p>
     <w:p>
@@ -6040,22 +10216,29 @@
         <w:tblStyle w:val="LightGrid-Accent1"/>
         <w:tblW w:type="auto" w:w="0"/>
         <w:jc w:val="center"/>
+        <w:tblLayout w:type="fixed"/>
         <w:tblLook w:firstColumn="1" w:firstRow="1" w:lastColumn="0" w:lastRow="0" w:noHBand="0" w:noVBand="1" w:val="04A0"/>
       </w:tblPr>
       <w:tblGrid>
-        <w:gridCol w:w="1440"/>
-        <w:gridCol w:w="1440"/>
-        <w:gridCol w:w="1440"/>
-        <w:gridCol w:w="1440"/>
-        <w:gridCol w:w="1440"/>
-        <w:gridCol w:w="1440"/>
+        <w:gridCol w:w="2268"/>
+        <w:gridCol w:w="1871"/>
+        <w:gridCol w:w="850"/>
+        <w:gridCol w:w="1474"/>
+        <w:gridCol w:w="1361"/>
+        <w:gridCol w:w="1020"/>
       </w:tblGrid>
       <w:tr>
+        <w:trPr>
+          <w:cantSplit/>
+        </w:trPr>
         <w:tc>
           <w:tcPr>
             <w:tcW w:type="dxa" w:w="2268"/>
           </w:tcPr>
           <w:p>
+            <w:pPr>
+              <w:keepNext/>
+            </w:pPr>
             <w:r/>
             <w:r>
               <w:rPr>
@@ -6071,6 +10254,9 @@
             <w:tcW w:type="dxa" w:w="1871"/>
           </w:tcPr>
           <w:p>
+            <w:pPr>
+              <w:keepNext/>
+            </w:pPr>
             <w:r/>
             <w:r>
               <w:rPr>
@@ -6086,6 +10272,9 @@
             <w:tcW w:type="dxa" w:w="850"/>
           </w:tcPr>
           <w:p>
+            <w:pPr>
+              <w:keepNext/>
+            </w:pPr>
             <w:r/>
             <w:r>
               <w:rPr>
@@ -6101,6 +10290,9 @@
             <w:tcW w:type="dxa" w:w="1474"/>
           </w:tcPr>
           <w:p>
+            <w:pPr>
+              <w:keepNext/>
+            </w:pPr>
             <w:r/>
             <w:r>
               <w:rPr>
@@ -6116,6 +10308,9 @@
             <w:tcW w:type="dxa" w:w="1361"/>
           </w:tcPr>
           <w:p>
+            <w:pPr>
+              <w:keepNext/>
+            </w:pPr>
             <w:r/>
             <w:r>
               <w:rPr>
@@ -6131,6 +10326,9 @@
             <w:tcW w:type="dxa" w:w="1020"/>
           </w:tcPr>
           <w:p>
+            <w:pPr>
+              <w:keepNext/>
+            </w:pPr>
             <w:r/>
             <w:r>
               <w:rPr>
@@ -6143,11 +10341,17 @@
         </w:tc>
       </w:tr>
       <w:tr>
+        <w:trPr>
+          <w:cantSplit/>
+        </w:trPr>
         <w:tc>
           <w:tcPr>
             <w:tcW w:type="dxa" w:w="2268"/>
           </w:tcPr>
           <w:p>
+            <w:pPr>
+              <w:keepNext/>
+            </w:pPr>
             <w:r/>
             <w:r>
               <w:rPr>
@@ -6163,6 +10367,7 @@
           </w:tcPr>
           <w:p>
             <w:pPr>
+              <w:keepNext/>
               <w:jc w:val="right"/>
             </w:pPr>
             <w:r/>
@@ -6180,6 +10385,7 @@
           </w:tcPr>
           <w:p>
             <w:pPr>
+              <w:keepNext/>
               <w:jc w:val="right"/>
             </w:pPr>
             <w:r/>
@@ -6197,6 +10403,7 @@
           </w:tcPr>
           <w:p>
             <w:pPr>
+              <w:keepNext/>
               <w:jc w:val="right"/>
             </w:pPr>
             <w:r/>
@@ -6214,6 +10421,7 @@
           </w:tcPr>
           <w:p>
             <w:pPr>
+              <w:keepNext/>
               <w:jc w:val="right"/>
             </w:pPr>
             <w:r/>
@@ -6231,6 +10439,7 @@
           </w:tcPr>
           <w:p>
             <w:pPr>
+              <w:keepNext/>
               <w:jc w:val="right"/>
             </w:pPr>
             <w:r/>
@@ -6244,11 +10453,17 @@
         </w:tc>
       </w:tr>
       <w:tr>
+        <w:trPr>
+          <w:cantSplit/>
+        </w:trPr>
         <w:tc>
           <w:tcPr>
             <w:tcW w:type="dxa" w:w="2268"/>
           </w:tcPr>
           <w:p>
+            <w:pPr>
+              <w:keepNext/>
+            </w:pPr>
             <w:r/>
             <w:r>
               <w:rPr>
@@ -6264,6 +10479,7 @@
           </w:tcPr>
           <w:p>
             <w:pPr>
+              <w:keepNext/>
               <w:jc w:val="right"/>
             </w:pPr>
             <w:r/>
@@ -6281,6 +10497,7 @@
           </w:tcPr>
           <w:p>
             <w:pPr>
+              <w:keepNext/>
               <w:jc w:val="right"/>
             </w:pPr>
             <w:r/>
@@ -6298,6 +10515,7 @@
           </w:tcPr>
           <w:p>
             <w:pPr>
+              <w:keepNext/>
               <w:jc w:val="right"/>
             </w:pPr>
             <w:r/>
@@ -6315,6 +10533,7 @@
           </w:tcPr>
           <w:p>
             <w:pPr>
+              <w:keepNext/>
               <w:jc w:val="right"/>
             </w:pPr>
             <w:r/>
@@ -6332,6 +10551,7 @@
           </w:tcPr>
           <w:p>
             <w:pPr>
+              <w:keepNext/>
               <w:jc w:val="right"/>
             </w:pPr>
             <w:r/>
@@ -6345,11 +10565,17 @@
         </w:tc>
       </w:tr>
       <w:tr>
+        <w:trPr>
+          <w:cantSplit/>
+        </w:trPr>
         <w:tc>
           <w:tcPr>
             <w:tcW w:type="dxa" w:w="2268"/>
           </w:tcPr>
           <w:p>
+            <w:pPr>
+              <w:keepNext/>
+            </w:pPr>
             <w:r/>
             <w:r>
               <w:rPr>
@@ -6365,6 +10591,7 @@
           </w:tcPr>
           <w:p>
             <w:pPr>
+              <w:keepNext/>
               <w:jc w:val="right"/>
             </w:pPr>
             <w:r/>
@@ -6382,6 +10609,7 @@
           </w:tcPr>
           <w:p>
             <w:pPr>
+              <w:keepNext/>
               <w:jc w:val="right"/>
             </w:pPr>
             <w:r/>
@@ -6399,6 +10627,7 @@
           </w:tcPr>
           <w:p>
             <w:pPr>
+              <w:keepNext/>
               <w:jc w:val="right"/>
             </w:pPr>
             <w:r/>
@@ -6416,6 +10645,7 @@
           </w:tcPr>
           <w:p>
             <w:pPr>
+              <w:keepNext/>
               <w:jc w:val="right"/>
             </w:pPr>
             <w:r/>
@@ -6433,6 +10663,7 @@
           </w:tcPr>
           <w:p>
             <w:pPr>
+              <w:keepNext/>
               <w:jc w:val="right"/>
             </w:pPr>
             <w:r/>
@@ -6446,11 +10677,17 @@
         </w:tc>
       </w:tr>
       <w:tr>
+        <w:trPr>
+          <w:cantSplit/>
+        </w:trPr>
         <w:tc>
           <w:tcPr>
             <w:tcW w:type="dxa" w:w="2268"/>
           </w:tcPr>
           <w:p>
+            <w:pPr>
+              <w:keepNext/>
+            </w:pPr>
             <w:r/>
             <w:r>
               <w:rPr>
@@ -6466,6 +10703,7 @@
           </w:tcPr>
           <w:p>
             <w:pPr>
+              <w:keepNext/>
               <w:jc w:val="right"/>
             </w:pPr>
             <w:r/>
@@ -6483,6 +10721,7 @@
           </w:tcPr>
           <w:p>
             <w:pPr>
+              <w:keepNext/>
               <w:jc w:val="right"/>
             </w:pPr>
             <w:r/>
@@ -6500,6 +10739,7 @@
           </w:tcPr>
           <w:p>
             <w:pPr>
+              <w:keepNext/>
               <w:jc w:val="right"/>
             </w:pPr>
             <w:r/>
@@ -6517,6 +10757,7 @@
           </w:tcPr>
           <w:p>
             <w:pPr>
+              <w:keepNext/>
               <w:jc w:val="right"/>
             </w:pPr>
             <w:r/>
@@ -6534,6 +10775,7 @@
           </w:tcPr>
           <w:p>
             <w:pPr>
+              <w:keepNext/>
               <w:jc w:val="right"/>
             </w:pPr>
             <w:r/>
@@ -6547,6 +10789,9 @@
         </w:tc>
       </w:tr>
       <w:tr>
+        <w:trPr>
+          <w:cantSplit/>
+        </w:trPr>
         <w:tc>
           <w:tcPr>
             <w:tcW w:type="dxa" w:w="2268"/>
@@ -6762,7 +11007,7 @@
         <w:pStyle w:val="Heading1"/>
       </w:pPr>
       <w:r>
-        <w:t>11. Design options</w:t>
+        <w:t>14. Design options</w:t>
       </w:r>
     </w:p>
     <w:p>
@@ -6776,7 +11021,7 @@
           <w:color w:val="222222"/>
           <w:sz w:val="21"/>
         </w:rPr>
-        <w:t>Three end-to-end options (storage × picking × MHE × policies), each aligned across the four processes.</w:t>
+        <w:t>Three end-to-end options (storage × picking × MHE × policies), each aligned across the four processes. Storage systems and picking methods are taken from the Week 3 lecture and the order-picking literature (HAN University of Applied Sciences, 2026a; de Koster et al., 2007).</w:t>
       </w:r>
     </w:p>
     <w:p>
@@ -6942,7 +11187,7 @@
           <w:b w:val="0"/>
           <w:sz w:val="21"/>
         </w:rPr>
-        <w:t xml:space="preserve"> first drafted as double-deep; changed to single-deep back-to-back (team decision: no two-deep racks). The drawn layout already holds 9,504 positions (target ~9,500), and no telescopic forks are needed.</w:t>
+        <w:t xml:space="preserve"> first drafted as double-deep; changed to single-deep back-to-back (team decision: no two-deep racks). The drawn layout holds 8,960 positions; moving 2,657 small slow parts to bins frees 1,005 locations, so the peak need fits — and no telescopic forks are needed.</w:t>
       </w:r>
     </w:p>
     <w:p>
@@ -7158,7 +11403,7 @@
         <w:pStyle w:val="Heading1"/>
       </w:pPr>
       <w:r>
-        <w:t>12. Decision matrix &amp; recommendation</w:t>
+        <w:t>15. Decision matrix &amp; recommendation</w:t>
       </w:r>
     </w:p>
     <w:tbl>
@@ -7166,19 +11411,26 @@
         <w:tblStyle w:val="LightGrid-Accent1"/>
         <w:tblW w:type="auto" w:w="0"/>
         <w:jc w:val="center"/>
+        <w:tblLayout w:type="fixed"/>
         <w:tblLook w:firstColumn="1" w:firstRow="1" w:lastColumn="0" w:lastRow="0" w:noHBand="0" w:noVBand="1" w:val="04A0"/>
       </w:tblPr>
       <w:tblGrid>
-        <w:gridCol w:w="2880"/>
-        <w:gridCol w:w="2880"/>
-        <w:gridCol w:w="2880"/>
+        <w:gridCol w:w="3402"/>
+        <w:gridCol w:w="2551"/>
+        <w:gridCol w:w="2551"/>
       </w:tblGrid>
       <w:tr>
+        <w:trPr>
+          <w:cantSplit/>
+        </w:trPr>
         <w:tc>
           <w:tcPr>
             <w:tcW w:type="dxa" w:w="3402"/>
           </w:tcPr>
           <w:p>
+            <w:pPr>
+              <w:keepNext/>
+            </w:pPr>
             <w:r/>
             <w:r>
               <w:rPr>
@@ -7194,6 +11446,9 @@
             <w:tcW w:type="dxa" w:w="2551"/>
           </w:tcPr>
           <w:p>
+            <w:pPr>
+              <w:keepNext/>
+            </w:pPr>
             <w:r/>
             <w:r>
               <w:rPr>
@@ -7209,6 +11464,9 @@
             <w:tcW w:type="dxa" w:w="2551"/>
           </w:tcPr>
           <w:p>
+            <w:pPr>
+              <w:keepNext/>
+            </w:pPr>
             <w:r/>
             <w:r>
               <w:rPr>
@@ -7221,11 +11479,17 @@
         </w:tc>
       </w:tr>
       <w:tr>
+        <w:trPr>
+          <w:cantSplit/>
+        </w:trPr>
         <w:tc>
           <w:tcPr>
             <w:tcW w:type="dxa" w:w="3402"/>
           </w:tcPr>
           <w:p>
+            <w:pPr>
+              <w:keepNext/>
+            </w:pPr>
             <w:r/>
             <w:r>
               <w:rPr>
@@ -7241,6 +11505,7 @@
           </w:tcPr>
           <w:p>
             <w:pPr>
+              <w:keepNext/>
               <w:jc w:val="right"/>
             </w:pPr>
             <w:r/>
@@ -7258,6 +11523,7 @@
           </w:tcPr>
           <w:p>
             <w:pPr>
+              <w:keepNext/>
               <w:jc w:val="right"/>
             </w:pPr>
             <w:r/>
@@ -7271,11 +11537,17 @@
         </w:tc>
       </w:tr>
       <w:tr>
+        <w:trPr>
+          <w:cantSplit/>
+        </w:trPr>
         <w:tc>
           <w:tcPr>
             <w:tcW w:type="dxa" w:w="3402"/>
           </w:tcPr>
           <w:p>
+            <w:pPr>
+              <w:keepNext/>
+            </w:pPr>
             <w:r/>
             <w:r>
               <w:rPr>
@@ -7291,6 +11563,7 @@
           </w:tcPr>
           <w:p>
             <w:pPr>
+              <w:keepNext/>
               <w:jc w:val="right"/>
             </w:pPr>
             <w:r/>
@@ -7308,6 +11581,7 @@
           </w:tcPr>
           <w:p>
             <w:pPr>
+              <w:keepNext/>
               <w:jc w:val="right"/>
             </w:pPr>
             <w:r/>
@@ -7321,6 +11595,9 @@
         </w:tc>
       </w:tr>
       <w:tr>
+        <w:trPr>
+          <w:cantSplit/>
+        </w:trPr>
         <w:tc>
           <w:tcPr>
             <w:tcW w:type="dxa" w:w="3402"/>
@@ -7395,20 +11672,27 @@
         <w:tblStyle w:val="LightGrid-Accent1"/>
         <w:tblW w:type="auto" w:w="0"/>
         <w:jc w:val="center"/>
+        <w:tblLayout w:type="fixed"/>
         <w:tblLook w:firstColumn="1" w:firstRow="1" w:lastColumn="0" w:lastRow="0" w:noHBand="0" w:noVBand="1" w:val="04A0"/>
       </w:tblPr>
       <w:tblGrid>
-        <w:gridCol w:w="2160"/>
-        <w:gridCol w:w="2160"/>
-        <w:gridCol w:w="2160"/>
-        <w:gridCol w:w="2160"/>
+        <w:gridCol w:w="3402"/>
+        <w:gridCol w:w="1701"/>
+        <w:gridCol w:w="1701"/>
+        <w:gridCol w:w="1701"/>
       </w:tblGrid>
       <w:tr>
+        <w:trPr>
+          <w:cantSplit/>
+        </w:trPr>
         <w:tc>
           <w:tcPr>
             <w:tcW w:type="dxa" w:w="3402"/>
           </w:tcPr>
           <w:p>
+            <w:pPr>
+              <w:keepNext/>
+            </w:pPr>
             <w:r/>
             <w:r>
               <w:rPr>
@@ -7424,6 +11708,9 @@
             <w:tcW w:type="dxa" w:w="1701"/>
           </w:tcPr>
           <w:p>
+            <w:pPr>
+              <w:keepNext/>
+            </w:pPr>
             <w:r/>
             <w:r>
               <w:rPr>
@@ -7439,6 +11726,9 @@
             <w:tcW w:type="dxa" w:w="1701"/>
           </w:tcPr>
           <w:p>
+            <w:pPr>
+              <w:keepNext/>
+            </w:pPr>
             <w:r/>
             <w:r>
               <w:rPr>
@@ -7454,6 +11744,9 @@
             <w:tcW w:type="dxa" w:w="1701"/>
           </w:tcPr>
           <w:p>
+            <w:pPr>
+              <w:keepNext/>
+            </w:pPr>
             <w:r/>
             <w:r>
               <w:rPr>
@@ -7466,11 +11759,17 @@
         </w:tc>
       </w:tr>
       <w:tr>
+        <w:trPr>
+          <w:cantSplit/>
+        </w:trPr>
         <w:tc>
           <w:tcPr>
             <w:tcW w:type="dxa" w:w="3402"/>
           </w:tcPr>
           <w:p>
+            <w:pPr>
+              <w:keepNext/>
+            </w:pPr>
             <w:r/>
             <w:r>
               <w:rPr>
@@ -7486,6 +11785,7 @@
           </w:tcPr>
           <w:p>
             <w:pPr>
+              <w:keepNext/>
               <w:jc w:val="right"/>
             </w:pPr>
             <w:r/>
@@ -7503,6 +11803,7 @@
           </w:tcPr>
           <w:p>
             <w:pPr>
+              <w:keepNext/>
               <w:jc w:val="right"/>
             </w:pPr>
             <w:r/>
@@ -7520,6 +11821,7 @@
           </w:tcPr>
           <w:p>
             <w:pPr>
+              <w:keepNext/>
               <w:jc w:val="right"/>
             </w:pPr>
             <w:r/>
@@ -7533,11 +11835,17 @@
         </w:tc>
       </w:tr>
       <w:tr>
+        <w:trPr>
+          <w:cantSplit/>
+        </w:trPr>
         <w:tc>
           <w:tcPr>
             <w:tcW w:type="dxa" w:w="3402"/>
           </w:tcPr>
           <w:p>
+            <w:pPr>
+              <w:keepNext/>
+            </w:pPr>
             <w:r/>
             <w:r>
               <w:rPr>
@@ -7553,6 +11861,7 @@
           </w:tcPr>
           <w:p>
             <w:pPr>
+              <w:keepNext/>
               <w:jc w:val="right"/>
             </w:pPr>
             <w:r/>
@@ -7570,6 +11879,7 @@
           </w:tcPr>
           <w:p>
             <w:pPr>
+              <w:keepNext/>
               <w:jc w:val="right"/>
             </w:pPr>
             <w:r/>
@@ -7587,6 +11897,7 @@
           </w:tcPr>
           <w:p>
             <w:pPr>
+              <w:keepNext/>
               <w:jc w:val="right"/>
             </w:pPr>
             <w:r/>
@@ -7600,6 +11911,9 @@
         </w:tc>
       </w:tr>
       <w:tr>
+        <w:trPr>
+          <w:cantSplit/>
+        </w:trPr>
         <w:tc>
           <w:tcPr>
             <w:tcW w:type="dxa" w:w="3402"/>
@@ -7874,7 +12188,7 @@
         <w:pStyle w:val="Heading1"/>
       </w:pPr>
       <w:r>
-        <w:t>13. Assumptions &amp; open questions</w:t>
+        <w:t>16. Assumptions &amp; open questions</w:t>
       </w:r>
     </w:p>
     <w:p>
@@ -7896,19 +12210,26 @@
         <w:tblStyle w:val="LightGrid-Accent1"/>
         <w:tblW w:type="auto" w:w="0"/>
         <w:jc w:val="center"/>
+        <w:tblLayout w:type="fixed"/>
         <w:tblLook w:firstColumn="1" w:firstRow="1" w:lastColumn="0" w:lastRow="0" w:noHBand="0" w:noVBand="1" w:val="04A0"/>
       </w:tblPr>
       <w:tblGrid>
-        <w:gridCol w:w="2880"/>
-        <w:gridCol w:w="2880"/>
-        <w:gridCol w:w="2880"/>
+        <w:gridCol w:w="850"/>
+        <w:gridCol w:w="6520"/>
+        <w:gridCol w:w="1134"/>
       </w:tblGrid>
       <w:tr>
+        <w:trPr>
+          <w:cantSplit/>
+        </w:trPr>
         <w:tc>
           <w:tcPr>
             <w:tcW w:type="dxa" w:w="850"/>
           </w:tcPr>
           <w:p>
+            <w:pPr>
+              <w:keepNext/>
+            </w:pPr>
             <w:r/>
             <w:r>
               <w:rPr>
@@ -7924,6 +12245,9 @@
             <w:tcW w:type="dxa" w:w="6520"/>
           </w:tcPr>
           <w:p>
+            <w:pPr>
+              <w:keepNext/>
+            </w:pPr>
             <w:r/>
             <w:r>
               <w:rPr>
@@ -7939,6 +12263,9 @@
             <w:tcW w:type="dxa" w:w="1134"/>
           </w:tcPr>
           <w:p>
+            <w:pPr>
+              <w:keepNext/>
+            </w:pPr>
             <w:r/>
             <w:r>
               <w:rPr>
@@ -7951,11 +12278,17 @@
         </w:tc>
       </w:tr>
       <w:tr>
+        <w:trPr>
+          <w:cantSplit/>
+        </w:trPr>
         <w:tc>
           <w:tcPr>
             <w:tcW w:type="dxa" w:w="850"/>
           </w:tcPr>
           <w:p>
+            <w:pPr>
+              <w:keepNext/>
+            </w:pPr>
             <w:r/>
             <w:r>
               <w:rPr>
@@ -7970,6 +12303,9 @@
             <w:tcW w:type="dxa" w:w="6520"/>
           </w:tcPr>
           <w:p>
+            <w:pPr>
+              <w:keepNext/>
+            </w:pPr>
             <w:r/>
             <w:r>
               <w:rPr>
@@ -7985,6 +12321,7 @@
           </w:tcPr>
           <w:p>
             <w:pPr>
+              <w:keepNext/>
               <w:jc w:val="right"/>
             </w:pPr>
             <w:r/>
@@ -7998,11 +12335,17 @@
         </w:tc>
       </w:tr>
       <w:tr>
+        <w:trPr>
+          <w:cantSplit/>
+        </w:trPr>
         <w:tc>
           <w:tcPr>
             <w:tcW w:type="dxa" w:w="850"/>
           </w:tcPr>
           <w:p>
+            <w:pPr>
+              <w:keepNext/>
+            </w:pPr>
             <w:r/>
             <w:r>
               <w:rPr>
@@ -8017,6 +12360,9 @@
             <w:tcW w:type="dxa" w:w="6520"/>
           </w:tcPr>
           <w:p>
+            <w:pPr>
+              <w:keepNext/>
+            </w:pPr>
             <w:r/>
             <w:r>
               <w:rPr>
@@ -8032,6 +12378,7 @@
           </w:tcPr>
           <w:p>
             <w:pPr>
+              <w:keepNext/>
               <w:jc w:val="right"/>
             </w:pPr>
             <w:r/>
@@ -8045,11 +12392,17 @@
         </w:tc>
       </w:tr>
       <w:tr>
+        <w:trPr>
+          <w:cantSplit/>
+        </w:trPr>
         <w:tc>
           <w:tcPr>
             <w:tcW w:type="dxa" w:w="850"/>
           </w:tcPr>
           <w:p>
+            <w:pPr>
+              <w:keepNext/>
+            </w:pPr>
             <w:r/>
             <w:r>
               <w:rPr>
@@ -8064,6 +12417,9 @@
             <w:tcW w:type="dxa" w:w="6520"/>
           </w:tcPr>
           <w:p>
+            <w:pPr>
+              <w:keepNext/>
+            </w:pPr>
             <w:r/>
             <w:r>
               <w:rPr>
@@ -8079,6 +12435,7 @@
           </w:tcPr>
           <w:p>
             <w:pPr>
+              <w:keepNext/>
               <w:jc w:val="right"/>
             </w:pPr>
             <w:r/>
@@ -8092,11 +12449,17 @@
         </w:tc>
       </w:tr>
       <w:tr>
+        <w:trPr>
+          <w:cantSplit/>
+        </w:trPr>
         <w:tc>
           <w:tcPr>
             <w:tcW w:type="dxa" w:w="850"/>
           </w:tcPr>
           <w:p>
+            <w:pPr>
+              <w:keepNext/>
+            </w:pPr>
             <w:r/>
             <w:r>
               <w:rPr>
@@ -8111,6 +12474,9 @@
             <w:tcW w:type="dxa" w:w="6520"/>
           </w:tcPr>
           <w:p>
+            <w:pPr>
+              <w:keepNext/>
+            </w:pPr>
             <w:r/>
             <w:r>
               <w:rPr>
@@ -8126,6 +12492,7 @@
           </w:tcPr>
           <w:p>
             <w:pPr>
+              <w:keepNext/>
               <w:jc w:val="right"/>
             </w:pPr>
             <w:r/>
@@ -8139,11 +12506,17 @@
         </w:tc>
       </w:tr>
       <w:tr>
+        <w:trPr>
+          <w:cantSplit/>
+        </w:trPr>
         <w:tc>
           <w:tcPr>
             <w:tcW w:type="dxa" w:w="850"/>
           </w:tcPr>
           <w:p>
+            <w:pPr>
+              <w:keepNext/>
+            </w:pPr>
             <w:r/>
             <w:r>
               <w:rPr>
@@ -8158,6 +12531,9 @@
             <w:tcW w:type="dxa" w:w="6520"/>
           </w:tcPr>
           <w:p>
+            <w:pPr>
+              <w:keepNext/>
+            </w:pPr>
             <w:r/>
             <w:r>
               <w:rPr>
@@ -8173,6 +12549,7 @@
           </w:tcPr>
           <w:p>
             <w:pPr>
+              <w:keepNext/>
               <w:jc w:val="right"/>
             </w:pPr>
             <w:r/>
@@ -8186,11 +12563,17 @@
         </w:tc>
       </w:tr>
       <w:tr>
+        <w:trPr>
+          <w:cantSplit/>
+        </w:trPr>
         <w:tc>
           <w:tcPr>
             <w:tcW w:type="dxa" w:w="850"/>
           </w:tcPr>
           <w:p>
+            <w:pPr>
+              <w:keepNext/>
+            </w:pPr>
             <w:r/>
             <w:r>
               <w:rPr>
@@ -8205,6 +12588,9 @@
             <w:tcW w:type="dxa" w:w="6520"/>
           </w:tcPr>
           <w:p>
+            <w:pPr>
+              <w:keepNext/>
+            </w:pPr>
             <w:r/>
             <w:r>
               <w:rPr>
@@ -8220,6 +12606,7 @@
           </w:tcPr>
           <w:p>
             <w:pPr>
+              <w:keepNext/>
               <w:jc w:val="right"/>
             </w:pPr>
             <w:r/>
@@ -8233,11 +12620,17 @@
         </w:tc>
       </w:tr>
       <w:tr>
+        <w:trPr>
+          <w:cantSplit/>
+        </w:trPr>
         <w:tc>
           <w:tcPr>
             <w:tcW w:type="dxa" w:w="850"/>
           </w:tcPr>
           <w:p>
+            <w:pPr>
+              <w:keepNext/>
+            </w:pPr>
             <w:r/>
             <w:r>
               <w:rPr>
@@ -8252,6 +12645,9 @@
             <w:tcW w:type="dxa" w:w="6520"/>
           </w:tcPr>
           <w:p>
+            <w:pPr>
+              <w:keepNext/>
+            </w:pPr>
             <w:r/>
             <w:r>
               <w:rPr>
@@ -8267,6 +12663,7 @@
           </w:tcPr>
           <w:p>
             <w:pPr>
+              <w:keepNext/>
               <w:jc w:val="right"/>
             </w:pPr>
             <w:r/>
@@ -8280,11 +12677,17 @@
         </w:tc>
       </w:tr>
       <w:tr>
+        <w:trPr>
+          <w:cantSplit/>
+        </w:trPr>
         <w:tc>
           <w:tcPr>
             <w:tcW w:type="dxa" w:w="850"/>
           </w:tcPr>
           <w:p>
+            <w:pPr>
+              <w:keepNext/>
+            </w:pPr>
             <w:r/>
             <w:r>
               <w:rPr>
@@ -8299,6 +12702,9 @@
             <w:tcW w:type="dxa" w:w="6520"/>
           </w:tcPr>
           <w:p>
+            <w:pPr>
+              <w:keepNext/>
+            </w:pPr>
             <w:r/>
             <w:r>
               <w:rPr>
@@ -8314,6 +12720,7 @@
           </w:tcPr>
           <w:p>
             <w:pPr>
+              <w:keepNext/>
               <w:jc w:val="right"/>
             </w:pPr>
             <w:r/>
@@ -8327,11 +12734,17 @@
         </w:tc>
       </w:tr>
       <w:tr>
+        <w:trPr>
+          <w:cantSplit/>
+        </w:trPr>
         <w:tc>
           <w:tcPr>
             <w:tcW w:type="dxa" w:w="850"/>
           </w:tcPr>
           <w:p>
+            <w:pPr>
+              <w:keepNext/>
+            </w:pPr>
             <w:r/>
             <w:r>
               <w:rPr>
@@ -8346,6 +12759,9 @@
             <w:tcW w:type="dxa" w:w="6520"/>
           </w:tcPr>
           <w:p>
+            <w:pPr>
+              <w:keepNext/>
+            </w:pPr>
             <w:r/>
             <w:r>
               <w:rPr>
@@ -8361,6 +12777,7 @@
           </w:tcPr>
           <w:p>
             <w:pPr>
+              <w:keepNext/>
               <w:jc w:val="right"/>
             </w:pPr>
             <w:r/>
@@ -8374,11 +12791,17 @@
         </w:tc>
       </w:tr>
       <w:tr>
+        <w:trPr>
+          <w:cantSplit/>
+        </w:trPr>
         <w:tc>
           <w:tcPr>
             <w:tcW w:type="dxa" w:w="850"/>
           </w:tcPr>
           <w:p>
+            <w:pPr>
+              <w:keepNext/>
+            </w:pPr>
             <w:r/>
             <w:r>
               <w:rPr>
@@ -8393,6 +12816,9 @@
             <w:tcW w:type="dxa" w:w="6520"/>
           </w:tcPr>
           <w:p>
+            <w:pPr>
+              <w:keepNext/>
+            </w:pPr>
             <w:r/>
             <w:r>
               <w:rPr>
@@ -8408,6 +12834,7 @@
           </w:tcPr>
           <w:p>
             <w:pPr>
+              <w:keepNext/>
               <w:jc w:val="right"/>
             </w:pPr>
             <w:r/>
@@ -8421,11 +12848,17 @@
         </w:tc>
       </w:tr>
       <w:tr>
+        <w:trPr>
+          <w:cantSplit/>
+        </w:trPr>
         <w:tc>
           <w:tcPr>
             <w:tcW w:type="dxa" w:w="850"/>
           </w:tcPr>
           <w:p>
+            <w:pPr>
+              <w:keepNext/>
+            </w:pPr>
             <w:r/>
             <w:r>
               <w:rPr>
@@ -8440,6 +12873,9 @@
             <w:tcW w:type="dxa" w:w="6520"/>
           </w:tcPr>
           <w:p>
+            <w:pPr>
+              <w:keepNext/>
+            </w:pPr>
             <w:r/>
             <w:r>
               <w:rPr>
@@ -8455,6 +12891,7 @@
           </w:tcPr>
           <w:p>
             <w:pPr>
+              <w:keepNext/>
               <w:jc w:val="right"/>
             </w:pPr>
             <w:r/>
@@ -8468,11 +12905,17 @@
         </w:tc>
       </w:tr>
       <w:tr>
+        <w:trPr>
+          <w:cantSplit/>
+        </w:trPr>
         <w:tc>
           <w:tcPr>
             <w:tcW w:type="dxa" w:w="850"/>
           </w:tcPr>
           <w:p>
+            <w:pPr>
+              <w:keepNext/>
+            </w:pPr>
             <w:r/>
             <w:r>
               <w:rPr>
@@ -8487,6 +12930,9 @@
             <w:tcW w:type="dxa" w:w="6520"/>
           </w:tcPr>
           <w:p>
+            <w:pPr>
+              <w:keepNext/>
+            </w:pPr>
             <w:r/>
             <w:r>
               <w:rPr>
@@ -8502,6 +12948,7 @@
           </w:tcPr>
           <w:p>
             <w:pPr>
+              <w:keepNext/>
               <w:jc w:val="right"/>
             </w:pPr>
             <w:r/>
@@ -8515,11 +12962,17 @@
         </w:tc>
       </w:tr>
       <w:tr>
+        <w:trPr>
+          <w:cantSplit/>
+        </w:trPr>
         <w:tc>
           <w:tcPr>
             <w:tcW w:type="dxa" w:w="850"/>
           </w:tcPr>
           <w:p>
+            <w:pPr>
+              <w:keepNext/>
+            </w:pPr>
             <w:r/>
             <w:r>
               <w:rPr>
@@ -8534,6 +12987,9 @@
             <w:tcW w:type="dxa" w:w="6520"/>
           </w:tcPr>
           <w:p>
+            <w:pPr>
+              <w:keepNext/>
+            </w:pPr>
             <w:r/>
             <w:r>
               <w:rPr>
@@ -8549,6 +13005,7 @@
           </w:tcPr>
           <w:p>
             <w:pPr>
+              <w:keepNext/>
               <w:jc w:val="right"/>
             </w:pPr>
             <w:r/>
@@ -8562,11 +13019,17 @@
         </w:tc>
       </w:tr>
       <w:tr>
+        <w:trPr>
+          <w:cantSplit/>
+        </w:trPr>
         <w:tc>
           <w:tcPr>
             <w:tcW w:type="dxa" w:w="850"/>
           </w:tcPr>
           <w:p>
+            <w:pPr>
+              <w:keepNext/>
+            </w:pPr>
             <w:r/>
             <w:r>
               <w:rPr>
@@ -8581,6 +13044,9 @@
             <w:tcW w:type="dxa" w:w="6520"/>
           </w:tcPr>
           <w:p>
+            <w:pPr>
+              <w:keepNext/>
+            </w:pPr>
             <w:r/>
             <w:r>
               <w:rPr>
@@ -8596,6 +13062,7 @@
           </w:tcPr>
           <w:p>
             <w:pPr>
+              <w:keepNext/>
               <w:jc w:val="right"/>
             </w:pPr>
             <w:r/>
@@ -8609,11 +13076,17 @@
         </w:tc>
       </w:tr>
       <w:tr>
+        <w:trPr>
+          <w:cantSplit/>
+        </w:trPr>
         <w:tc>
           <w:tcPr>
             <w:tcW w:type="dxa" w:w="850"/>
           </w:tcPr>
           <w:p>
+            <w:pPr>
+              <w:keepNext/>
+            </w:pPr>
             <w:r/>
             <w:r>
               <w:rPr>
@@ -8628,6 +13101,9 @@
             <w:tcW w:type="dxa" w:w="6520"/>
           </w:tcPr>
           <w:p>
+            <w:pPr>
+              <w:keepNext/>
+            </w:pPr>
             <w:r/>
             <w:r>
               <w:rPr>
@@ -8643,6 +13119,7 @@
           </w:tcPr>
           <w:p>
             <w:pPr>
+              <w:keepNext/>
               <w:jc w:val="right"/>
             </w:pPr>
             <w:r/>
@@ -8656,11 +13133,17 @@
         </w:tc>
       </w:tr>
       <w:tr>
+        <w:trPr>
+          <w:cantSplit/>
+        </w:trPr>
         <w:tc>
           <w:tcPr>
             <w:tcW w:type="dxa" w:w="850"/>
           </w:tcPr>
           <w:p>
+            <w:pPr>
+              <w:keepNext/>
+            </w:pPr>
             <w:r/>
             <w:r>
               <w:rPr>
@@ -8675,6 +13158,9 @@
             <w:tcW w:type="dxa" w:w="6520"/>
           </w:tcPr>
           <w:p>
+            <w:pPr>
+              <w:keepNext/>
+            </w:pPr>
             <w:r/>
             <w:r>
               <w:rPr>
@@ -8690,6 +13176,7 @@
           </w:tcPr>
           <w:p>
             <w:pPr>
+              <w:keepNext/>
               <w:jc w:val="right"/>
             </w:pPr>
             <w:r/>
@@ -8703,11 +13190,17 @@
         </w:tc>
       </w:tr>
       <w:tr>
+        <w:trPr>
+          <w:cantSplit/>
+        </w:trPr>
         <w:tc>
           <w:tcPr>
             <w:tcW w:type="dxa" w:w="850"/>
           </w:tcPr>
           <w:p>
+            <w:pPr>
+              <w:keepNext/>
+            </w:pPr>
             <w:r/>
             <w:r>
               <w:rPr>
@@ -8722,6 +13215,9 @@
             <w:tcW w:type="dxa" w:w="6520"/>
           </w:tcPr>
           <w:p>
+            <w:pPr>
+              <w:keepNext/>
+            </w:pPr>
             <w:r/>
             <w:r>
               <w:rPr>
@@ -8737,6 +13233,7 @@
           </w:tcPr>
           <w:p>
             <w:pPr>
+              <w:keepNext/>
               <w:jc w:val="right"/>
             </w:pPr>
             <w:r/>
@@ -8750,11 +13247,17 @@
         </w:tc>
       </w:tr>
       <w:tr>
+        <w:trPr>
+          <w:cantSplit/>
+        </w:trPr>
         <w:tc>
           <w:tcPr>
             <w:tcW w:type="dxa" w:w="850"/>
           </w:tcPr>
           <w:p>
+            <w:pPr>
+              <w:keepNext/>
+            </w:pPr>
             <w:r/>
             <w:r>
               <w:rPr>
@@ -8769,6 +13272,9 @@
             <w:tcW w:type="dxa" w:w="6520"/>
           </w:tcPr>
           <w:p>
+            <w:pPr>
+              <w:keepNext/>
+            </w:pPr>
             <w:r/>
             <w:r>
               <w:rPr>
@@ -8784,6 +13290,7 @@
           </w:tcPr>
           <w:p>
             <w:pPr>
+              <w:keepNext/>
               <w:jc w:val="right"/>
             </w:pPr>
             <w:r/>
@@ -8797,11 +13304,17 @@
         </w:tc>
       </w:tr>
       <w:tr>
+        <w:trPr>
+          <w:cantSplit/>
+        </w:trPr>
         <w:tc>
           <w:tcPr>
             <w:tcW w:type="dxa" w:w="850"/>
           </w:tcPr>
           <w:p>
+            <w:pPr>
+              <w:keepNext/>
+            </w:pPr>
             <w:r/>
             <w:r>
               <w:rPr>
@@ -8816,6 +13329,9 @@
             <w:tcW w:type="dxa" w:w="6520"/>
           </w:tcPr>
           <w:p>
+            <w:pPr>
+              <w:keepNext/>
+            </w:pPr>
             <w:r/>
             <w:r>
               <w:rPr>
@@ -8831,6 +13347,7 @@
           </w:tcPr>
           <w:p>
             <w:pPr>
+              <w:keepNext/>
               <w:jc w:val="right"/>
             </w:pPr>
             <w:r/>
@@ -8844,11 +13361,17 @@
         </w:tc>
       </w:tr>
       <w:tr>
+        <w:trPr>
+          <w:cantSplit/>
+        </w:trPr>
         <w:tc>
           <w:tcPr>
             <w:tcW w:type="dxa" w:w="850"/>
           </w:tcPr>
           <w:p>
+            <w:pPr>
+              <w:keepNext/>
+            </w:pPr>
             <w:r/>
             <w:r>
               <w:rPr>
@@ -8863,6 +13386,9 @@
             <w:tcW w:type="dxa" w:w="6520"/>
           </w:tcPr>
           <w:p>
+            <w:pPr>
+              <w:keepNext/>
+            </w:pPr>
             <w:r/>
             <w:r>
               <w:rPr>
@@ -8878,6 +13404,7 @@
           </w:tcPr>
           <w:p>
             <w:pPr>
+              <w:keepNext/>
               <w:jc w:val="right"/>
             </w:pPr>
             <w:r/>
@@ -8891,6 +13418,9 @@
         </w:tc>
       </w:tr>
       <w:tr>
+        <w:trPr>
+          <w:cantSplit/>
+        </w:trPr>
         <w:tc>
           <w:tcPr>
             <w:tcW w:type="dxa" w:w="850"/>
@@ -8945,16 +13475,194 @@
     </w:p>
     <w:p>
       <w:pPr>
-        <w:spacing w:after="120"/>
+        <w:pStyle w:val="Heading1"/>
+      </w:pPr>
+      <w:r>
+        <w:t>References</w:t>
+      </w:r>
+    </w:p>
+    <w:p>
+      <w:r>
+        <w:rPr>
+          <w:i/>
+          <w:sz w:val="17"/>
+        </w:rPr>
+        <w:t>APA 7th edition. Conversations with the course teacher and DHL are personal communications and are cited in the text only.</w:t>
+      </w:r>
+    </w:p>
+    <w:p>
+      <w:pPr>
+        <w:spacing w:after="80"/>
+        <w:ind w:left="720" w:hanging="720"/>
       </w:pPr>
       <w:r>
         <w:rPr>
-          <w:b w:val="0"/>
+          <w:i w:val="0"/>
+          <w:sz w:val="20"/>
+        </w:rPr>
+        <w:t xml:space="preserve">Assa Abloy, &amp; DHL Supply Chain. (2025). </w:t>
+      </w:r>
+      <w:r>
+        <w:rPr>
           <w:i/>
-          <w:color w:val="666666"/>
-          <w:sz w:val="18"/>
+          <w:sz w:val="20"/>
         </w:rPr>
-        <w:t>Sources: project brief, the Assa Abloy data files, teacher/DHL feedback and external references (Gadeyne on peak slotting; Jungheinrich equipment data) — full list in documentation/sources.md.</w:t>
+        <w:t>Assa Abloy storage details (1 April, 1 May and 1 June 2025) and outbound details (April–June 2025)</w:t>
+      </w:r>
+      <w:r>
+        <w:rPr>
+          <w:i w:val="0"/>
+          <w:sz w:val="20"/>
+        </w:rPr>
+        <w:t xml:space="preserve"> [Unpublished raw data]. DHL Supply Chain, Bemmel.</w:t>
+      </w:r>
+    </w:p>
+    <w:p>
+      <w:pPr>
+        <w:spacing w:after="80"/>
+        <w:ind w:left="720" w:hanging="720"/>
+      </w:pPr>
+      <w:r>
+        <w:rPr>
+          <w:i w:val="0"/>
+          <w:sz w:val="20"/>
+        </w:rPr>
+        <w:t xml:space="preserve">Baker, P., &amp; Canessa, M. (2009). Warehouse design: A structured approach. </w:t>
+      </w:r>
+      <w:r>
+        <w:rPr>
+          <w:i/>
+          <w:sz w:val="20"/>
+        </w:rPr>
+        <w:t>European Journal of Operational Research, 193</w:t>
+      </w:r>
+      <w:r>
+        <w:rPr>
+          <w:i w:val="0"/>
+          <w:sz w:val="20"/>
+        </w:rPr>
+        <w:t>(2), 425–436. https://doi.org/10.1016/j.ejor.2007.11.045</w:t>
+      </w:r>
+    </w:p>
+    <w:p>
+      <w:pPr>
+        <w:spacing w:after="80"/>
+        <w:ind w:left="720" w:hanging="720"/>
+      </w:pPr>
+      <w:r>
+        <w:rPr>
+          <w:i w:val="0"/>
+          <w:sz w:val="20"/>
+        </w:rPr>
+        <w:t xml:space="preserve">de Koster, R., Le-Duc, T., &amp; Roodbergen, K. J. (2007). Design and control of warehouse order picking: A literature review. </w:t>
+      </w:r>
+      <w:r>
+        <w:rPr>
+          <w:i/>
+          <w:sz w:val="20"/>
+        </w:rPr>
+        <w:t>European Journal of Operational Research, 182</w:t>
+      </w:r>
+      <w:r>
+        <w:rPr>
+          <w:i w:val="0"/>
+          <w:sz w:val="20"/>
+        </w:rPr>
+        <w:t>(2), 481–501. https://doi.org/10.1016/j.ejor.2006.07.009</w:t>
+      </w:r>
+    </w:p>
+    <w:p>
+      <w:pPr>
+        <w:spacing w:after="80"/>
+        <w:ind w:left="720" w:hanging="720"/>
+      </w:pPr>
+      <w:r>
+        <w:rPr>
+          <w:i w:val="0"/>
+          <w:sz w:val="20"/>
+        </w:rPr>
+        <w:t xml:space="preserve">Extensiv. (n.d.). </w:t>
+      </w:r>
+      <w:r>
+        <w:rPr>
+          <w:i/>
+          <w:sz w:val="20"/>
+        </w:rPr>
+        <w:t>3PL fulfillment KPIs: Formulas &amp; benchmarks</w:t>
+      </w:r>
+      <w:r>
+        <w:rPr>
+          <w:i w:val="0"/>
+          <w:sz w:val="20"/>
+        </w:rPr>
+        <w:t>. Retrieved October 18, 2026, from https://www.extensiv.com/blog/3pl-fulfillment-kpis-formulas-benchmarks</w:t>
+      </w:r>
+    </w:p>
+    <w:p>
+      <w:pPr>
+        <w:spacing w:after="80"/>
+        <w:ind w:left="720" w:hanging="720"/>
+      </w:pPr>
+      <w:r>
+        <w:rPr>
+          <w:i w:val="0"/>
+          <w:sz w:val="20"/>
+        </w:rPr>
+        <w:t>HAN University of Applied Sciences. (2026a). [Lecture slides on warehouse design, layouts, storage and order-picking systems, week 3]. OPERMB04 Operations Management. Unpublished course material.</w:t>
+      </w:r>
+    </w:p>
+    <w:p>
+      <w:pPr>
+        <w:spacing w:after="80"/>
+        <w:ind w:left="720" w:hanging="720"/>
+      </w:pPr>
+      <w:r>
+        <w:rPr>
+          <w:i w:val="0"/>
+          <w:sz w:val="20"/>
+        </w:rPr>
+        <w:t xml:space="preserve">HAN University of Applied Sciences. (2026b). </w:t>
+      </w:r>
+      <w:r>
+        <w:rPr>
+          <w:i/>
+          <w:sz w:val="20"/>
+        </w:rPr>
+        <w:t>Project DHL on the move: Project OTM</w:t>
+      </w:r>
+      <w:r>
+        <w:rPr>
+          <w:i w:val="0"/>
+          <w:sz w:val="20"/>
+        </w:rPr>
+        <w:t xml:space="preserve"> [Unpublished project brief]. OPERMB04 Operations Management.</w:t>
+      </w:r>
+    </w:p>
+    <w:p>
+      <w:pPr>
+        <w:spacing w:after="80"/>
+        <w:ind w:left="720" w:hanging="720"/>
+      </w:pPr>
+      <w:r>
+        <w:rPr>
+          <w:i w:val="0"/>
+          <w:sz w:val="20"/>
+        </w:rPr>
+        <w:t xml:space="preserve">Slack, N., Brandon-Jones, A., &amp; Burgess, N. (2022). </w:t>
+      </w:r>
+      <w:r>
+        <w:rPr>
+          <w:i/>
+          <w:sz w:val="20"/>
+        </w:rPr>
+        <w:t>Operations management</w:t>
+      </w:r>
+      <w:r>
+        <w:rPr>
+          <w:i w:val="0"/>
+          <w:sz w:val="20"/>
+        </w:rPr>
+        <w:t xml:space="preserve"> (10th ed.). Pearson.</w:t>
       </w:r>
     </w:p>
     <w:sectPr>
